--- a/ai_11/volodymyr_bychkovskyi/epic_2/epic_2_report_volodymyr_bychkovskyi.docx
+++ b/ai_11/volodymyr_bychkovskyi/epic_2/epic_2_report_volodymyr_bychkovskyi.docx
@@ -106,12 +106,12 @@
             <wp:extent cx="2710845" cy="2571750"/>
             <wp:effectExtent b="0" l="0" r="0" t="0"/>
             <wp:wrapNone/>
-            <wp:docPr descr="A blue and white logo&#10;&#10;Description automatically generated" id="61" name="image7.jpg"/>
+            <wp:docPr descr="A blue and white logo&#10;&#10;Description automatically generated" id="62" name="image17.jpg"/>
             <a:graphic>
               <a:graphicData uri="http://schemas.openxmlformats.org/drawingml/2006/picture">
                 <pic:pic>
                   <pic:nvPicPr>
-                    <pic:cNvPr descr="A blue and white logo&#10;&#10;Description automatically generated" id="0" name="image7.jpg"/>
+                    <pic:cNvPr descr="A blue and white logo&#10;&#10;Description automatically generated" id="0" name="image17.jpg"/>
                     <pic:cNvPicPr preferRelativeResize="0"/>
                   </pic:nvPicPr>
                   <pic:blipFill>
@@ -5785,12 +5785,12 @@
           <wp:inline distB="114300" distT="114300" distL="114300" distR="114300">
             <wp:extent cx="5940115" cy="1435100"/>
             <wp:effectExtent b="0" l="0" r="0" t="0"/>
-            <wp:docPr id="53" name="image11.png"/>
+            <wp:docPr id="58" name="image12.png"/>
             <a:graphic>
               <a:graphicData uri="http://schemas.openxmlformats.org/drawingml/2006/picture">
                 <pic:pic>
                   <pic:nvPicPr>
-                    <pic:cNvPr id="0" name="image11.png"/>
+                    <pic:cNvPr id="0" name="image12.png"/>
                     <pic:cNvPicPr preferRelativeResize="0"/>
                   </pic:nvPicPr>
                   <pic:blipFill>
@@ -5891,12 +5891,12 @@
           <wp:inline distB="114300" distT="114300" distL="114300" distR="114300">
             <wp:extent cx="5940115" cy="1816100"/>
             <wp:effectExtent b="0" l="0" r="0" t="0"/>
-            <wp:docPr id="52" name="image8.png"/>
+            <wp:docPr id="57" name="image10.png"/>
             <a:graphic>
               <a:graphicData uri="http://schemas.openxmlformats.org/drawingml/2006/picture">
                 <pic:pic>
                   <pic:nvPicPr>
-                    <pic:cNvPr id="0" name="image8.png"/>
+                    <pic:cNvPr id="0" name="image10.png"/>
                     <pic:cNvPicPr preferRelativeResize="0"/>
                   </pic:nvPicPr>
                   <pic:blipFill>
@@ -6009,12 +6009,12 @@
           <wp:inline distB="114300" distT="114300" distL="114300" distR="114300">
             <wp:extent cx="5940115" cy="381000"/>
             <wp:effectExtent b="0" l="0" r="0" t="0"/>
-            <wp:docPr id="55" name="image18.png"/>
+            <wp:docPr id="60" name="image15.png"/>
             <a:graphic>
               <a:graphicData uri="http://schemas.openxmlformats.org/drawingml/2006/picture">
                 <pic:pic>
                   <pic:nvPicPr>
-                    <pic:cNvPr id="0" name="image18.png"/>
+                    <pic:cNvPr id="0" name="image15.png"/>
                     <pic:cNvPicPr preferRelativeResize="0"/>
                   </pic:nvPicPr>
                   <pic:blipFill>
@@ -6375,12 +6375,12 @@
           <wp:inline distB="114300" distT="114300" distL="114300" distR="114300">
             <wp:extent cx="2286000" cy="6972300"/>
             <wp:effectExtent b="0" l="0" r="0" t="0"/>
-            <wp:docPr id="54" name="image6.png"/>
+            <wp:docPr id="59" name="image14.png"/>
             <a:graphic>
               <a:graphicData uri="http://schemas.openxmlformats.org/drawingml/2006/picture">
                 <pic:pic>
                   <pic:nvPicPr>
-                    <pic:cNvPr id="0" name="image6.png"/>
+                    <pic:cNvPr id="0" name="image14.png"/>
                     <pic:cNvPicPr preferRelativeResize="0"/>
                   </pic:nvPicPr>
                   <pic:blipFill>
@@ -6424,7 +6424,7 @@
           <w:szCs w:val="24"/>
           <w:rtl w:val="0"/>
         </w:rPr>
-        <w:t xml:space="preserve">Рис. 4 Flowchart лабораторна робота №1 pt.1</w:t>
+        <w:t xml:space="preserve">Рис. 4 Flowchart лабораторна робота №1 завдання №1 pt.1</w:t>
       </w:r>
       <w:r>
         <w:rPr>
@@ -6480,14 +6480,14 @@
         <w:rPr/>
         <w:drawing>
           <wp:inline distB="114300" distT="114300" distL="114300" distR="114300">
-            <wp:extent cx="2562225" cy="7258050"/>
+            <wp:extent cx="1733550" cy="6953250"/>
             <wp:effectExtent b="0" l="0" r="0" t="0"/>
-            <wp:docPr id="57" name="image3.png"/>
+            <wp:docPr id="55" name="image9.png"/>
             <a:graphic>
               <a:graphicData uri="http://schemas.openxmlformats.org/drawingml/2006/picture">
                 <pic:pic>
                   <pic:nvPicPr>
-                    <pic:cNvPr id="0" name="image3.png"/>
+                    <pic:cNvPr id="0" name="image9.png"/>
                     <pic:cNvPicPr preferRelativeResize="0"/>
                   </pic:nvPicPr>
                   <pic:blipFill>
@@ -6500,7 +6500,7 @@
                   <pic:spPr>
                     <a:xfrm>
                       <a:off x="0" y="0"/>
-                      <a:ext cx="2562225" cy="7258050"/>
+                      <a:ext cx="1733550" cy="6953250"/>
                     </a:xfrm>
                     <a:prstGeom prst="rect"/>
                     <a:ln/>
@@ -6531,7 +6531,7 @@
           <w:szCs w:val="24"/>
           <w:rtl w:val="0"/>
         </w:rPr>
-        <w:t xml:space="preserve">Рис. 5 Flowchart лабораторна робота №1 pt.2</w:t>
+        <w:t xml:space="preserve">Рис. 5 Flowchart лабораторна робота №1 завдання №1 pt.2</w:t>
       </w:r>
       <w:r>
         <w:rPr>
@@ -6562,14 +6562,14 @@
         <w:rPr/>
         <w:drawing>
           <wp:inline distB="114300" distT="114300" distL="114300" distR="114300">
-            <wp:extent cx="1971675" cy="7162800"/>
+            <wp:extent cx="1495425" cy="6934200"/>
             <wp:effectExtent b="0" l="0" r="0" t="0"/>
-            <wp:docPr id="56" name="image16.png"/>
+            <wp:docPr id="49" name="image4.png"/>
             <a:graphic>
               <a:graphicData uri="http://schemas.openxmlformats.org/drawingml/2006/picture">
                 <pic:pic>
                   <pic:nvPicPr>
-                    <pic:cNvPr id="0" name="image16.png"/>
+                    <pic:cNvPr id="0" name="image4.png"/>
                     <pic:cNvPicPr preferRelativeResize="0"/>
                   </pic:nvPicPr>
                   <pic:blipFill>
@@ -6582,7 +6582,7 @@
                   <pic:spPr>
                     <a:xfrm>
                       <a:off x="0" y="0"/>
-                      <a:ext cx="1971675" cy="7162800"/>
+                      <a:ext cx="1495425" cy="6934200"/>
                     </a:xfrm>
                     <a:prstGeom prst="rect"/>
                     <a:ln/>
@@ -6613,7 +6613,7 @@
           <w:szCs w:val="24"/>
           <w:rtl w:val="0"/>
         </w:rPr>
-        <w:t xml:space="preserve">Рис. 6 Flowchart лабораторна робота №1 pt.3</w:t>
+        <w:t xml:space="preserve">Рис. 6 Flowchart лабораторна робота №1 завдання №1 pt.3</w:t>
       </w:r>
       <w:r>
         <w:rPr>
@@ -6644,14 +6644,14 @@
         <w:rPr/>
         <w:drawing>
           <wp:inline distB="114300" distT="114300" distL="114300" distR="114300">
-            <wp:extent cx="2019300" cy="7248525"/>
+            <wp:extent cx="1466850" cy="6829425"/>
             <wp:effectExtent b="0" l="0" r="0" t="0"/>
-            <wp:docPr id="59" name="image13.png"/>
+            <wp:docPr id="65" name="image20.png"/>
             <a:graphic>
               <a:graphicData uri="http://schemas.openxmlformats.org/drawingml/2006/picture">
                 <pic:pic>
                   <pic:nvPicPr>
-                    <pic:cNvPr id="0" name="image13.png"/>
+                    <pic:cNvPr id="0" name="image20.png"/>
                     <pic:cNvPicPr preferRelativeResize="0"/>
                   </pic:nvPicPr>
                   <pic:blipFill>
@@ -6664,7 +6664,7 @@
                   <pic:spPr>
                     <a:xfrm>
                       <a:off x="0" y="0"/>
-                      <a:ext cx="2019300" cy="7248525"/>
+                      <a:ext cx="1466850" cy="6829425"/>
                     </a:xfrm>
                     <a:prstGeom prst="rect"/>
                     <a:ln/>
@@ -6695,7 +6695,7 @@
           <w:szCs w:val="24"/>
           <w:rtl w:val="0"/>
         </w:rPr>
-        <w:t xml:space="preserve">Рис. 7 Flowchart лабораторна робота №1 pt.4</w:t>
+        <w:t xml:space="preserve">Рис. 7 Flowchart лабораторна робота №1 завдання №1 pt.4</w:t>
       </w:r>
       <w:r>
         <w:rPr>
@@ -6726,14 +6726,14 @@
         <w:rPr/>
         <w:drawing>
           <wp:inline distB="114300" distT="114300" distL="114300" distR="114300">
-            <wp:extent cx="1781175" cy="6724650"/>
+            <wp:extent cx="1476375" cy="7067550"/>
             <wp:effectExtent b="0" l="0" r="0" t="0"/>
-            <wp:docPr id="58" name="image5.png"/>
+            <wp:docPr id="47" name="image2.png"/>
             <a:graphic>
               <a:graphicData uri="http://schemas.openxmlformats.org/drawingml/2006/picture">
                 <pic:pic>
                   <pic:nvPicPr>
-                    <pic:cNvPr id="0" name="image5.png"/>
+                    <pic:cNvPr id="0" name="image2.png"/>
                     <pic:cNvPicPr preferRelativeResize="0"/>
                   </pic:nvPicPr>
                   <pic:blipFill>
@@ -6746,7 +6746,7 @@
                   <pic:spPr>
                     <a:xfrm>
                       <a:off x="0" y="0"/>
-                      <a:ext cx="1781175" cy="6724650"/>
+                      <a:ext cx="1476375" cy="7067550"/>
                     </a:xfrm>
                     <a:prstGeom prst="rect"/>
                     <a:ln/>
@@ -6777,7 +6777,7 @@
           <w:szCs w:val="24"/>
           <w:rtl w:val="0"/>
         </w:rPr>
-        <w:t xml:space="preserve">Рис. 8 Flowchart лабораторна робота №1 pt.5</w:t>
+        <w:t xml:space="preserve">Рис. 8 Flowchart лабораторна робота №1 завдання №1 pt.5</w:t>
       </w:r>
       <w:r>
         <w:rPr>
@@ -6808,14 +6808,14 @@
         <w:rPr/>
         <w:drawing>
           <wp:inline distB="114300" distT="114300" distL="114300" distR="114300">
-            <wp:extent cx="1828800" cy="6800850"/>
+            <wp:extent cx="1543050" cy="6315075"/>
             <wp:effectExtent b="0" l="0" r="0" t="0"/>
-            <wp:docPr id="63" name="image9.png"/>
+            <wp:docPr id="48" name="image3.png"/>
             <a:graphic>
               <a:graphicData uri="http://schemas.openxmlformats.org/drawingml/2006/picture">
                 <pic:pic>
                   <pic:nvPicPr>
-                    <pic:cNvPr id="0" name="image9.png"/>
+                    <pic:cNvPr id="0" name="image3.png"/>
                     <pic:cNvPicPr preferRelativeResize="0"/>
                   </pic:nvPicPr>
                   <pic:blipFill>
@@ -6828,7 +6828,7 @@
                   <pic:spPr>
                     <a:xfrm>
                       <a:off x="0" y="0"/>
-                      <a:ext cx="1828800" cy="6800850"/>
+                      <a:ext cx="1543050" cy="6315075"/>
                     </a:xfrm>
                     <a:prstGeom prst="rect"/>
                     <a:ln/>
@@ -6849,22 +6849,101 @@
       <w:pPr>
         <w:spacing w:after="160" w:before="0" w:lineRule="auto"/>
         <w:jc w:val="center"/>
-        <w:rPr/>
-      </w:pPr>
-      <w:r>
         <w:rPr>
           <w:i w:val="1"/>
           <w:iCs w:val="1"/>
           <w:sz w:val="24"/>
           <w:szCs w:val="24"/>
-          <w:rtl w:val="0"/>
-        </w:rPr>
-        <w:t xml:space="preserve">Рис. 9 Flowchart лабораторна робота №1 pt.6</w:t>
-      </w:r>
-      <w:r>
-        <w:rPr>
-          <w:rtl w:val="0"/>
-        </w:rPr>
+        </w:rPr>
+      </w:pPr>
+      <w:r>
+        <w:rPr>
+          <w:i w:val="1"/>
+          <w:iCs w:val="1"/>
+          <w:sz w:val="24"/>
+          <w:szCs w:val="24"/>
+          <w:rtl w:val="0"/>
+        </w:rPr>
+        <w:t xml:space="preserve">Рис. 9 Flowchart лабораторна робота №1 завдання №2 pt.1</w:t>
+      </w:r>
+    </w:p>
+    <w:p>
+      <w:pPr>
+        <w:spacing w:after="160" w:before="0" w:lineRule="auto"/>
+        <w:jc w:val="center"/>
+        <w:rPr>
+          <w:i w:val="1"/>
+          <w:iCs w:val="1"/>
+          <w:sz w:val="24"/>
+          <w:szCs w:val="24"/>
+        </w:rPr>
+      </w:pPr>
+      <w:r>
+        <w:rPr>
+          <w:i w:val="1"/>
+          <w:iCs w:val="1"/>
+          <w:sz w:val="24"/>
+          <w:szCs w:val="24"/>
+        </w:rPr>
+        <w:drawing>
+          <wp:inline distB="114300" distT="114300" distL="114300" distR="114300">
+            <wp:extent cx="1733550" cy="6477000"/>
+            <wp:effectExtent b="0" l="0" r="0" t="0"/>
+            <wp:docPr id="56" name="image11.png"/>
+            <a:graphic>
+              <a:graphicData uri="http://schemas.openxmlformats.org/drawingml/2006/picture">
+                <pic:pic>
+                  <pic:nvPicPr>
+                    <pic:cNvPr id="0" name="image11.png"/>
+                    <pic:cNvPicPr preferRelativeResize="0"/>
+                  </pic:nvPicPr>
+                  <pic:blipFill>
+                    <a:blip r:embed="rId17"/>
+                    <a:srcRect b="0" l="0" r="0" t="0"/>
+                    <a:stretch>
+                      <a:fillRect/>
+                    </a:stretch>
+                  </pic:blipFill>
+                  <pic:spPr>
+                    <a:xfrm>
+                      <a:off x="0" y="0"/>
+                      <a:ext cx="1733550" cy="6477000"/>
+                    </a:xfrm>
+                    <a:prstGeom prst="rect"/>
+                    <a:ln/>
+                  </pic:spPr>
+                </pic:pic>
+              </a:graphicData>
+            </a:graphic>
+          </wp:inline>
+        </w:drawing>
+      </w:r>
+      <w:r>
+        <w:rPr>
+          <w:rtl w:val="0"/>
+        </w:rPr>
+      </w:r>
+    </w:p>
+    <w:p>
+      <w:pPr>
+        <w:spacing w:after="160" w:before="0" w:lineRule="auto"/>
+        <w:jc w:val="center"/>
+        <w:rPr>
+          <w:i w:val="1"/>
+          <w:iCs w:val="1"/>
+          <w:sz w:val="24"/>
+          <w:szCs w:val="24"/>
+        </w:rPr>
+      </w:pPr>
+      <w:r>
+        <w:rPr>
+          <w:i w:val="1"/>
+          <w:iCs w:val="1"/>
+          <w:sz w:val="24"/>
+          <w:szCs w:val="24"/>
+          <w:rtl w:val="0"/>
+        </w:rPr>
+        <w:t xml:space="preserve">Рис. 10 Flowchart лабораторна робота №1 завдання №2 pt.2</w:t>
       </w:r>
     </w:p>
     <w:p>
@@ -7084,16 +7163,16 @@
           <wp:inline distB="114300" distT="114300" distL="114300" distR="114300">
             <wp:extent cx="2352675" cy="7486650"/>
             <wp:effectExtent b="0" l="0" r="0" t="0"/>
-            <wp:docPr id="60" name="image12.png"/>
+            <wp:docPr id="61" name="image16.png"/>
             <a:graphic>
               <a:graphicData uri="http://schemas.openxmlformats.org/drawingml/2006/picture">
                 <pic:pic>
                   <pic:nvPicPr>
-                    <pic:cNvPr id="0" name="image12.png"/>
+                    <pic:cNvPr id="0" name="image16.png"/>
                     <pic:cNvPicPr preferRelativeResize="0"/>
                   </pic:nvPicPr>
                   <pic:blipFill>
-                    <a:blip r:embed="rId17"/>
+                    <a:blip r:embed="rId18"/>
                     <a:srcRect b="0" l="0" r="0" t="0"/>
                     <a:stretch>
                       <a:fillRect/>
@@ -7133,7 +7212,7 @@
           <w:szCs w:val="24"/>
           <w:rtl w:val="0"/>
         </w:rPr>
-        <w:t xml:space="preserve">Рис. 10 Flowchart practice task pt.1</w:t>
+        <w:t xml:space="preserve">Рис. 11 Flowchart practice task pt.1</w:t>
       </w:r>
       <w:r>
         <w:rPr>
@@ -7165,16 +7244,16 @@
           <wp:inline distB="114300" distT="114300" distL="114300" distR="114300">
             <wp:extent cx="5257800" cy="6581775"/>
             <wp:effectExtent b="0" l="0" r="0" t="0"/>
-            <wp:docPr id="62" name="image2.png"/>
+            <wp:docPr id="63" name="image18.png"/>
             <a:graphic>
               <a:graphicData uri="http://schemas.openxmlformats.org/drawingml/2006/picture">
                 <pic:pic>
                   <pic:nvPicPr>
-                    <pic:cNvPr id="0" name="image2.png"/>
+                    <pic:cNvPr id="0" name="image18.png"/>
                     <pic:cNvPicPr preferRelativeResize="0"/>
                   </pic:nvPicPr>
                   <pic:blipFill>
-                    <a:blip r:embed="rId18"/>
+                    <a:blip r:embed="rId19"/>
                     <a:srcRect b="0" l="0" r="0" t="0"/>
                     <a:stretch>
                       <a:fillRect/>
@@ -7214,7 +7293,7 @@
           <w:szCs w:val="24"/>
           <w:rtl w:val="0"/>
         </w:rPr>
-        <w:t xml:space="preserve">Рис. 11 Flowchart practice task pt.2</w:t>
+        <w:t xml:space="preserve">Рис. 12 Flowchart practice task pt.2</w:t>
       </w:r>
       <w:r>
         <w:rPr>
@@ -7236,16 +7315,16 @@
           <wp:inline distB="114300" distT="114300" distL="114300" distR="114300">
             <wp:extent cx="5940115" cy="4229100"/>
             <wp:effectExtent b="0" l="0" r="0" t="0"/>
-            <wp:docPr id="64" name="image10.png"/>
+            <wp:docPr id="64" name="image19.png"/>
             <a:graphic>
               <a:graphicData uri="http://schemas.openxmlformats.org/drawingml/2006/picture">
                 <pic:pic>
                   <pic:nvPicPr>
-                    <pic:cNvPr id="0" name="image10.png"/>
+                    <pic:cNvPr id="0" name="image19.png"/>
                     <pic:cNvPicPr preferRelativeResize="0"/>
                   </pic:nvPicPr>
                   <pic:blipFill>
-                    <a:blip r:embed="rId19"/>
+                    <a:blip r:embed="rId20"/>
                     <a:srcRect b="0" l="0" r="0" t="0"/>
                     <a:stretch>
                       <a:fillRect/>
@@ -7285,7 +7364,7 @@
           <w:szCs w:val="24"/>
           <w:rtl w:val="0"/>
         </w:rPr>
-        <w:t xml:space="preserve">Рис. 12 Flowchart practice task pt.3</w:t>
+        <w:t xml:space="preserve">Рис. 13 Flowchart practice task pt.3</w:t>
       </w:r>
       <w:r>
         <w:rPr>
@@ -7318,16 +7397,16 @@
           <wp:inline distB="114300" distT="114300" distL="114300" distR="114300">
             <wp:extent cx="5940115" cy="5715000"/>
             <wp:effectExtent b="0" l="0" r="0" t="0"/>
-            <wp:docPr id="65" name="image4.png"/>
+            <wp:docPr id="66" name="image21.png"/>
             <a:graphic>
               <a:graphicData uri="http://schemas.openxmlformats.org/drawingml/2006/picture">
                 <pic:pic>
                   <pic:nvPicPr>
-                    <pic:cNvPr id="0" name="image4.png"/>
+                    <pic:cNvPr id="0" name="image21.png"/>
                     <pic:cNvPicPr preferRelativeResize="0"/>
                   </pic:nvPicPr>
                   <pic:blipFill>
-                    <a:blip r:embed="rId20"/>
+                    <a:blip r:embed="rId21"/>
                     <a:srcRect b="0" l="0" r="0" t="0"/>
                     <a:stretch>
                       <a:fillRect/>
@@ -7367,7 +7446,7 @@
           <w:szCs w:val="24"/>
           <w:rtl w:val="0"/>
         </w:rPr>
-        <w:t xml:space="preserve">Рис. 13 Flowchart practice task pt.4</w:t>
+        <w:t xml:space="preserve">Рис. 14 Flowchart practice task pt.4</w:t>
       </w:r>
       <w:r>
         <w:rPr>
@@ -9042,7 +9121,7 @@
     <w:p>
       <w:pPr>
         <w:shd w:fill="121314" w:val="clear"/>
-        <w:spacing w:after="80" w:before="160" w:line="325.71428571428567" w:lineRule="auto"/>
+        <w:spacing w:after="80" w:before="160" w:line="326" w:lineRule="auto"/>
         <w:rPr>
           <w:rFonts w:ascii="Courier New" w:cs="Courier New" w:eastAsia="Courier New" w:hAnsi="Courier New"/>
           <w:color w:val="8b949e"/>
@@ -9064,7 +9143,7 @@
     <w:p>
       <w:pPr>
         <w:shd w:fill="121314" w:val="clear"/>
-        <w:spacing w:after="80" w:before="160" w:line="325.71428571428567" w:lineRule="auto"/>
+        <w:spacing w:after="80" w:before="160" w:line="326" w:lineRule="auto"/>
         <w:rPr>
           <w:rFonts w:ascii="Courier New" w:cs="Courier New" w:eastAsia="Courier New" w:hAnsi="Courier New"/>
           <w:color w:val="8b949e"/>
@@ -9074,7 +9153,7 @@
       </w:pPr>
       <w:sdt>
         <w:sdtPr>
-          <w:id w:val="-2104285974"/>
+          <w:id w:val="1264677244"/>
           <w:tag w:val="goog_rdk_0"/>
         </w:sdtPr>
         <w:sdtContent>
@@ -9094,7 +9173,7 @@
     <w:p>
       <w:pPr>
         <w:shd w:fill="121314" w:val="clear"/>
-        <w:spacing w:after="80" w:before="160" w:line="325.71428571428567" w:lineRule="auto"/>
+        <w:spacing w:after="80" w:before="160" w:line="326" w:lineRule="auto"/>
         <w:rPr>
           <w:rFonts w:ascii="Courier New" w:cs="Courier New" w:eastAsia="Courier New" w:hAnsi="Courier New"/>
           <w:color w:val="8b949e"/>
@@ -9116,7 +9195,7 @@
     <w:p>
       <w:pPr>
         <w:shd w:fill="121314" w:val="clear"/>
-        <w:spacing w:after="80" w:before="160" w:line="325.71428571428567" w:lineRule="auto"/>
+        <w:spacing w:after="80" w:before="160" w:line="326" w:lineRule="auto"/>
         <w:rPr>
           <w:rFonts w:ascii="Courier New" w:cs="Courier New" w:eastAsia="Courier New" w:hAnsi="Courier New"/>
           <w:color w:val="8b949e"/>
@@ -9138,7 +9217,7 @@
     <w:p>
       <w:pPr>
         <w:shd w:fill="121314" w:val="clear"/>
-        <w:spacing w:after="80" w:before="160" w:line="325.71428571428567" w:lineRule="auto"/>
+        <w:spacing w:after="80" w:before="160" w:line="326" w:lineRule="auto"/>
         <w:rPr>
           <w:rFonts w:ascii="Courier New" w:cs="Courier New" w:eastAsia="Courier New" w:hAnsi="Courier New"/>
           <w:color w:val="8b949e"/>
@@ -9160,7 +9239,7 @@
     <w:p>
       <w:pPr>
         <w:shd w:fill="121314" w:val="clear"/>
-        <w:spacing w:after="80" w:before="160" w:line="325.71428571428567" w:lineRule="auto"/>
+        <w:spacing w:after="80" w:before="160" w:line="326" w:lineRule="auto"/>
         <w:rPr>
           <w:rFonts w:ascii="Courier New" w:cs="Courier New" w:eastAsia="Courier New" w:hAnsi="Courier New"/>
           <w:color w:val="bbbebf"/>
@@ -9177,7 +9256,7 @@
     <w:p>
       <w:pPr>
         <w:shd w:fill="121314" w:val="clear"/>
-        <w:spacing w:after="80" w:before="160" w:line="325.71428571428567" w:lineRule="auto"/>
+        <w:spacing w:after="80" w:before="160" w:line="326" w:lineRule="auto"/>
         <w:rPr>
           <w:rFonts w:ascii="Courier New" w:cs="Courier New" w:eastAsia="Courier New" w:hAnsi="Courier New"/>
           <w:color w:val="a5d6ff"/>
@@ -9219,7 +9298,7 @@
     <w:p>
       <w:pPr>
         <w:shd w:fill="121314" w:val="clear"/>
-        <w:spacing w:after="80" w:before="160" w:line="325.71428571428567" w:lineRule="auto"/>
+        <w:spacing w:after="80" w:before="160" w:line="326" w:lineRule="auto"/>
         <w:rPr>
           <w:rFonts w:ascii="Courier New" w:cs="Courier New" w:eastAsia="Courier New" w:hAnsi="Courier New"/>
           <w:color w:val="a5d6ff"/>
@@ -9261,7 +9340,7 @@
     <w:p>
       <w:pPr>
         <w:shd w:fill="121314" w:val="clear"/>
-        <w:spacing w:after="80" w:before="160" w:line="325.71428571428567" w:lineRule="auto"/>
+        <w:spacing w:after="80" w:before="160" w:line="326" w:lineRule="auto"/>
         <w:rPr>
           <w:rFonts w:ascii="Courier New" w:cs="Courier New" w:eastAsia="Courier New" w:hAnsi="Courier New"/>
           <w:color w:val="a5d6ff"/>
@@ -9303,7 +9382,7 @@
     <w:p>
       <w:pPr>
         <w:shd w:fill="121314" w:val="clear"/>
-        <w:spacing w:after="80" w:before="160" w:line="325.71428571428567" w:lineRule="auto"/>
+        <w:spacing w:after="80" w:before="160" w:line="326" w:lineRule="auto"/>
         <w:rPr>
           <w:rFonts w:ascii="Courier New" w:cs="Courier New" w:eastAsia="Courier New" w:hAnsi="Courier New"/>
           <w:color w:val="bbbebf"/>
@@ -9375,7 +9454,7 @@
     <w:p>
       <w:pPr>
         <w:shd w:fill="121314" w:val="clear"/>
-        <w:spacing w:after="80" w:before="160" w:line="325.71428571428567" w:lineRule="auto"/>
+        <w:spacing w:after="80" w:before="160" w:line="326" w:lineRule="auto"/>
         <w:rPr>
           <w:rFonts w:ascii="Courier New" w:cs="Courier New" w:eastAsia="Courier New" w:hAnsi="Courier New"/>
           <w:color w:val="bbbebf"/>
@@ -9392,7 +9471,7 @@
     <w:p>
       <w:pPr>
         <w:shd w:fill="121314" w:val="clear"/>
-        <w:spacing w:after="80" w:before="160" w:line="325.71428571428567" w:lineRule="auto"/>
+        <w:spacing w:after="80" w:before="160" w:line="326" w:lineRule="auto"/>
         <w:rPr>
           <w:rFonts w:ascii="Courier New" w:cs="Courier New" w:eastAsia="Courier New" w:hAnsi="Courier New"/>
           <w:color w:val="bbbebf"/>
@@ -9444,7 +9523,7 @@
     <w:p>
       <w:pPr>
         <w:shd w:fill="121314" w:val="clear"/>
-        <w:spacing w:after="80" w:before="160" w:line="325.71428571428567" w:lineRule="auto"/>
+        <w:spacing w:after="80" w:before="160" w:line="326" w:lineRule="auto"/>
         <w:rPr>
           <w:rFonts w:ascii="Courier New" w:cs="Courier New" w:eastAsia="Courier New" w:hAnsi="Courier New"/>
           <w:color w:val="bbbebf"/>
@@ -9461,7 +9540,7 @@
     <w:p>
       <w:pPr>
         <w:shd w:fill="121314" w:val="clear"/>
-        <w:spacing w:after="80" w:before="160" w:line="325.71428571428567" w:lineRule="auto"/>
+        <w:spacing w:after="80" w:before="160" w:line="326" w:lineRule="auto"/>
         <w:rPr>
           <w:rFonts w:ascii="Courier New" w:cs="Courier New" w:eastAsia="Courier New" w:hAnsi="Courier New"/>
           <w:color w:val="8b949e"/>
@@ -9483,7 +9562,7 @@
     <w:p>
       <w:pPr>
         <w:shd w:fill="121314" w:val="clear"/>
-        <w:spacing w:after="80" w:before="160" w:line="325.71428571428567" w:lineRule="auto"/>
+        <w:spacing w:after="80" w:before="160" w:line="326" w:lineRule="auto"/>
         <w:rPr>
           <w:rFonts w:ascii="Courier New" w:cs="Courier New" w:eastAsia="Courier New" w:hAnsi="Courier New"/>
           <w:color w:val="bbbebf"/>
@@ -9565,7 +9644,7 @@
     <w:p>
       <w:pPr>
         <w:shd w:fill="121314" w:val="clear"/>
-        <w:spacing w:after="80" w:before="160" w:line="325.71428571428567" w:lineRule="auto"/>
+        <w:spacing w:after="80" w:before="160" w:line="326" w:lineRule="auto"/>
         <w:rPr>
           <w:rFonts w:ascii="Courier New" w:cs="Courier New" w:eastAsia="Courier New" w:hAnsi="Courier New"/>
           <w:color w:val="bbbebf"/>
@@ -9647,7 +9726,7 @@
     <w:p>
       <w:pPr>
         <w:shd w:fill="121314" w:val="clear"/>
-        <w:spacing w:after="80" w:before="160" w:line="325.71428571428567" w:lineRule="auto"/>
+        <w:spacing w:after="80" w:before="160" w:line="326" w:lineRule="auto"/>
         <w:rPr>
           <w:rFonts w:ascii="Courier New" w:cs="Courier New" w:eastAsia="Courier New" w:hAnsi="Courier New"/>
           <w:color w:val="bbbebf"/>
@@ -9789,7 +9868,7 @@
     <w:p>
       <w:pPr>
         <w:shd w:fill="121314" w:val="clear"/>
-        <w:spacing w:after="80" w:before="160" w:line="325.71428571428567" w:lineRule="auto"/>
+        <w:spacing w:after="80" w:before="160" w:line="326" w:lineRule="auto"/>
         <w:rPr>
           <w:rFonts w:ascii="Courier New" w:cs="Courier New" w:eastAsia="Courier New" w:hAnsi="Courier New"/>
           <w:color w:val="bbbebf"/>
@@ -9931,7 +10010,7 @@
     <w:p>
       <w:pPr>
         <w:shd w:fill="121314" w:val="clear"/>
-        <w:spacing w:after="80" w:before="160" w:line="325.71428571428567" w:lineRule="auto"/>
+        <w:spacing w:after="80" w:before="160" w:line="326" w:lineRule="auto"/>
         <w:rPr>
           <w:rFonts w:ascii="Courier New" w:cs="Courier New" w:eastAsia="Courier New" w:hAnsi="Courier New"/>
           <w:color w:val="bbbebf"/>
@@ -10073,7 +10152,7 @@
     <w:p>
       <w:pPr>
         <w:shd w:fill="121314" w:val="clear"/>
-        <w:spacing w:after="80" w:before="160" w:line="325.71428571428567" w:lineRule="auto"/>
+        <w:spacing w:after="80" w:before="160" w:line="326" w:lineRule="auto"/>
         <w:rPr>
           <w:rFonts w:ascii="Courier New" w:cs="Courier New" w:eastAsia="Courier New" w:hAnsi="Courier New"/>
           <w:color w:val="bbbebf"/>
@@ -10215,7 +10294,7 @@
     <w:p>
       <w:pPr>
         <w:shd w:fill="121314" w:val="clear"/>
-        <w:spacing w:after="80" w:before="160" w:line="325.71428571428567" w:lineRule="auto"/>
+        <w:spacing w:after="80" w:before="160" w:line="326" w:lineRule="auto"/>
         <w:rPr>
           <w:rFonts w:ascii="Courier New" w:cs="Courier New" w:eastAsia="Courier New" w:hAnsi="Courier New"/>
           <w:color w:val="bbbebf"/>
@@ -10357,7 +10436,7 @@
     <w:p>
       <w:pPr>
         <w:shd w:fill="121314" w:val="clear"/>
-        <w:spacing w:after="80" w:before="160" w:line="325.71428571428567" w:lineRule="auto"/>
+        <w:spacing w:after="80" w:before="160" w:line="326" w:lineRule="auto"/>
         <w:rPr>
           <w:rFonts w:ascii="Courier New" w:cs="Courier New" w:eastAsia="Courier New" w:hAnsi="Courier New"/>
           <w:color w:val="bbbebf"/>
@@ -10499,7 +10578,7 @@
     <w:p>
       <w:pPr>
         <w:shd w:fill="121314" w:val="clear"/>
-        <w:spacing w:after="80" w:before="160" w:line="325.71428571428567" w:lineRule="auto"/>
+        <w:spacing w:after="80" w:before="160" w:line="326" w:lineRule="auto"/>
         <w:rPr>
           <w:rFonts w:ascii="Courier New" w:cs="Courier New" w:eastAsia="Courier New" w:hAnsi="Courier New"/>
           <w:color w:val="bbbebf"/>
@@ -10641,7 +10720,7 @@
     <w:p>
       <w:pPr>
         <w:shd w:fill="121314" w:val="clear"/>
-        <w:spacing w:after="80" w:before="160" w:line="325.71428571428567" w:lineRule="auto"/>
+        <w:spacing w:after="80" w:before="160" w:line="326" w:lineRule="auto"/>
         <w:rPr>
           <w:rFonts w:ascii="Courier New" w:cs="Courier New" w:eastAsia="Courier New" w:hAnsi="Courier New"/>
           <w:color w:val="bbbebf"/>
@@ -10783,7 +10862,7 @@
     <w:p>
       <w:pPr>
         <w:shd w:fill="121314" w:val="clear"/>
-        <w:spacing w:after="80" w:before="160" w:line="325.71428571428567" w:lineRule="auto"/>
+        <w:spacing w:after="80" w:before="160" w:line="326" w:lineRule="auto"/>
         <w:rPr>
           <w:rFonts w:ascii="Courier New" w:cs="Courier New" w:eastAsia="Courier New" w:hAnsi="Courier New"/>
           <w:color w:val="bbbebf"/>
@@ -10925,7 +11004,7 @@
     <w:p>
       <w:pPr>
         <w:shd w:fill="121314" w:val="clear"/>
-        <w:spacing w:after="80" w:before="160" w:line="325.71428571428567" w:lineRule="auto"/>
+        <w:spacing w:after="80" w:before="160" w:line="326" w:lineRule="auto"/>
         <w:rPr>
           <w:rFonts w:ascii="Courier New" w:cs="Courier New" w:eastAsia="Courier New" w:hAnsi="Courier New"/>
           <w:color w:val="bbbebf"/>
@@ -11067,7 +11146,7 @@
     <w:p>
       <w:pPr>
         <w:shd w:fill="121314" w:val="clear"/>
-        <w:spacing w:after="80" w:before="160" w:line="325.71428571428567" w:lineRule="auto"/>
+        <w:spacing w:after="80" w:before="160" w:line="326" w:lineRule="auto"/>
         <w:rPr>
           <w:rFonts w:ascii="Courier New" w:cs="Courier New" w:eastAsia="Courier New" w:hAnsi="Courier New"/>
           <w:color w:val="bbbebf"/>
@@ -11209,7 +11288,7 @@
     <w:p>
       <w:pPr>
         <w:shd w:fill="121314" w:val="clear"/>
-        <w:spacing w:after="80" w:before="160" w:line="325.71428571428567" w:lineRule="auto"/>
+        <w:spacing w:after="80" w:before="160" w:line="326" w:lineRule="auto"/>
         <w:rPr>
           <w:rFonts w:ascii="Courier New" w:cs="Courier New" w:eastAsia="Courier New" w:hAnsi="Courier New"/>
           <w:color w:val="bbbebf"/>
@@ -11351,7 +11430,7 @@
     <w:p>
       <w:pPr>
         <w:shd w:fill="121314" w:val="clear"/>
-        <w:spacing w:after="80" w:before="160" w:line="325.71428571428567" w:lineRule="auto"/>
+        <w:spacing w:after="80" w:before="160" w:line="326" w:lineRule="auto"/>
         <w:rPr>
           <w:rFonts w:ascii="Courier New" w:cs="Courier New" w:eastAsia="Courier New" w:hAnsi="Courier New"/>
           <w:color w:val="bbbebf"/>
@@ -11368,7 +11447,7 @@
     <w:p>
       <w:pPr>
         <w:shd w:fill="121314" w:val="clear"/>
-        <w:spacing w:after="80" w:before="160" w:line="325.71428571428567" w:lineRule="auto"/>
+        <w:spacing w:after="80" w:before="160" w:line="326" w:lineRule="auto"/>
         <w:rPr>
           <w:rFonts w:ascii="Courier New" w:cs="Courier New" w:eastAsia="Courier New" w:hAnsi="Courier New"/>
           <w:color w:val="bbbebf"/>
@@ -11630,7 +11709,7 @@
     <w:p>
       <w:pPr>
         <w:shd w:fill="121314" w:val="clear"/>
-        <w:spacing w:after="80" w:before="160" w:line="325.71428571428567" w:lineRule="auto"/>
+        <w:spacing w:after="80" w:before="160" w:line="326" w:lineRule="auto"/>
         <w:rPr>
           <w:rFonts w:ascii="Courier New" w:cs="Courier New" w:eastAsia="Courier New" w:hAnsi="Courier New"/>
           <w:color w:val="bbbebf"/>
@@ -11647,7 +11726,7 @@
     <w:p>
       <w:pPr>
         <w:shd w:fill="121314" w:val="clear"/>
-        <w:spacing w:after="80" w:before="160" w:line="325.71428571428567" w:lineRule="auto"/>
+        <w:spacing w:after="80" w:before="160" w:line="326" w:lineRule="auto"/>
         <w:rPr>
           <w:rFonts w:ascii="Courier New" w:cs="Courier New" w:eastAsia="Courier New" w:hAnsi="Courier New"/>
           <w:color w:val="8b949e"/>
@@ -11669,7 +11748,7 @@
     <w:p>
       <w:pPr>
         <w:shd w:fill="121314" w:val="clear"/>
-        <w:spacing w:after="80" w:before="160" w:line="325.71428571428567" w:lineRule="auto"/>
+        <w:spacing w:after="80" w:before="160" w:line="326" w:lineRule="auto"/>
         <w:rPr>
           <w:rFonts w:ascii="Courier New" w:cs="Courier New" w:eastAsia="Courier New" w:hAnsi="Courier New"/>
           <w:color w:val="bbbebf"/>
@@ -11751,7 +11830,7 @@
     <w:p>
       <w:pPr>
         <w:shd w:fill="121314" w:val="clear"/>
-        <w:spacing w:after="80" w:before="160" w:line="325.71428571428567" w:lineRule="auto"/>
+        <w:spacing w:after="80" w:before="160" w:line="326" w:lineRule="auto"/>
         <w:rPr>
           <w:rFonts w:ascii="Courier New" w:cs="Courier New" w:eastAsia="Courier New" w:hAnsi="Courier New"/>
           <w:color w:val="bbbebf"/>
@@ -11833,7 +11912,7 @@
     <w:p>
       <w:pPr>
         <w:shd w:fill="121314" w:val="clear"/>
-        <w:spacing w:after="80" w:before="160" w:line="325.71428571428567" w:lineRule="auto"/>
+        <w:spacing w:after="80" w:before="160" w:line="326" w:lineRule="auto"/>
         <w:rPr>
           <w:rFonts w:ascii="Courier New" w:cs="Courier New" w:eastAsia="Courier New" w:hAnsi="Courier New"/>
           <w:color w:val="bbbebf"/>
@@ -11975,7 +12054,7 @@
     <w:p>
       <w:pPr>
         <w:shd w:fill="121314" w:val="clear"/>
-        <w:spacing w:after="80" w:before="160" w:line="325.71428571428567" w:lineRule="auto"/>
+        <w:spacing w:after="80" w:before="160" w:line="326" w:lineRule="auto"/>
         <w:rPr>
           <w:rFonts w:ascii="Courier New" w:cs="Courier New" w:eastAsia="Courier New" w:hAnsi="Courier New"/>
           <w:color w:val="bbbebf"/>
@@ -12117,7 +12196,7 @@
     <w:p>
       <w:pPr>
         <w:shd w:fill="121314" w:val="clear"/>
-        <w:spacing w:after="80" w:before="160" w:line="325.71428571428567" w:lineRule="auto"/>
+        <w:spacing w:after="80" w:before="160" w:line="326" w:lineRule="auto"/>
         <w:rPr>
           <w:rFonts w:ascii="Courier New" w:cs="Courier New" w:eastAsia="Courier New" w:hAnsi="Courier New"/>
           <w:color w:val="bbbebf"/>
@@ -12259,7 +12338,7 @@
     <w:p>
       <w:pPr>
         <w:shd w:fill="121314" w:val="clear"/>
-        <w:spacing w:after="80" w:before="160" w:line="325.71428571428567" w:lineRule="auto"/>
+        <w:spacing w:after="80" w:before="160" w:line="326" w:lineRule="auto"/>
         <w:rPr>
           <w:rFonts w:ascii="Courier New" w:cs="Courier New" w:eastAsia="Courier New" w:hAnsi="Courier New"/>
           <w:color w:val="bbbebf"/>
@@ -12401,7 +12480,7 @@
     <w:p>
       <w:pPr>
         <w:shd w:fill="121314" w:val="clear"/>
-        <w:spacing w:after="80" w:before="160" w:line="325.71428571428567" w:lineRule="auto"/>
+        <w:spacing w:after="80" w:before="160" w:line="326" w:lineRule="auto"/>
         <w:rPr>
           <w:rFonts w:ascii="Courier New" w:cs="Courier New" w:eastAsia="Courier New" w:hAnsi="Courier New"/>
           <w:color w:val="bbbebf"/>
@@ -12543,7 +12622,7 @@
     <w:p>
       <w:pPr>
         <w:shd w:fill="121314" w:val="clear"/>
-        <w:spacing w:after="80" w:before="160" w:line="325.71428571428567" w:lineRule="auto"/>
+        <w:spacing w:after="80" w:before="160" w:line="326" w:lineRule="auto"/>
         <w:rPr>
           <w:rFonts w:ascii="Courier New" w:cs="Courier New" w:eastAsia="Courier New" w:hAnsi="Courier New"/>
           <w:color w:val="bbbebf"/>
@@ -12685,7 +12764,7 @@
     <w:p>
       <w:pPr>
         <w:shd w:fill="121314" w:val="clear"/>
-        <w:spacing w:after="80" w:before="160" w:line="325.71428571428567" w:lineRule="auto"/>
+        <w:spacing w:after="80" w:before="160" w:line="326" w:lineRule="auto"/>
         <w:rPr>
           <w:rFonts w:ascii="Courier New" w:cs="Courier New" w:eastAsia="Courier New" w:hAnsi="Courier New"/>
           <w:color w:val="bbbebf"/>
@@ -12827,7 +12906,7 @@
     <w:p>
       <w:pPr>
         <w:shd w:fill="121314" w:val="clear"/>
-        <w:spacing w:after="80" w:before="160" w:line="325.71428571428567" w:lineRule="auto"/>
+        <w:spacing w:after="80" w:before="160" w:line="326" w:lineRule="auto"/>
         <w:rPr>
           <w:rFonts w:ascii="Courier New" w:cs="Courier New" w:eastAsia="Courier New" w:hAnsi="Courier New"/>
           <w:color w:val="bbbebf"/>
@@ -12969,7 +13048,7 @@
     <w:p>
       <w:pPr>
         <w:shd w:fill="121314" w:val="clear"/>
-        <w:spacing w:after="80" w:before="160" w:line="325.71428571428567" w:lineRule="auto"/>
+        <w:spacing w:after="80" w:before="160" w:line="326" w:lineRule="auto"/>
         <w:rPr>
           <w:rFonts w:ascii="Courier New" w:cs="Courier New" w:eastAsia="Courier New" w:hAnsi="Courier New"/>
           <w:color w:val="bbbebf"/>
@@ -13111,7 +13190,7 @@
     <w:p>
       <w:pPr>
         <w:shd w:fill="121314" w:val="clear"/>
-        <w:spacing w:after="80" w:before="160" w:line="325.71428571428567" w:lineRule="auto"/>
+        <w:spacing w:after="80" w:before="160" w:line="326" w:lineRule="auto"/>
         <w:rPr>
           <w:rFonts w:ascii="Courier New" w:cs="Courier New" w:eastAsia="Courier New" w:hAnsi="Courier New"/>
           <w:color w:val="bbbebf"/>
@@ -13253,7 +13332,7 @@
     <w:p>
       <w:pPr>
         <w:shd w:fill="121314" w:val="clear"/>
-        <w:spacing w:after="80" w:before="160" w:line="325.71428571428567" w:lineRule="auto"/>
+        <w:spacing w:after="80" w:before="160" w:line="326" w:lineRule="auto"/>
         <w:rPr>
           <w:rFonts w:ascii="Courier New" w:cs="Courier New" w:eastAsia="Courier New" w:hAnsi="Courier New"/>
           <w:color w:val="bbbebf"/>
@@ -13395,7 +13474,7 @@
     <w:p>
       <w:pPr>
         <w:shd w:fill="121314" w:val="clear"/>
-        <w:spacing w:after="80" w:before="160" w:line="325.71428571428567" w:lineRule="auto"/>
+        <w:spacing w:after="80" w:before="160" w:line="326" w:lineRule="auto"/>
         <w:rPr>
           <w:rFonts w:ascii="Courier New" w:cs="Courier New" w:eastAsia="Courier New" w:hAnsi="Courier New"/>
           <w:color w:val="bbbebf"/>
@@ -13537,7 +13616,7 @@
     <w:p>
       <w:pPr>
         <w:shd w:fill="121314" w:val="clear"/>
-        <w:spacing w:after="80" w:before="160" w:line="325.71428571428567" w:lineRule="auto"/>
+        <w:spacing w:after="80" w:before="160" w:line="326" w:lineRule="auto"/>
         <w:rPr>
           <w:rFonts w:ascii="Courier New" w:cs="Courier New" w:eastAsia="Courier New" w:hAnsi="Courier New"/>
           <w:color w:val="bbbebf"/>
@@ -13554,7 +13633,7 @@
     <w:p>
       <w:pPr>
         <w:shd w:fill="121314" w:val="clear"/>
-        <w:spacing w:after="80" w:before="160" w:line="325.71428571428567" w:lineRule="auto"/>
+        <w:spacing w:after="80" w:before="160" w:line="326" w:lineRule="auto"/>
         <w:rPr>
           <w:rFonts w:ascii="Courier New" w:cs="Courier New" w:eastAsia="Courier New" w:hAnsi="Courier New"/>
           <w:color w:val="bbbebf"/>
@@ -13816,7 +13895,7 @@
     <w:p>
       <w:pPr>
         <w:shd w:fill="121314" w:val="clear"/>
-        <w:spacing w:after="80" w:before="160" w:line="325.71428571428567" w:lineRule="auto"/>
+        <w:spacing w:after="80" w:before="160" w:line="326" w:lineRule="auto"/>
         <w:rPr>
           <w:rFonts w:ascii="Courier New" w:cs="Courier New" w:eastAsia="Courier New" w:hAnsi="Courier New"/>
           <w:color w:val="bbbebf"/>
@@ -13833,7 +13912,7 @@
     <w:p>
       <w:pPr>
         <w:shd w:fill="121314" w:val="clear"/>
-        <w:spacing w:after="80" w:before="160" w:line="325.71428571428567" w:lineRule="auto"/>
+        <w:spacing w:after="80" w:before="160" w:line="326" w:lineRule="auto"/>
         <w:rPr>
           <w:rFonts w:ascii="Courier New" w:cs="Courier New" w:eastAsia="Courier New" w:hAnsi="Courier New"/>
           <w:color w:val="bbbebf"/>
@@ -13903,7 +13982,7 @@
         </w:rPr>
         <w:t xml:space="preserve">Посилання на GitHub Pull Request: </w:t>
       </w:r>
-      <w:hyperlink r:id="rId21">
+      <w:hyperlink r:id="rId22">
         <w:r>
           <w:rPr>
             <w:color w:val="1155cc"/>
@@ -13956,7 +14035,7 @@
     <w:p>
       <w:pPr>
         <w:shd w:fill="121314" w:val="clear"/>
-        <w:spacing w:after="80" w:before="160" w:line="325.71428571428567" w:lineRule="auto"/>
+        <w:spacing w:after="80" w:before="160" w:line="326" w:lineRule="auto"/>
         <w:rPr>
           <w:rFonts w:ascii="Courier New" w:cs="Courier New" w:eastAsia="Courier New" w:hAnsi="Courier New"/>
           <w:color w:val="8b949e"/>
@@ -13978,7 +14057,7 @@
     <w:p>
       <w:pPr>
         <w:shd w:fill="121314" w:val="clear"/>
-        <w:spacing w:after="80" w:before="160" w:line="325.71428571428567" w:lineRule="auto"/>
+        <w:spacing w:after="80" w:before="160" w:line="326" w:lineRule="auto"/>
         <w:rPr>
           <w:rFonts w:ascii="Courier New" w:cs="Courier New" w:eastAsia="Courier New" w:hAnsi="Courier New"/>
           <w:color w:val="8b949e"/>
@@ -13988,7 +14067,7 @@
       </w:pPr>
       <w:sdt>
         <w:sdtPr>
-          <w:id w:val="-1123758911"/>
+          <w:id w:val="133603206"/>
           <w:tag w:val="goog_rdk_1"/>
         </w:sdtPr>
         <w:sdtContent>
@@ -14008,7 +14087,7 @@
     <w:p>
       <w:pPr>
         <w:shd w:fill="121314" w:val="clear"/>
-        <w:spacing w:after="80" w:before="160" w:line="325.71428571428567" w:lineRule="auto"/>
+        <w:spacing w:after="80" w:before="160" w:line="326" w:lineRule="auto"/>
         <w:rPr>
           <w:rFonts w:ascii="Courier New" w:cs="Courier New" w:eastAsia="Courier New" w:hAnsi="Courier New"/>
           <w:color w:val="8b949e"/>
@@ -14030,7 +14109,7 @@
     <w:p>
       <w:pPr>
         <w:shd w:fill="121314" w:val="clear"/>
-        <w:spacing w:after="80" w:before="160" w:line="325.71428571428567" w:lineRule="auto"/>
+        <w:spacing w:after="80" w:before="160" w:line="326" w:lineRule="auto"/>
         <w:rPr>
           <w:rFonts w:ascii="Courier New" w:cs="Courier New" w:eastAsia="Courier New" w:hAnsi="Courier New"/>
           <w:color w:val="8b949e"/>
@@ -14052,7 +14131,7 @@
     <w:p>
       <w:pPr>
         <w:shd w:fill="121314" w:val="clear"/>
-        <w:spacing w:after="80" w:before="160" w:line="325.71428571428567" w:lineRule="auto"/>
+        <w:spacing w:after="80" w:before="160" w:line="326" w:lineRule="auto"/>
         <w:rPr>
           <w:rFonts w:ascii="Courier New" w:cs="Courier New" w:eastAsia="Courier New" w:hAnsi="Courier New"/>
           <w:color w:val="8b949e"/>
@@ -14074,7 +14153,7 @@
     <w:p>
       <w:pPr>
         <w:shd w:fill="121314" w:val="clear"/>
-        <w:spacing w:after="80" w:before="160" w:line="325.71428571428567" w:lineRule="auto"/>
+        <w:spacing w:after="80" w:before="160" w:line="326" w:lineRule="auto"/>
         <w:rPr>
           <w:rFonts w:ascii="Courier New" w:cs="Courier New" w:eastAsia="Courier New" w:hAnsi="Courier New"/>
           <w:color w:val="bbbebf"/>
@@ -14091,7 +14170,7 @@
     <w:p>
       <w:pPr>
         <w:shd w:fill="121314" w:val="clear"/>
-        <w:spacing w:after="80" w:before="160" w:line="325.71428571428567" w:lineRule="auto"/>
+        <w:spacing w:after="80" w:before="160" w:line="326" w:lineRule="auto"/>
         <w:rPr>
           <w:rFonts w:ascii="Courier New" w:cs="Courier New" w:eastAsia="Courier New" w:hAnsi="Courier New"/>
           <w:color w:val="a5d6ff"/>
@@ -14133,7 +14212,7 @@
     <w:p>
       <w:pPr>
         <w:shd w:fill="121314" w:val="clear"/>
-        <w:spacing w:after="80" w:before="160" w:line="325.71428571428567" w:lineRule="auto"/>
+        <w:spacing w:after="80" w:before="160" w:line="326" w:lineRule="auto"/>
         <w:rPr>
           <w:rFonts w:ascii="Courier New" w:cs="Courier New" w:eastAsia="Courier New" w:hAnsi="Courier New"/>
           <w:color w:val="bbbebf"/>
@@ -14205,7 +14284,7 @@
     <w:p>
       <w:pPr>
         <w:shd w:fill="121314" w:val="clear"/>
-        <w:spacing w:after="80" w:before="160" w:line="325.71428571428567" w:lineRule="auto"/>
+        <w:spacing w:after="80" w:before="160" w:line="326" w:lineRule="auto"/>
         <w:rPr>
           <w:rFonts w:ascii="Courier New" w:cs="Courier New" w:eastAsia="Courier New" w:hAnsi="Courier New"/>
           <w:color w:val="bbbebf"/>
@@ -14257,7 +14336,7 @@
     <w:p>
       <w:pPr>
         <w:shd w:fill="121314" w:val="clear"/>
-        <w:spacing w:after="80" w:before="160" w:line="325.71428571428567" w:lineRule="auto"/>
+        <w:spacing w:after="80" w:before="160" w:line="326" w:lineRule="auto"/>
         <w:rPr>
           <w:rFonts w:ascii="Courier New" w:cs="Courier New" w:eastAsia="Courier New" w:hAnsi="Courier New"/>
           <w:color w:val="bbbebf"/>
@@ -14359,7 +14438,7 @@
     <w:p>
       <w:pPr>
         <w:shd w:fill="121314" w:val="clear"/>
-        <w:spacing w:after="80" w:before="160" w:line="325.71428571428567" w:lineRule="auto"/>
+        <w:spacing w:after="80" w:before="160" w:line="326" w:lineRule="auto"/>
         <w:rPr>
           <w:rFonts w:ascii="Courier New" w:cs="Courier New" w:eastAsia="Courier New" w:hAnsi="Courier New"/>
           <w:color w:val="bbbebf"/>
@@ -14441,7 +14520,7 @@
     <w:p>
       <w:pPr>
         <w:shd w:fill="121314" w:val="clear"/>
-        <w:spacing w:after="80" w:before="160" w:line="325.71428571428567" w:lineRule="auto"/>
+        <w:spacing w:after="80" w:before="160" w:line="326" w:lineRule="auto"/>
         <w:rPr>
           <w:rFonts w:ascii="Courier New" w:cs="Courier New" w:eastAsia="Courier New" w:hAnsi="Courier New"/>
           <w:color w:val="bbbebf"/>
@@ -14523,7 +14602,7 @@
     <w:p>
       <w:pPr>
         <w:shd w:fill="121314" w:val="clear"/>
-        <w:spacing w:after="80" w:before="160" w:line="325.71428571428567" w:lineRule="auto"/>
+        <w:spacing w:after="80" w:before="160" w:line="326" w:lineRule="auto"/>
         <w:rPr>
           <w:rFonts w:ascii="Courier New" w:cs="Courier New" w:eastAsia="Courier New" w:hAnsi="Courier New"/>
           <w:color w:val="bbbebf"/>
@@ -14605,7 +14684,7 @@
     <w:p>
       <w:pPr>
         <w:shd w:fill="121314" w:val="clear"/>
-        <w:spacing w:after="80" w:before="160" w:line="325.71428571428567" w:lineRule="auto"/>
+        <w:spacing w:after="80" w:before="160" w:line="326" w:lineRule="auto"/>
         <w:rPr>
           <w:rFonts w:ascii="Courier New" w:cs="Courier New" w:eastAsia="Courier New" w:hAnsi="Courier New"/>
           <w:color w:val="bbbebf"/>
@@ -14687,7 +14766,7 @@
     <w:p>
       <w:pPr>
         <w:shd w:fill="121314" w:val="clear"/>
-        <w:spacing w:after="80" w:before="160" w:line="325.71428571428567" w:lineRule="auto"/>
+        <w:spacing w:after="80" w:before="160" w:line="326" w:lineRule="auto"/>
         <w:rPr>
           <w:rFonts w:ascii="Courier New" w:cs="Courier New" w:eastAsia="Courier New" w:hAnsi="Courier New"/>
           <w:color w:val="bbbebf"/>
@@ -14704,7 +14783,7 @@
     <w:p>
       <w:pPr>
         <w:shd w:fill="121314" w:val="clear"/>
-        <w:spacing w:after="80" w:before="160" w:line="325.71428571428567" w:lineRule="auto"/>
+        <w:spacing w:after="80" w:before="160" w:line="326" w:lineRule="auto"/>
         <w:rPr>
           <w:rFonts w:ascii="Courier New" w:cs="Courier New" w:eastAsia="Courier New" w:hAnsi="Courier New"/>
           <w:color w:val="8b949e"/>
@@ -14816,7 +14895,7 @@
     <w:p>
       <w:pPr>
         <w:shd w:fill="121314" w:val="clear"/>
-        <w:spacing w:after="80" w:before="160" w:line="325.71428571428567" w:lineRule="auto"/>
+        <w:spacing w:after="80" w:before="160" w:line="326" w:lineRule="auto"/>
         <w:rPr>
           <w:rFonts w:ascii="Courier New" w:cs="Courier New" w:eastAsia="Courier New" w:hAnsi="Courier New"/>
           <w:color w:val="bbbebf"/>
@@ -14918,7 +14997,7 @@
     <w:p>
       <w:pPr>
         <w:shd w:fill="121314" w:val="clear"/>
-        <w:spacing w:after="80" w:before="160" w:line="325.71428571428567" w:lineRule="auto"/>
+        <w:spacing w:after="80" w:before="160" w:line="326" w:lineRule="auto"/>
         <w:rPr>
           <w:rFonts w:ascii="Courier New" w:cs="Courier New" w:eastAsia="Courier New" w:hAnsi="Courier New"/>
           <w:color w:val="bbbebf"/>
@@ -15020,7 +15099,7 @@
     <w:p>
       <w:pPr>
         <w:shd w:fill="121314" w:val="clear"/>
-        <w:spacing w:after="80" w:before="160" w:line="325.71428571428567" w:lineRule="auto"/>
+        <w:spacing w:after="80" w:before="160" w:line="326" w:lineRule="auto"/>
         <w:rPr>
           <w:rFonts w:ascii="Courier New" w:cs="Courier New" w:eastAsia="Courier New" w:hAnsi="Courier New"/>
           <w:color w:val="bbbebf"/>
@@ -15382,7 +15461,7 @@
     <w:p>
       <w:pPr>
         <w:shd w:fill="121314" w:val="clear"/>
-        <w:spacing w:after="80" w:before="160" w:line="325.71428571428567" w:lineRule="auto"/>
+        <w:spacing w:after="80" w:before="160" w:line="326" w:lineRule="auto"/>
         <w:rPr>
           <w:rFonts w:ascii="Courier New" w:cs="Courier New" w:eastAsia="Courier New" w:hAnsi="Courier New"/>
           <w:color w:val="bbbebf"/>
@@ -15399,7 +15478,7 @@
     <w:p>
       <w:pPr>
         <w:shd w:fill="121314" w:val="clear"/>
-        <w:spacing w:after="80" w:before="160" w:line="325.71428571428567" w:lineRule="auto"/>
+        <w:spacing w:after="80" w:before="160" w:line="326" w:lineRule="auto"/>
         <w:rPr>
           <w:rFonts w:ascii="Courier New" w:cs="Courier New" w:eastAsia="Courier New" w:hAnsi="Courier New"/>
           <w:color w:val="bbbebf"/>
@@ -15481,7 +15560,7 @@
     <w:p>
       <w:pPr>
         <w:shd w:fill="121314" w:val="clear"/>
-        <w:spacing w:after="80" w:before="160" w:line="325.71428571428567" w:lineRule="auto"/>
+        <w:spacing w:after="80" w:before="160" w:line="326" w:lineRule="auto"/>
         <w:rPr>
           <w:rFonts w:ascii="Courier New" w:cs="Courier New" w:eastAsia="Courier New" w:hAnsi="Courier New"/>
           <w:color w:val="bbbebf"/>
@@ -15563,7 +15642,7 @@
     <w:p>
       <w:pPr>
         <w:shd w:fill="121314" w:val="clear"/>
-        <w:spacing w:after="80" w:before="160" w:line="325.71428571428567" w:lineRule="auto"/>
+        <w:spacing w:after="80" w:before="160" w:line="326" w:lineRule="auto"/>
         <w:rPr>
           <w:rFonts w:ascii="Courier New" w:cs="Courier New" w:eastAsia="Courier New" w:hAnsi="Courier New"/>
           <w:color w:val="8b949e"/>
@@ -15725,7 +15804,7 @@
     <w:p>
       <w:pPr>
         <w:shd w:fill="121314" w:val="clear"/>
-        <w:spacing w:after="80" w:before="160" w:line="325.71428571428567" w:lineRule="auto"/>
+        <w:spacing w:after="80" w:before="160" w:line="326" w:lineRule="auto"/>
         <w:rPr>
           <w:rFonts w:ascii="Courier New" w:cs="Courier New" w:eastAsia="Courier New" w:hAnsi="Courier New"/>
           <w:color w:val="bbbebf"/>
@@ -16117,7 +16196,7 @@
     <w:p>
       <w:pPr>
         <w:shd w:fill="121314" w:val="clear"/>
-        <w:spacing w:after="80" w:before="160" w:line="325.71428571428567" w:lineRule="auto"/>
+        <w:spacing w:after="80" w:before="160" w:line="326" w:lineRule="auto"/>
         <w:rPr>
           <w:rFonts w:ascii="Courier New" w:cs="Courier New" w:eastAsia="Courier New" w:hAnsi="Courier New"/>
           <w:color w:val="bbbebf"/>
@@ -16134,7 +16213,7 @@
     <w:p>
       <w:pPr>
         <w:shd w:fill="121314" w:val="clear"/>
-        <w:spacing w:after="80" w:before="160" w:line="325.71428571428567" w:lineRule="auto"/>
+        <w:spacing w:after="80" w:before="160" w:line="326" w:lineRule="auto"/>
         <w:rPr>
           <w:rFonts w:ascii="Courier New" w:cs="Courier New" w:eastAsia="Courier New" w:hAnsi="Courier New"/>
           <w:color w:val="bbbebf"/>
@@ -16216,7 +16295,7 @@
     <w:p>
       <w:pPr>
         <w:shd w:fill="121314" w:val="clear"/>
-        <w:spacing w:after="80" w:before="160" w:line="325.71428571428567" w:lineRule="auto"/>
+        <w:spacing w:after="80" w:before="160" w:line="326" w:lineRule="auto"/>
         <w:rPr>
           <w:rFonts w:ascii="Courier New" w:cs="Courier New" w:eastAsia="Courier New" w:hAnsi="Courier New"/>
           <w:color w:val="bbbebf"/>
@@ -16298,7 +16377,7 @@
     <w:p>
       <w:pPr>
         <w:shd w:fill="121314" w:val="clear"/>
-        <w:spacing w:after="80" w:before="160" w:line="325.71428571428567" w:lineRule="auto"/>
+        <w:spacing w:after="80" w:before="160" w:line="326" w:lineRule="auto"/>
         <w:rPr>
           <w:rFonts w:ascii="Courier New" w:cs="Courier New" w:eastAsia="Courier New" w:hAnsi="Courier New"/>
           <w:color w:val="bbbebf"/>
@@ -16450,7 +16529,7 @@
     <w:p>
       <w:pPr>
         <w:shd w:fill="121314" w:val="clear"/>
-        <w:spacing w:after="80" w:before="160" w:line="325.71428571428567" w:lineRule="auto"/>
+        <w:spacing w:after="80" w:before="160" w:line="326" w:lineRule="auto"/>
         <w:rPr>
           <w:rFonts w:ascii="Courier New" w:cs="Courier New" w:eastAsia="Courier New" w:hAnsi="Courier New"/>
           <w:color w:val="bbbebf"/>
@@ -16812,7 +16891,7 @@
     <w:p>
       <w:pPr>
         <w:shd w:fill="121314" w:val="clear"/>
-        <w:spacing w:after="80" w:before="160" w:line="325.71428571428567" w:lineRule="auto"/>
+        <w:spacing w:after="80" w:before="160" w:line="326" w:lineRule="auto"/>
         <w:rPr>
           <w:rFonts w:ascii="Courier New" w:cs="Courier New" w:eastAsia="Courier New" w:hAnsi="Courier New"/>
           <w:color w:val="bbbebf"/>
@@ -16834,7 +16913,7 @@
     <w:p>
       <w:pPr>
         <w:shd w:fill="121314" w:val="clear"/>
-        <w:spacing w:after="80" w:before="160" w:line="325.71428571428567" w:lineRule="auto"/>
+        <w:spacing w:after="80" w:before="160" w:line="326" w:lineRule="auto"/>
         <w:rPr>
           <w:rFonts w:ascii="Courier New" w:cs="Courier New" w:eastAsia="Courier New" w:hAnsi="Courier New"/>
           <w:color w:val="bbbebf"/>
@@ -16851,7 +16930,7 @@
     <w:p>
       <w:pPr>
         <w:shd w:fill="121314" w:val="clear"/>
-        <w:spacing w:after="80" w:before="160" w:line="325.71428571428567" w:lineRule="auto"/>
+        <w:spacing w:after="80" w:before="160" w:line="326" w:lineRule="auto"/>
         <w:rPr>
           <w:rFonts w:ascii="Courier New" w:cs="Courier New" w:eastAsia="Courier New" w:hAnsi="Courier New"/>
           <w:color w:val="bbbebf"/>
@@ -16868,7 +16947,7 @@
     <w:p>
       <w:pPr>
         <w:shd w:fill="121314" w:val="clear"/>
-        <w:spacing w:after="80" w:before="160" w:line="325.71428571428567" w:lineRule="auto"/>
+        <w:spacing w:after="80" w:before="160" w:line="326" w:lineRule="auto"/>
         <w:rPr>
           <w:rFonts w:ascii="Courier New" w:cs="Courier New" w:eastAsia="Courier New" w:hAnsi="Courier New"/>
           <w:color w:val="bbbebf"/>
@@ -16890,7 +16969,7 @@
     <w:p>
       <w:pPr>
         <w:shd w:fill="121314" w:val="clear"/>
-        <w:spacing w:after="80" w:before="160" w:line="325.71428571428567" w:lineRule="auto"/>
+        <w:spacing w:after="80" w:before="160" w:line="326" w:lineRule="auto"/>
         <w:rPr>
           <w:rFonts w:ascii="Courier New" w:cs="Courier New" w:eastAsia="Courier New" w:hAnsi="Courier New"/>
           <w:color w:val="bbbebf"/>
@@ -16907,7 +16986,7 @@
     <w:p>
       <w:pPr>
         <w:shd w:fill="121314" w:val="clear"/>
-        <w:spacing w:after="80" w:before="160" w:line="325.71428571428567" w:lineRule="auto"/>
+        <w:spacing w:after="80" w:before="160" w:line="326" w:lineRule="auto"/>
         <w:rPr>
           <w:rFonts w:ascii="Courier New" w:cs="Courier New" w:eastAsia="Courier New" w:hAnsi="Courier New"/>
           <w:color w:val="bbbebf"/>
@@ -16969,7 +17048,7 @@
         </w:rPr>
         <w:t xml:space="preserve">Посилання наGitHub Pull Request: </w:t>
       </w:r>
-      <w:hyperlink r:id="rId22">
+      <w:hyperlink r:id="rId23">
         <w:r>
           <w:rPr>
             <w:color w:val="1155cc"/>
@@ -17022,7 +17101,7 @@
     <w:p>
       <w:pPr>
         <w:shd w:fill="121314" w:val="clear"/>
-        <w:spacing w:after="80" w:before="160" w:line="325.71428571428567" w:lineRule="auto"/>
+        <w:spacing w:after="80" w:before="160" w:line="326" w:lineRule="auto"/>
         <w:rPr>
           <w:rFonts w:ascii="Courier New" w:cs="Courier New" w:eastAsia="Courier New" w:hAnsi="Courier New"/>
           <w:color w:val="8b949e"/>
@@ -17044,7 +17123,7 @@
     <w:p>
       <w:pPr>
         <w:shd w:fill="121314" w:val="clear"/>
-        <w:spacing w:after="80" w:before="160" w:line="325.71428571428567" w:lineRule="auto"/>
+        <w:spacing w:after="80" w:before="160" w:line="326" w:lineRule="auto"/>
         <w:rPr>
           <w:rFonts w:ascii="Courier New" w:cs="Courier New" w:eastAsia="Courier New" w:hAnsi="Courier New"/>
           <w:color w:val="8b949e"/>
@@ -17066,7 +17145,7 @@
     <w:p>
       <w:pPr>
         <w:shd w:fill="121314" w:val="clear"/>
-        <w:spacing w:after="80" w:before="160" w:line="325.71428571428567" w:lineRule="auto"/>
+        <w:spacing w:after="80" w:before="160" w:line="326" w:lineRule="auto"/>
         <w:rPr>
           <w:rFonts w:ascii="Courier New" w:cs="Courier New" w:eastAsia="Courier New" w:hAnsi="Courier New"/>
           <w:color w:val="8b949e"/>
@@ -17088,7 +17167,7 @@
     <w:p>
       <w:pPr>
         <w:shd w:fill="121314" w:val="clear"/>
-        <w:spacing w:after="80" w:before="160" w:line="325.71428571428567" w:lineRule="auto"/>
+        <w:spacing w:after="80" w:before="160" w:line="326" w:lineRule="auto"/>
         <w:rPr>
           <w:rFonts w:ascii="Courier New" w:cs="Courier New" w:eastAsia="Courier New" w:hAnsi="Courier New"/>
           <w:color w:val="8b949e"/>
@@ -17110,7 +17189,7 @@
     <w:p>
       <w:pPr>
         <w:shd w:fill="121314" w:val="clear"/>
-        <w:spacing w:after="80" w:before="160" w:line="325.71428571428567" w:lineRule="auto"/>
+        <w:spacing w:after="80" w:before="160" w:line="326" w:lineRule="auto"/>
         <w:rPr>
           <w:rFonts w:ascii="Courier New" w:cs="Courier New" w:eastAsia="Courier New" w:hAnsi="Courier New"/>
           <w:color w:val="8b949e"/>
@@ -17132,7 +17211,7 @@
     <w:p>
       <w:pPr>
         <w:shd w:fill="121314" w:val="clear"/>
-        <w:spacing w:after="80" w:before="160" w:line="325.71428571428567" w:lineRule="auto"/>
+        <w:spacing w:after="80" w:before="160" w:line="326" w:lineRule="auto"/>
         <w:rPr>
           <w:rFonts w:ascii="Courier New" w:cs="Courier New" w:eastAsia="Courier New" w:hAnsi="Courier New"/>
           <w:color w:val="bbbebf"/>
@@ -17149,7 +17228,7 @@
     <w:p>
       <w:pPr>
         <w:shd w:fill="121314" w:val="clear"/>
-        <w:spacing w:after="80" w:before="160" w:line="325.71428571428567" w:lineRule="auto"/>
+        <w:spacing w:after="80" w:before="160" w:line="326" w:lineRule="auto"/>
         <w:rPr>
           <w:rFonts w:ascii="Courier New" w:cs="Courier New" w:eastAsia="Courier New" w:hAnsi="Courier New"/>
           <w:color w:val="a5d6ff"/>
@@ -17191,7 +17270,7 @@
     <w:p>
       <w:pPr>
         <w:shd w:fill="121314" w:val="clear"/>
-        <w:spacing w:after="80" w:before="160" w:line="325.71428571428567" w:lineRule="auto"/>
+        <w:spacing w:after="80" w:before="160" w:line="326" w:lineRule="auto"/>
         <w:rPr>
           <w:rFonts w:ascii="Courier New" w:cs="Courier New" w:eastAsia="Courier New" w:hAnsi="Courier New"/>
           <w:color w:val="bbbebf"/>
@@ -17263,7 +17342,7 @@
     <w:p>
       <w:pPr>
         <w:shd w:fill="121314" w:val="clear"/>
-        <w:spacing w:after="80" w:before="160" w:line="325.71428571428567" w:lineRule="auto"/>
+        <w:spacing w:after="80" w:before="160" w:line="326" w:lineRule="auto"/>
         <w:rPr>
           <w:rFonts w:ascii="Courier New" w:cs="Courier New" w:eastAsia="Courier New" w:hAnsi="Courier New"/>
           <w:color w:val="bbbebf"/>
@@ -17280,7 +17359,7 @@
     <w:p>
       <w:pPr>
         <w:shd w:fill="121314" w:val="clear"/>
-        <w:spacing w:after="80" w:before="160" w:line="325.71428571428567" w:lineRule="auto"/>
+        <w:spacing w:after="80" w:before="160" w:line="326" w:lineRule="auto"/>
         <w:rPr>
           <w:rFonts w:ascii="Courier New" w:cs="Courier New" w:eastAsia="Courier New" w:hAnsi="Courier New"/>
           <w:color w:val="bbbebf"/>
@@ -17332,7 +17411,7 @@
     <w:p>
       <w:pPr>
         <w:shd w:fill="121314" w:val="clear"/>
-        <w:spacing w:after="80" w:before="160" w:line="325.71428571428567" w:lineRule="auto"/>
+        <w:spacing w:after="80" w:before="160" w:line="326" w:lineRule="auto"/>
         <w:rPr>
           <w:rFonts w:ascii="Courier New" w:cs="Courier New" w:eastAsia="Courier New" w:hAnsi="Courier New"/>
           <w:color w:val="bbbebf"/>
@@ -17434,7 +17513,7 @@
     <w:p>
       <w:pPr>
         <w:shd w:fill="121314" w:val="clear"/>
-        <w:spacing w:after="80" w:before="160" w:line="325.71428571428567" w:lineRule="auto"/>
+        <w:spacing w:after="80" w:before="160" w:line="326" w:lineRule="auto"/>
         <w:rPr>
           <w:rFonts w:ascii="Courier New" w:cs="Courier New" w:eastAsia="Courier New" w:hAnsi="Courier New"/>
           <w:color w:val="bbbebf"/>
@@ -17536,7 +17615,7 @@
     <w:p>
       <w:pPr>
         <w:shd w:fill="121314" w:val="clear"/>
-        <w:spacing w:after="80" w:before="160" w:line="325.71428571428567" w:lineRule="auto"/>
+        <w:spacing w:after="80" w:before="160" w:line="326" w:lineRule="auto"/>
         <w:rPr>
           <w:rFonts w:ascii="Courier New" w:cs="Courier New" w:eastAsia="Courier New" w:hAnsi="Courier New"/>
           <w:color w:val="bbbebf"/>
@@ -17638,7 +17717,7 @@
     <w:p>
       <w:pPr>
         <w:shd w:fill="121314" w:val="clear"/>
-        <w:spacing w:after="80" w:before="160" w:line="325.71428571428567" w:lineRule="auto"/>
+        <w:spacing w:after="80" w:before="160" w:line="326" w:lineRule="auto"/>
         <w:rPr>
           <w:rFonts w:ascii="Courier New" w:cs="Courier New" w:eastAsia="Courier New" w:hAnsi="Courier New"/>
           <w:color w:val="bbbebf"/>
@@ -17740,7 +17819,7 @@
     <w:p>
       <w:pPr>
         <w:shd w:fill="121314" w:val="clear"/>
-        <w:spacing w:after="80" w:before="160" w:line="325.71428571428567" w:lineRule="auto"/>
+        <w:spacing w:after="80" w:before="160" w:line="326" w:lineRule="auto"/>
         <w:rPr>
           <w:rFonts w:ascii="Courier New" w:cs="Courier New" w:eastAsia="Courier New" w:hAnsi="Courier New"/>
           <w:color w:val="bbbebf"/>
@@ -17842,7 +17921,7 @@
     <w:p>
       <w:pPr>
         <w:shd w:fill="121314" w:val="clear"/>
-        <w:spacing w:after="80" w:before="160" w:line="325.71428571428567" w:lineRule="auto"/>
+        <w:spacing w:after="80" w:before="160" w:line="326" w:lineRule="auto"/>
         <w:rPr>
           <w:rFonts w:ascii="Courier New" w:cs="Courier New" w:eastAsia="Courier New" w:hAnsi="Courier New"/>
           <w:color w:val="bbbebf"/>
@@ -17924,7 +18003,7 @@
     <w:p>
       <w:pPr>
         <w:shd w:fill="121314" w:val="clear"/>
-        <w:spacing w:after="80" w:before="160" w:line="325.71428571428567" w:lineRule="auto"/>
+        <w:spacing w:after="80" w:before="160" w:line="326" w:lineRule="auto"/>
         <w:rPr>
           <w:rFonts w:ascii="Courier New" w:cs="Courier New" w:eastAsia="Courier New" w:hAnsi="Courier New"/>
           <w:color w:val="bbbebf"/>
@@ -18046,7 +18125,7 @@
     <w:p>
       <w:pPr>
         <w:shd w:fill="121314" w:val="clear"/>
-        <w:spacing w:after="80" w:before="160" w:line="325.71428571428567" w:lineRule="auto"/>
+        <w:spacing w:after="80" w:before="160" w:line="326" w:lineRule="auto"/>
         <w:rPr>
           <w:rFonts w:ascii="Courier New" w:cs="Courier New" w:eastAsia="Courier New" w:hAnsi="Courier New"/>
           <w:color w:val="bbbebf"/>
@@ -18168,7 +18247,7 @@
     <w:p>
       <w:pPr>
         <w:shd w:fill="121314" w:val="clear"/>
-        <w:spacing w:after="80" w:before="160" w:line="325.71428571428567" w:lineRule="auto"/>
+        <w:spacing w:after="80" w:before="160" w:line="326" w:lineRule="auto"/>
         <w:rPr>
           <w:rFonts w:ascii="Courier New" w:cs="Courier New" w:eastAsia="Courier New" w:hAnsi="Courier New"/>
           <w:color w:val="bbbebf"/>
@@ -18290,7 +18369,7 @@
     <w:p>
       <w:pPr>
         <w:shd w:fill="121314" w:val="clear"/>
-        <w:spacing w:after="80" w:before="160" w:line="325.71428571428567" w:lineRule="auto"/>
+        <w:spacing w:after="80" w:before="160" w:line="326" w:lineRule="auto"/>
         <w:rPr>
           <w:rFonts w:ascii="Courier New" w:cs="Courier New" w:eastAsia="Courier New" w:hAnsi="Courier New"/>
           <w:color w:val="bbbebf"/>
@@ -18412,7 +18491,7 @@
     <w:p>
       <w:pPr>
         <w:shd w:fill="121314" w:val="clear"/>
-        <w:spacing w:after="80" w:before="160" w:line="325.71428571428567" w:lineRule="auto"/>
+        <w:spacing w:after="80" w:before="160" w:line="326" w:lineRule="auto"/>
         <w:rPr>
           <w:rFonts w:ascii="Courier New" w:cs="Courier New" w:eastAsia="Courier New" w:hAnsi="Courier New"/>
           <w:color w:val="c9d1d9"/>
@@ -18604,7 +18683,7 @@
     <w:p>
       <w:pPr>
         <w:shd w:fill="121314" w:val="clear"/>
-        <w:spacing w:after="80" w:before="160" w:line="325.71428571428567" w:lineRule="auto"/>
+        <w:spacing w:after="80" w:before="160" w:line="326" w:lineRule="auto"/>
         <w:rPr>
           <w:rFonts w:ascii="Courier New" w:cs="Courier New" w:eastAsia="Courier New" w:hAnsi="Courier New"/>
           <w:color w:val="c9d1d9"/>
@@ -18666,7 +18745,7 @@
     <w:p>
       <w:pPr>
         <w:shd w:fill="121314" w:val="clear"/>
-        <w:spacing w:after="80" w:before="160" w:line="325.71428571428567" w:lineRule="auto"/>
+        <w:spacing w:after="80" w:before="160" w:line="326" w:lineRule="auto"/>
         <w:rPr>
           <w:rFonts w:ascii="Courier New" w:cs="Courier New" w:eastAsia="Courier New" w:hAnsi="Courier New"/>
           <w:color w:val="c9d1d9"/>
@@ -18708,7 +18787,7 @@
     <w:p>
       <w:pPr>
         <w:shd w:fill="121314" w:val="clear"/>
-        <w:spacing w:after="80" w:before="160" w:line="325.71428571428567" w:lineRule="auto"/>
+        <w:spacing w:after="80" w:before="160" w:line="326" w:lineRule="auto"/>
         <w:rPr>
           <w:rFonts w:ascii="Courier New" w:cs="Courier New" w:eastAsia="Courier New" w:hAnsi="Courier New"/>
           <w:color w:val="c9d1d9"/>
@@ -18730,7 +18809,7 @@
     <w:p>
       <w:pPr>
         <w:shd w:fill="121314" w:val="clear"/>
-        <w:spacing w:after="80" w:before="160" w:line="325.71428571428567" w:lineRule="auto"/>
+        <w:spacing w:after="80" w:before="160" w:line="326" w:lineRule="auto"/>
         <w:rPr>
           <w:rFonts w:ascii="Courier New" w:cs="Courier New" w:eastAsia="Courier New" w:hAnsi="Courier New"/>
           <w:color w:val="c9d1d9"/>
@@ -18922,7 +19001,7 @@
     <w:p>
       <w:pPr>
         <w:shd w:fill="121314" w:val="clear"/>
-        <w:spacing w:after="80" w:before="160" w:line="325.71428571428567" w:lineRule="auto"/>
+        <w:spacing w:after="80" w:before="160" w:line="326" w:lineRule="auto"/>
         <w:rPr>
           <w:rFonts w:ascii="Courier New" w:cs="Courier New" w:eastAsia="Courier New" w:hAnsi="Courier New"/>
           <w:color w:val="c9d1d9"/>
@@ -18984,7 +19063,7 @@
     <w:p>
       <w:pPr>
         <w:shd w:fill="121314" w:val="clear"/>
-        <w:spacing w:after="80" w:before="160" w:line="325.71428571428567" w:lineRule="auto"/>
+        <w:spacing w:after="80" w:before="160" w:line="326" w:lineRule="auto"/>
         <w:rPr>
           <w:rFonts w:ascii="Courier New" w:cs="Courier New" w:eastAsia="Courier New" w:hAnsi="Courier New"/>
           <w:color w:val="c9d1d9"/>
@@ -19026,7 +19105,7 @@
     <w:p>
       <w:pPr>
         <w:shd w:fill="121314" w:val="clear"/>
-        <w:spacing w:after="80" w:before="160" w:line="325.71428571428567" w:lineRule="auto"/>
+        <w:spacing w:after="80" w:before="160" w:line="326" w:lineRule="auto"/>
         <w:rPr>
           <w:rFonts w:ascii="Courier New" w:cs="Courier New" w:eastAsia="Courier New" w:hAnsi="Courier New"/>
           <w:color w:val="c9d1d9"/>
@@ -19048,7 +19127,7 @@
     <w:p>
       <w:pPr>
         <w:shd w:fill="121314" w:val="clear"/>
-        <w:spacing w:after="80" w:before="160" w:line="325.71428571428567" w:lineRule="auto"/>
+        <w:spacing w:after="80" w:before="160" w:line="326" w:lineRule="auto"/>
         <w:rPr>
           <w:rFonts w:ascii="Courier New" w:cs="Courier New" w:eastAsia="Courier New" w:hAnsi="Courier New"/>
           <w:color w:val="c9d1d9"/>
@@ -19240,7 +19319,7 @@
     <w:p>
       <w:pPr>
         <w:shd w:fill="121314" w:val="clear"/>
-        <w:spacing w:after="80" w:before="160" w:line="325.71428571428567" w:lineRule="auto"/>
+        <w:spacing w:after="80" w:before="160" w:line="326" w:lineRule="auto"/>
         <w:rPr>
           <w:rFonts w:ascii="Courier New" w:cs="Courier New" w:eastAsia="Courier New" w:hAnsi="Courier New"/>
           <w:color w:val="c9d1d9"/>
@@ -19302,7 +19381,7 @@
     <w:p>
       <w:pPr>
         <w:shd w:fill="121314" w:val="clear"/>
-        <w:spacing w:after="80" w:before="160" w:line="325.71428571428567" w:lineRule="auto"/>
+        <w:spacing w:after="80" w:before="160" w:line="326" w:lineRule="auto"/>
         <w:rPr>
           <w:rFonts w:ascii="Courier New" w:cs="Courier New" w:eastAsia="Courier New" w:hAnsi="Courier New"/>
           <w:color w:val="c9d1d9"/>
@@ -19344,7 +19423,7 @@
     <w:p>
       <w:pPr>
         <w:shd w:fill="121314" w:val="clear"/>
-        <w:spacing w:after="80" w:before="160" w:line="325.71428571428567" w:lineRule="auto"/>
+        <w:spacing w:after="80" w:before="160" w:line="326" w:lineRule="auto"/>
         <w:rPr>
           <w:rFonts w:ascii="Courier New" w:cs="Courier New" w:eastAsia="Courier New" w:hAnsi="Courier New"/>
           <w:color w:val="c9d1d9"/>
@@ -19366,7 +19445,7 @@
     <w:p>
       <w:pPr>
         <w:shd w:fill="121314" w:val="clear"/>
-        <w:spacing w:after="80" w:before="160" w:line="325.71428571428567" w:lineRule="auto"/>
+        <w:spacing w:after="80" w:before="160" w:line="326" w:lineRule="auto"/>
         <w:rPr>
           <w:rFonts w:ascii="Courier New" w:cs="Courier New" w:eastAsia="Courier New" w:hAnsi="Courier New"/>
           <w:color w:val="bbbebf"/>
@@ -19528,7 +19607,7 @@
     <w:p>
       <w:pPr>
         <w:shd w:fill="121314" w:val="clear"/>
-        <w:spacing w:after="80" w:before="160" w:line="325.71428571428567" w:lineRule="auto"/>
+        <w:spacing w:after="80" w:before="160" w:line="326" w:lineRule="auto"/>
         <w:rPr>
           <w:rFonts w:ascii="Courier New" w:cs="Courier New" w:eastAsia="Courier New" w:hAnsi="Courier New"/>
           <w:color w:val="bbbebf"/>
@@ -19690,7 +19769,7 @@
     <w:p>
       <w:pPr>
         <w:shd w:fill="121314" w:val="clear"/>
-        <w:spacing w:after="80" w:before="160" w:line="325.71428571428567" w:lineRule="auto"/>
+        <w:spacing w:after="80" w:before="160" w:line="326" w:lineRule="auto"/>
         <w:rPr>
           <w:rFonts w:ascii="Courier New" w:cs="Courier New" w:eastAsia="Courier New" w:hAnsi="Courier New"/>
           <w:color w:val="c9d1d9"/>
@@ -19872,7 +19951,7 @@
     <w:p>
       <w:pPr>
         <w:shd w:fill="121314" w:val="clear"/>
-        <w:spacing w:after="80" w:before="160" w:line="325.71428571428567" w:lineRule="auto"/>
+        <w:spacing w:after="80" w:before="160" w:line="326" w:lineRule="auto"/>
         <w:rPr>
           <w:rFonts w:ascii="Courier New" w:cs="Courier New" w:eastAsia="Courier New" w:hAnsi="Courier New"/>
           <w:color w:val="bbbebf"/>
@@ -19889,7 +19968,7 @@
     <w:p>
       <w:pPr>
         <w:shd w:fill="121314" w:val="clear"/>
-        <w:spacing w:after="80" w:before="160" w:line="325.71428571428567" w:lineRule="auto"/>
+        <w:spacing w:after="80" w:before="160" w:line="326" w:lineRule="auto"/>
         <w:rPr>
           <w:rFonts w:ascii="Courier New" w:cs="Courier New" w:eastAsia="Courier New" w:hAnsi="Courier New"/>
           <w:color w:val="c9d1d9"/>
@@ -19951,7 +20030,7 @@
     <w:p>
       <w:pPr>
         <w:shd w:fill="121314" w:val="clear"/>
-        <w:spacing w:after="80" w:before="160" w:line="325.71428571428567" w:lineRule="auto"/>
+        <w:spacing w:after="80" w:before="160" w:line="326" w:lineRule="auto"/>
         <w:rPr>
           <w:rFonts w:ascii="Courier New" w:cs="Courier New" w:eastAsia="Courier New" w:hAnsi="Courier New"/>
           <w:color w:val="c9d1d9"/>
@@ -19993,7 +20072,7 @@
     <w:p>
       <w:pPr>
         <w:shd w:fill="121314" w:val="clear"/>
-        <w:spacing w:after="80" w:before="160" w:line="325.71428571428567" w:lineRule="auto"/>
+        <w:spacing w:after="80" w:before="160" w:line="326" w:lineRule="auto"/>
         <w:rPr>
           <w:rFonts w:ascii="Courier New" w:cs="Courier New" w:eastAsia="Courier New" w:hAnsi="Courier New"/>
           <w:color w:val="c9d1d9"/>
@@ -20015,7 +20094,7 @@
     <w:p>
       <w:pPr>
         <w:shd w:fill="121314" w:val="clear"/>
-        <w:spacing w:after="80" w:before="160" w:line="325.71428571428567" w:lineRule="auto"/>
+        <w:spacing w:after="80" w:before="160" w:line="326" w:lineRule="auto"/>
         <w:rPr>
           <w:rFonts w:ascii="Courier New" w:cs="Courier New" w:eastAsia="Courier New" w:hAnsi="Courier New"/>
           <w:color w:val="bbbebf"/>
@@ -20032,7 +20111,7 @@
     <w:p>
       <w:pPr>
         <w:shd w:fill="121314" w:val="clear"/>
-        <w:spacing w:after="80" w:before="160" w:line="325.71428571428567" w:lineRule="auto"/>
+        <w:spacing w:after="80" w:before="160" w:line="326" w:lineRule="auto"/>
         <w:rPr>
           <w:rFonts w:ascii="Courier New" w:cs="Courier New" w:eastAsia="Courier New" w:hAnsi="Courier New"/>
           <w:color w:val="c9d1d9"/>
@@ -20144,7 +20223,7 @@
     <w:p>
       <w:pPr>
         <w:shd w:fill="121314" w:val="clear"/>
-        <w:spacing w:after="80" w:before="160" w:line="325.71428571428567" w:lineRule="auto"/>
+        <w:spacing w:after="80" w:before="160" w:line="326" w:lineRule="auto"/>
         <w:rPr>
           <w:rFonts w:ascii="Courier New" w:cs="Courier New" w:eastAsia="Courier New" w:hAnsi="Courier New"/>
           <w:color w:val="c9d1d9"/>
@@ -20246,7 +20325,7 @@
     <w:p>
       <w:pPr>
         <w:shd w:fill="121314" w:val="clear"/>
-        <w:spacing w:after="80" w:before="160" w:line="325.71428571428567" w:lineRule="auto"/>
+        <w:spacing w:after="80" w:before="160" w:line="326" w:lineRule="auto"/>
         <w:rPr>
           <w:rFonts w:ascii="Courier New" w:cs="Courier New" w:eastAsia="Courier New" w:hAnsi="Courier New"/>
           <w:color w:val="c9d1d9"/>
@@ -20308,7 +20387,7 @@
     <w:p>
       <w:pPr>
         <w:shd w:fill="121314" w:val="clear"/>
-        <w:spacing w:after="80" w:before="160" w:line="325.71428571428567" w:lineRule="auto"/>
+        <w:spacing w:after="80" w:before="160" w:line="326" w:lineRule="auto"/>
         <w:rPr>
           <w:rFonts w:ascii="Courier New" w:cs="Courier New" w:eastAsia="Courier New" w:hAnsi="Courier New"/>
           <w:color w:val="c9d1d9"/>
@@ -20410,7 +20489,7 @@
     <w:p>
       <w:pPr>
         <w:shd w:fill="121314" w:val="clear"/>
-        <w:spacing w:after="80" w:before="160" w:line="325.71428571428567" w:lineRule="auto"/>
+        <w:spacing w:after="80" w:before="160" w:line="326" w:lineRule="auto"/>
         <w:rPr>
           <w:rFonts w:ascii="Courier New" w:cs="Courier New" w:eastAsia="Courier New" w:hAnsi="Courier New"/>
           <w:color w:val="c9d1d9"/>
@@ -20432,7 +20511,7 @@
     <w:p>
       <w:pPr>
         <w:shd w:fill="121314" w:val="clear"/>
-        <w:spacing w:after="80" w:before="160" w:line="325.71428571428567" w:lineRule="auto"/>
+        <w:spacing w:after="80" w:before="160" w:line="326" w:lineRule="auto"/>
         <w:rPr>
           <w:rFonts w:ascii="Courier New" w:cs="Courier New" w:eastAsia="Courier New" w:hAnsi="Courier New"/>
           <w:color w:val="bbbebf"/>
@@ -20449,7 +20528,7 @@
     <w:p>
       <w:pPr>
         <w:shd w:fill="121314" w:val="clear"/>
-        <w:spacing w:after="80" w:before="160" w:line="325.71428571428567" w:lineRule="auto"/>
+        <w:spacing w:after="80" w:before="160" w:line="326" w:lineRule="auto"/>
         <w:rPr>
           <w:rFonts w:ascii="Courier New" w:cs="Courier New" w:eastAsia="Courier New" w:hAnsi="Courier New"/>
           <w:color w:val="bbbebf"/>
@@ -20466,7 +20545,7 @@
     <w:p>
       <w:pPr>
         <w:shd w:fill="121314" w:val="clear"/>
-        <w:spacing w:after="80" w:before="160" w:line="325.71428571428567" w:lineRule="auto"/>
+        <w:spacing w:after="80" w:before="160" w:line="326" w:lineRule="auto"/>
         <w:rPr>
           <w:rFonts w:ascii="Courier New" w:cs="Courier New" w:eastAsia="Courier New" w:hAnsi="Courier New"/>
           <w:color w:val="bbbebf"/>
@@ -20548,7 +20627,7 @@
         <w:jc w:val="left"/>
         <w:rPr/>
       </w:pPr>
-      <w:hyperlink r:id="rId23">
+      <w:hyperlink r:id="rId24">
         <w:r>
           <w:rPr>
             <w:color w:val="1155cc"/>
@@ -20610,16 +20689,16 @@
           <wp:inline distB="114300" distT="114300" distL="114300" distR="114300">
             <wp:extent cx="5940115" cy="5270500"/>
             <wp:effectExtent b="0" l="0" r="0" t="0"/>
-            <wp:docPr id="66" name="image22.jpg"/>
+            <wp:docPr id="67" name="image23.jpg"/>
             <a:graphic>
               <a:graphicData uri="http://schemas.openxmlformats.org/drawingml/2006/picture">
                 <pic:pic>
                   <pic:nvPicPr>
-                    <pic:cNvPr id="0" name="image22.jpg"/>
+                    <pic:cNvPr id="0" name="image23.jpg"/>
                     <pic:cNvPicPr preferRelativeResize="0"/>
                   </pic:nvPicPr>
                   <pic:blipFill>
-                    <a:blip r:embed="rId24"/>
+                    <a:blip r:embed="rId25"/>
                     <a:srcRect b="0" l="0" r="0" t="0"/>
                     <a:stretch>
                       <a:fillRect/>
@@ -20659,7 +20738,7 @@
           <w:szCs w:val="24"/>
           <w:rtl w:val="0"/>
         </w:rPr>
-        <w:t xml:space="preserve">Рис. 14 Ручні розрахунки Experimental Exercises Activities - Binary Calculations</w:t>
+        <w:t xml:space="preserve">Рис. 15 Ручні розрахунки Experimental Exercises Activities - Binary Calculations</w:t>
       </w:r>
       <w:r>
         <w:rPr>
@@ -20692,7 +20771,7 @@
     <w:p>
       <w:pPr>
         <w:shd w:fill="121314" w:val="clear"/>
-        <w:spacing w:after="80" w:before="160" w:line="325.71428571428567" w:lineRule="auto"/>
+        <w:spacing w:after="80" w:before="160" w:line="326" w:lineRule="auto"/>
         <w:rPr>
           <w:rFonts w:ascii="Courier New" w:cs="Courier New" w:eastAsia="Courier New" w:hAnsi="Courier New"/>
           <w:color w:val="8b949e"/>
@@ -20714,7 +20793,7 @@
     <w:p>
       <w:pPr>
         <w:shd w:fill="121314" w:val="clear"/>
-        <w:spacing w:after="80" w:before="160" w:line="325.71428571428567" w:lineRule="auto"/>
+        <w:spacing w:after="80" w:before="160" w:line="326" w:lineRule="auto"/>
         <w:rPr>
           <w:rFonts w:ascii="Courier New" w:cs="Courier New" w:eastAsia="Courier New" w:hAnsi="Courier New"/>
           <w:color w:val="8b949e"/>
@@ -20736,7 +20815,7 @@
     <w:p>
       <w:pPr>
         <w:shd w:fill="121314" w:val="clear"/>
-        <w:spacing w:after="80" w:before="160" w:line="325.71428571428567" w:lineRule="auto"/>
+        <w:spacing w:after="80" w:before="160" w:line="326" w:lineRule="auto"/>
         <w:rPr>
           <w:rFonts w:ascii="Courier New" w:cs="Courier New" w:eastAsia="Courier New" w:hAnsi="Courier New"/>
           <w:color w:val="8b949e"/>
@@ -20758,7 +20837,7 @@
     <w:p>
       <w:pPr>
         <w:shd w:fill="121314" w:val="clear"/>
-        <w:spacing w:after="80" w:before="160" w:line="325.71428571428567" w:lineRule="auto"/>
+        <w:spacing w:after="80" w:before="160" w:line="326" w:lineRule="auto"/>
         <w:rPr>
           <w:rFonts w:ascii="Courier New" w:cs="Courier New" w:eastAsia="Courier New" w:hAnsi="Courier New"/>
           <w:color w:val="8b949e"/>
@@ -20780,7 +20859,7 @@
     <w:p>
       <w:pPr>
         <w:shd w:fill="121314" w:val="clear"/>
-        <w:spacing w:after="80" w:before="160" w:line="325.71428571428567" w:lineRule="auto"/>
+        <w:spacing w:after="80" w:before="160" w:line="326" w:lineRule="auto"/>
         <w:rPr>
           <w:rFonts w:ascii="Courier New" w:cs="Courier New" w:eastAsia="Courier New" w:hAnsi="Courier New"/>
           <w:color w:val="8b949e"/>
@@ -20802,7 +20881,7 @@
     <w:p>
       <w:pPr>
         <w:shd w:fill="121314" w:val="clear"/>
-        <w:spacing w:after="80" w:before="160" w:line="325.71428571428567" w:lineRule="auto"/>
+        <w:spacing w:after="80" w:before="160" w:line="326" w:lineRule="auto"/>
         <w:rPr>
           <w:rFonts w:ascii="Courier New" w:cs="Courier New" w:eastAsia="Courier New" w:hAnsi="Courier New"/>
           <w:color w:val="bbbebf"/>
@@ -20819,7 +20898,7 @@
     <w:p>
       <w:pPr>
         <w:shd w:fill="121314" w:val="clear"/>
-        <w:spacing w:after="80" w:before="160" w:line="325.71428571428567" w:lineRule="auto"/>
+        <w:spacing w:after="80" w:before="160" w:line="326" w:lineRule="auto"/>
         <w:rPr>
           <w:rFonts w:ascii="Courier New" w:cs="Courier New" w:eastAsia="Courier New" w:hAnsi="Courier New"/>
           <w:color w:val="8b949e"/>
@@ -20881,7 +20960,7 @@
     <w:p>
       <w:pPr>
         <w:shd w:fill="121314" w:val="clear"/>
-        <w:spacing w:after="80" w:before="160" w:line="325.71428571428567" w:lineRule="auto"/>
+        <w:spacing w:after="80" w:before="160" w:line="326" w:lineRule="auto"/>
         <w:rPr>
           <w:rFonts w:ascii="Courier New" w:cs="Courier New" w:eastAsia="Courier New" w:hAnsi="Courier New"/>
           <w:color w:val="8b949e"/>
@@ -20943,7 +21022,7 @@
     <w:p>
       <w:pPr>
         <w:shd w:fill="121314" w:val="clear"/>
-        <w:spacing w:after="80" w:before="160" w:line="325.71428571428567" w:lineRule="auto"/>
+        <w:spacing w:after="80" w:before="160" w:line="326" w:lineRule="auto"/>
         <w:rPr>
           <w:rFonts w:ascii="Courier New" w:cs="Courier New" w:eastAsia="Courier New" w:hAnsi="Courier New"/>
           <w:color w:val="8b949e"/>
@@ -21005,7 +21084,7 @@
     <w:p>
       <w:pPr>
         <w:shd w:fill="121314" w:val="clear"/>
-        <w:spacing w:after="80" w:before="160" w:line="325.71428571428567" w:lineRule="auto"/>
+        <w:spacing w:after="80" w:before="160" w:line="326" w:lineRule="auto"/>
         <w:rPr>
           <w:rFonts w:ascii="Courier New" w:cs="Courier New" w:eastAsia="Courier New" w:hAnsi="Courier New"/>
           <w:color w:val="bbbebf"/>
@@ -21022,7 +21101,7 @@
     <w:p>
       <w:pPr>
         <w:shd w:fill="121314" w:val="clear"/>
-        <w:spacing w:after="80" w:before="160" w:line="325.71428571428567" w:lineRule="auto"/>
+        <w:spacing w:after="80" w:before="160" w:line="326" w:lineRule="auto"/>
         <w:rPr>
           <w:rFonts w:ascii="Courier New" w:cs="Courier New" w:eastAsia="Courier New" w:hAnsi="Courier New"/>
           <w:color w:val="8b949e"/>
@@ -21104,7 +21183,7 @@
     <w:p>
       <w:pPr>
         <w:shd w:fill="121314" w:val="clear"/>
-        <w:spacing w:after="80" w:before="160" w:line="325.71428571428567" w:lineRule="auto"/>
+        <w:spacing w:after="80" w:before="160" w:line="326" w:lineRule="auto"/>
         <w:rPr>
           <w:rFonts w:ascii="Courier New" w:cs="Courier New" w:eastAsia="Courier New" w:hAnsi="Courier New"/>
           <w:color w:val="bbbebf"/>
@@ -21121,7 +21200,7 @@
     <w:p>
       <w:pPr>
         <w:shd w:fill="121314" w:val="clear"/>
-        <w:spacing w:after="80" w:before="160" w:line="325.71428571428567" w:lineRule="auto"/>
+        <w:spacing w:after="80" w:before="160" w:line="326" w:lineRule="auto"/>
         <w:rPr>
           <w:rFonts w:ascii="Courier New" w:cs="Courier New" w:eastAsia="Courier New" w:hAnsi="Courier New"/>
           <w:color w:val="bbbebf"/>
@@ -21173,7 +21252,7 @@
     <w:p>
       <w:pPr>
         <w:shd w:fill="121314" w:val="clear"/>
-        <w:spacing w:after="80" w:before="160" w:line="325.71428571428567" w:lineRule="auto"/>
+        <w:spacing w:after="80" w:before="160" w:line="326" w:lineRule="auto"/>
         <w:rPr>
           <w:rFonts w:ascii="Courier New" w:cs="Courier New" w:eastAsia="Courier New" w:hAnsi="Courier New"/>
           <w:color w:val="8b949e"/>
@@ -21265,7 +21344,7 @@
     <w:p>
       <w:pPr>
         <w:shd w:fill="121314" w:val="clear"/>
-        <w:spacing w:after="80" w:before="160" w:line="325.71428571428567" w:lineRule="auto"/>
+        <w:spacing w:after="80" w:before="160" w:line="326" w:lineRule="auto"/>
         <w:rPr>
           <w:rFonts w:ascii="Courier New" w:cs="Courier New" w:eastAsia="Courier New" w:hAnsi="Courier New"/>
           <w:color w:val="bbbebf"/>
@@ -21287,7 +21366,7 @@
     <w:p>
       <w:pPr>
         <w:shd w:fill="121314" w:val="clear"/>
-        <w:spacing w:after="80" w:before="160" w:line="325.71428571428567" w:lineRule="auto"/>
+        <w:spacing w:after="80" w:before="160" w:line="326" w:lineRule="auto"/>
         <w:rPr>
           <w:rFonts w:ascii="Courier New" w:cs="Courier New" w:eastAsia="Courier New" w:hAnsi="Courier New"/>
           <w:color w:val="8b949e"/>
@@ -21359,7 +21438,7 @@
     <w:p>
       <w:pPr>
         <w:shd w:fill="121314" w:val="clear"/>
-        <w:spacing w:after="80" w:before="160" w:line="325.71428571428567" w:lineRule="auto"/>
+        <w:spacing w:after="80" w:before="160" w:line="326" w:lineRule="auto"/>
         <w:rPr>
           <w:rFonts w:ascii="Courier New" w:cs="Courier New" w:eastAsia="Courier New" w:hAnsi="Courier New"/>
           <w:color w:val="8b949e"/>
@@ -21471,7 +21550,7 @@
     <w:p>
       <w:pPr>
         <w:shd w:fill="121314" w:val="clear"/>
-        <w:spacing w:after="80" w:before="160" w:line="325.71428571428567" w:lineRule="auto"/>
+        <w:spacing w:after="80" w:before="160" w:line="326" w:lineRule="auto"/>
         <w:rPr>
           <w:rFonts w:ascii="Courier New" w:cs="Courier New" w:eastAsia="Courier New" w:hAnsi="Courier New"/>
           <w:color w:val="8b949e"/>
@@ -21543,7 +21622,7 @@
     <w:p>
       <w:pPr>
         <w:shd w:fill="121314" w:val="clear"/>
-        <w:spacing w:after="80" w:before="160" w:line="325.71428571428567" w:lineRule="auto"/>
+        <w:spacing w:after="80" w:before="160" w:line="326" w:lineRule="auto"/>
         <w:rPr>
           <w:rFonts w:ascii="Courier New" w:cs="Courier New" w:eastAsia="Courier New" w:hAnsi="Courier New"/>
           <w:color w:val="bbbebf"/>
@@ -21560,7 +21639,7 @@
     <w:p>
       <w:pPr>
         <w:shd w:fill="121314" w:val="clear"/>
-        <w:spacing w:after="80" w:before="160" w:line="325.71428571428567" w:lineRule="auto"/>
+        <w:spacing w:after="80" w:before="160" w:line="326" w:lineRule="auto"/>
         <w:rPr>
           <w:rFonts w:ascii="Courier New" w:cs="Courier New" w:eastAsia="Courier New" w:hAnsi="Courier New"/>
           <w:color w:val="8b949e"/>
@@ -21632,7 +21711,7 @@
     <w:p>
       <w:pPr>
         <w:shd w:fill="121314" w:val="clear"/>
-        <w:spacing w:after="80" w:before="160" w:line="325.71428571428567" w:lineRule="auto"/>
+        <w:spacing w:after="80" w:before="160" w:line="326" w:lineRule="auto"/>
         <w:rPr>
           <w:rFonts w:ascii="Courier New" w:cs="Courier New" w:eastAsia="Courier New" w:hAnsi="Courier New"/>
           <w:color w:val="8b949e"/>
@@ -21704,7 +21783,7 @@
     <w:p>
       <w:pPr>
         <w:shd w:fill="121314" w:val="clear"/>
-        <w:spacing w:after="80" w:before="160" w:line="325.71428571428567" w:lineRule="auto"/>
+        <w:spacing w:after="80" w:before="160" w:line="326" w:lineRule="auto"/>
         <w:rPr>
           <w:rFonts w:ascii="Courier New" w:cs="Courier New" w:eastAsia="Courier New" w:hAnsi="Courier New"/>
           <w:color w:val="8b949e"/>
@@ -21776,7 +21855,7 @@
     <w:p>
       <w:pPr>
         <w:shd w:fill="121314" w:val="clear"/>
-        <w:spacing w:after="80" w:before="160" w:line="325.71428571428567" w:lineRule="auto"/>
+        <w:spacing w:after="80" w:before="160" w:line="326" w:lineRule="auto"/>
         <w:rPr>
           <w:rFonts w:ascii="Courier New" w:cs="Courier New" w:eastAsia="Courier New" w:hAnsi="Courier New"/>
           <w:color w:val="bbbebf"/>
@@ -21793,7 +21872,7 @@
     <w:p>
       <w:pPr>
         <w:shd w:fill="121314" w:val="clear"/>
-        <w:spacing w:after="80" w:before="160" w:line="325.71428571428567" w:lineRule="auto"/>
+        <w:spacing w:after="80" w:before="160" w:line="326" w:lineRule="auto"/>
         <w:rPr>
           <w:rFonts w:ascii="Courier New" w:cs="Courier New" w:eastAsia="Courier New" w:hAnsi="Courier New"/>
           <w:color w:val="8b949e"/>
@@ -21865,7 +21944,7 @@
     <w:p>
       <w:pPr>
         <w:shd w:fill="121314" w:val="clear"/>
-        <w:spacing w:after="80" w:before="160" w:line="325.71428571428567" w:lineRule="auto"/>
+        <w:spacing w:after="80" w:before="160" w:line="326" w:lineRule="auto"/>
         <w:rPr>
           <w:rFonts w:ascii="Courier New" w:cs="Courier New" w:eastAsia="Courier New" w:hAnsi="Courier New"/>
           <w:color w:val="8b949e"/>
@@ -21937,7 +22016,7 @@
     <w:p>
       <w:pPr>
         <w:shd w:fill="121314" w:val="clear"/>
-        <w:spacing w:after="80" w:before="160" w:line="325.71428571428567" w:lineRule="auto"/>
+        <w:spacing w:after="80" w:before="160" w:line="326" w:lineRule="auto"/>
         <w:rPr>
           <w:rFonts w:ascii="Courier New" w:cs="Courier New" w:eastAsia="Courier New" w:hAnsi="Courier New"/>
           <w:color w:val="8b949e"/>
@@ -22009,7 +22088,7 @@
     <w:p>
       <w:pPr>
         <w:shd w:fill="121314" w:val="clear"/>
-        <w:spacing w:after="80" w:before="160" w:line="325.71428571428567" w:lineRule="auto"/>
+        <w:spacing w:after="80" w:before="160" w:line="326" w:lineRule="auto"/>
         <w:rPr>
           <w:rFonts w:ascii="Courier New" w:cs="Courier New" w:eastAsia="Courier New" w:hAnsi="Courier New"/>
           <w:color w:val="bbbebf"/>
@@ -22026,7 +22105,7 @@
     <w:p>
       <w:pPr>
         <w:shd w:fill="121314" w:val="clear"/>
-        <w:spacing w:after="80" w:before="160" w:line="325.71428571428567" w:lineRule="auto"/>
+        <w:spacing w:after="80" w:before="160" w:line="326" w:lineRule="auto"/>
         <w:rPr>
           <w:rFonts w:ascii="Courier New" w:cs="Courier New" w:eastAsia="Courier New" w:hAnsi="Courier New"/>
           <w:color w:val="bbbebf"/>
@@ -22048,7 +22127,7 @@
     <w:p>
       <w:pPr>
         <w:shd w:fill="121314" w:val="clear"/>
-        <w:spacing w:after="80" w:before="160" w:line="325.71428571428567" w:lineRule="auto"/>
+        <w:spacing w:after="80" w:before="160" w:line="326" w:lineRule="auto"/>
         <w:rPr>
           <w:rFonts w:ascii="Courier New" w:cs="Courier New" w:eastAsia="Courier New" w:hAnsi="Courier New"/>
           <w:color w:val="8b949e"/>
@@ -22070,7 +22149,7 @@
     <w:p>
       <w:pPr>
         <w:shd w:fill="121314" w:val="clear"/>
-        <w:spacing w:after="80" w:before="160" w:line="325.71428571428567" w:lineRule="auto"/>
+        <w:spacing w:after="80" w:before="160" w:line="326" w:lineRule="auto"/>
         <w:rPr>
           <w:rFonts w:ascii="Courier New" w:cs="Courier New" w:eastAsia="Courier New" w:hAnsi="Courier New"/>
           <w:color w:val="bbbebf"/>
@@ -22152,7 +22231,7 @@
     <w:p>
       <w:pPr>
         <w:shd w:fill="121314" w:val="clear"/>
-        <w:spacing w:after="80" w:before="160" w:line="325.71428571428567" w:lineRule="auto"/>
+        <w:spacing w:after="80" w:before="160" w:line="326" w:lineRule="auto"/>
         <w:rPr>
           <w:rFonts w:ascii="Courier New" w:cs="Courier New" w:eastAsia="Courier New" w:hAnsi="Courier New"/>
           <w:color w:val="bbbebf"/>
@@ -22234,7 +22313,7 @@
     <w:p>
       <w:pPr>
         <w:shd w:fill="121314" w:val="clear"/>
-        <w:spacing w:after="80" w:before="160" w:line="325.71428571428567" w:lineRule="auto"/>
+        <w:spacing w:after="80" w:before="160" w:line="326" w:lineRule="auto"/>
         <w:rPr>
           <w:rFonts w:ascii="Courier New" w:cs="Courier New" w:eastAsia="Courier New" w:hAnsi="Courier New"/>
           <w:color w:val="c9d1d9"/>
@@ -22426,7 +22505,7 @@
     <w:p>
       <w:pPr>
         <w:shd w:fill="121314" w:val="clear"/>
-        <w:spacing w:after="80" w:before="160" w:line="325.71428571428567" w:lineRule="auto"/>
+        <w:spacing w:after="80" w:before="160" w:line="326" w:lineRule="auto"/>
         <w:rPr>
           <w:rFonts w:ascii="Courier New" w:cs="Courier New" w:eastAsia="Courier New" w:hAnsi="Courier New"/>
           <w:color w:val="c9d1d9"/>
@@ -22528,7 +22607,7 @@
     <w:p>
       <w:pPr>
         <w:shd w:fill="121314" w:val="clear"/>
-        <w:spacing w:after="80" w:before="160" w:line="325.71428571428567" w:lineRule="auto"/>
+        <w:spacing w:after="80" w:before="160" w:line="326" w:lineRule="auto"/>
         <w:rPr>
           <w:rFonts w:ascii="Courier New" w:cs="Courier New" w:eastAsia="Courier New" w:hAnsi="Courier New"/>
           <w:color w:val="c9d1d9"/>
@@ -22590,7 +22669,7 @@
     <w:p>
       <w:pPr>
         <w:shd w:fill="121314" w:val="clear"/>
-        <w:spacing w:after="80" w:before="160" w:line="325.71428571428567" w:lineRule="auto"/>
+        <w:spacing w:after="80" w:before="160" w:line="326" w:lineRule="auto"/>
         <w:rPr>
           <w:rFonts w:ascii="Courier New" w:cs="Courier New" w:eastAsia="Courier New" w:hAnsi="Courier New"/>
           <w:color w:val="c9d1d9"/>
@@ -22612,7 +22691,7 @@
     <w:p>
       <w:pPr>
         <w:shd w:fill="121314" w:val="clear"/>
-        <w:spacing w:after="80" w:before="160" w:line="325.71428571428567" w:lineRule="auto"/>
+        <w:spacing w:after="80" w:before="160" w:line="326" w:lineRule="auto"/>
         <w:rPr>
           <w:rFonts w:ascii="Courier New" w:cs="Courier New" w:eastAsia="Courier New" w:hAnsi="Courier New"/>
           <w:color w:val="bbbebf"/>
@@ -22629,7 +22708,7 @@
     <w:p>
       <w:pPr>
         <w:shd w:fill="121314" w:val="clear"/>
-        <w:spacing w:after="80" w:before="160" w:line="325.71428571428567" w:lineRule="auto"/>
+        <w:spacing w:after="80" w:before="160" w:line="326" w:lineRule="auto"/>
         <w:rPr>
           <w:rFonts w:ascii="Courier New" w:cs="Courier New" w:eastAsia="Courier New" w:hAnsi="Courier New"/>
           <w:color w:val="8b949e"/>
@@ -22651,7 +22730,7 @@
     <w:p>
       <w:pPr>
         <w:shd w:fill="121314" w:val="clear"/>
-        <w:spacing w:after="80" w:before="160" w:line="325.71428571428567" w:lineRule="auto"/>
+        <w:spacing w:after="80" w:before="160" w:line="326" w:lineRule="auto"/>
         <w:rPr>
           <w:rFonts w:ascii="Courier New" w:cs="Courier New" w:eastAsia="Courier New" w:hAnsi="Courier New"/>
           <w:color w:val="bbbebf"/>
@@ -22733,7 +22812,7 @@
     <w:p>
       <w:pPr>
         <w:shd w:fill="121314" w:val="clear"/>
-        <w:spacing w:after="80" w:before="160" w:line="325.71428571428567" w:lineRule="auto"/>
+        <w:spacing w:after="80" w:before="160" w:line="326" w:lineRule="auto"/>
         <w:rPr>
           <w:rFonts w:ascii="Courier New" w:cs="Courier New" w:eastAsia="Courier New" w:hAnsi="Courier New"/>
           <w:color w:val="bbbebf"/>
@@ -22815,7 +22894,7 @@
     <w:p>
       <w:pPr>
         <w:shd w:fill="121314" w:val="clear"/>
-        <w:spacing w:after="80" w:before="160" w:line="325.71428571428567" w:lineRule="auto"/>
+        <w:spacing w:after="80" w:before="160" w:line="326" w:lineRule="auto"/>
         <w:rPr>
           <w:rFonts w:ascii="Courier New" w:cs="Courier New" w:eastAsia="Courier New" w:hAnsi="Courier New"/>
           <w:color w:val="c9d1d9"/>
@@ -23007,7 +23086,7 @@
     <w:p>
       <w:pPr>
         <w:shd w:fill="121314" w:val="clear"/>
-        <w:spacing w:after="80" w:before="160" w:line="325.71428571428567" w:lineRule="auto"/>
+        <w:spacing w:after="80" w:before="160" w:line="326" w:lineRule="auto"/>
         <w:rPr>
           <w:rFonts w:ascii="Courier New" w:cs="Courier New" w:eastAsia="Courier New" w:hAnsi="Courier New"/>
           <w:color w:val="c9d1d9"/>
@@ -23109,7 +23188,7 @@
     <w:p>
       <w:pPr>
         <w:shd w:fill="121314" w:val="clear"/>
-        <w:spacing w:after="80" w:before="160" w:line="325.71428571428567" w:lineRule="auto"/>
+        <w:spacing w:after="80" w:before="160" w:line="326" w:lineRule="auto"/>
         <w:rPr>
           <w:rFonts w:ascii="Courier New" w:cs="Courier New" w:eastAsia="Courier New" w:hAnsi="Courier New"/>
           <w:color w:val="c9d1d9"/>
@@ -23171,7 +23250,7 @@
     <w:p>
       <w:pPr>
         <w:shd w:fill="121314" w:val="clear"/>
-        <w:spacing w:after="80" w:before="160" w:line="325.71428571428567" w:lineRule="auto"/>
+        <w:spacing w:after="80" w:before="160" w:line="326" w:lineRule="auto"/>
         <w:rPr>
           <w:rFonts w:ascii="Courier New" w:cs="Courier New" w:eastAsia="Courier New" w:hAnsi="Courier New"/>
           <w:color w:val="c9d1d9"/>
@@ -23193,7 +23272,7 @@
     <w:p>
       <w:pPr>
         <w:shd w:fill="121314" w:val="clear"/>
-        <w:spacing w:after="80" w:before="160" w:line="325.71428571428567" w:lineRule="auto"/>
+        <w:spacing w:after="80" w:before="160" w:line="326" w:lineRule="auto"/>
         <w:rPr>
           <w:rFonts w:ascii="Courier New" w:cs="Courier New" w:eastAsia="Courier New" w:hAnsi="Courier New"/>
           <w:color w:val="bbbebf"/>
@@ -23215,7 +23294,7 @@
     <w:p>
       <w:pPr>
         <w:shd w:fill="121314" w:val="clear"/>
-        <w:spacing w:after="80" w:before="160" w:line="325.71428571428567" w:lineRule="auto"/>
+        <w:spacing w:after="80" w:before="160" w:line="326" w:lineRule="auto"/>
         <w:rPr>
           <w:rFonts w:ascii="Courier New" w:cs="Courier New" w:eastAsia="Courier New" w:hAnsi="Courier New"/>
           <w:color w:val="8b949e"/>
@@ -23237,7 +23316,7 @@
     <w:p>
       <w:pPr>
         <w:shd w:fill="121314" w:val="clear"/>
-        <w:spacing w:after="80" w:before="160" w:line="325.71428571428567" w:lineRule="auto"/>
+        <w:spacing w:after="80" w:before="160" w:line="326" w:lineRule="auto"/>
         <w:rPr>
           <w:rFonts w:ascii="Courier New" w:cs="Courier New" w:eastAsia="Courier New" w:hAnsi="Courier New"/>
           <w:color w:val="bbbebf"/>
@@ -23319,7 +23398,7 @@
     <w:p>
       <w:pPr>
         <w:shd w:fill="121314" w:val="clear"/>
-        <w:spacing w:after="80" w:before="160" w:line="325.71428571428567" w:lineRule="auto"/>
+        <w:spacing w:after="80" w:before="160" w:line="326" w:lineRule="auto"/>
         <w:rPr>
           <w:rFonts w:ascii="Courier New" w:cs="Courier New" w:eastAsia="Courier New" w:hAnsi="Courier New"/>
           <w:color w:val="bbbebf"/>
@@ -23401,7 +23480,7 @@
     <w:p>
       <w:pPr>
         <w:shd w:fill="121314" w:val="clear"/>
-        <w:spacing w:after="80" w:before="160" w:line="325.71428571428567" w:lineRule="auto"/>
+        <w:spacing w:after="80" w:before="160" w:line="326" w:lineRule="auto"/>
         <w:rPr>
           <w:rFonts w:ascii="Courier New" w:cs="Courier New" w:eastAsia="Courier New" w:hAnsi="Courier New"/>
           <w:color w:val="c9d1d9"/>
@@ -23593,7 +23672,7 @@
     <w:p>
       <w:pPr>
         <w:shd w:fill="121314" w:val="clear"/>
-        <w:spacing w:after="80" w:before="160" w:line="325.71428571428567" w:lineRule="auto"/>
+        <w:spacing w:after="80" w:before="160" w:line="326" w:lineRule="auto"/>
         <w:rPr>
           <w:rFonts w:ascii="Courier New" w:cs="Courier New" w:eastAsia="Courier New" w:hAnsi="Courier New"/>
           <w:color w:val="c9d1d9"/>
@@ -23695,7 +23774,7 @@
     <w:p>
       <w:pPr>
         <w:shd w:fill="121314" w:val="clear"/>
-        <w:spacing w:after="80" w:before="160" w:line="325.71428571428567" w:lineRule="auto"/>
+        <w:spacing w:after="80" w:before="160" w:line="326" w:lineRule="auto"/>
         <w:rPr>
           <w:rFonts w:ascii="Courier New" w:cs="Courier New" w:eastAsia="Courier New" w:hAnsi="Courier New"/>
           <w:color w:val="c9d1d9"/>
@@ -23757,7 +23836,7 @@
     <w:p>
       <w:pPr>
         <w:shd w:fill="121314" w:val="clear"/>
-        <w:spacing w:after="80" w:before="160" w:line="325.71428571428567" w:lineRule="auto"/>
+        <w:spacing w:after="80" w:before="160" w:line="326" w:lineRule="auto"/>
         <w:rPr>
           <w:rFonts w:ascii="Courier New" w:cs="Courier New" w:eastAsia="Courier New" w:hAnsi="Courier New"/>
           <w:color w:val="c9d1d9"/>
@@ -23779,7 +23858,7 @@
     <w:p>
       <w:pPr>
         <w:shd w:fill="121314" w:val="clear"/>
-        <w:spacing w:after="80" w:before="160" w:line="325.71428571428567" w:lineRule="auto"/>
+        <w:spacing w:after="80" w:before="160" w:line="326" w:lineRule="auto"/>
         <w:rPr>
           <w:rFonts w:ascii="Courier New" w:cs="Courier New" w:eastAsia="Courier New" w:hAnsi="Courier New"/>
           <w:color w:val="bbbebf"/>
@@ -23796,7 +23875,7 @@
     <w:p>
       <w:pPr>
         <w:shd w:fill="121314" w:val="clear"/>
-        <w:spacing w:after="80" w:before="160" w:line="325.71428571428567" w:lineRule="auto"/>
+        <w:spacing w:after="80" w:before="160" w:line="326" w:lineRule="auto"/>
         <w:rPr>
           <w:rFonts w:ascii="Courier New" w:cs="Courier New" w:eastAsia="Courier New" w:hAnsi="Courier New"/>
           <w:color w:val="8b949e"/>
@@ -23818,7 +23897,7 @@
     <w:p>
       <w:pPr>
         <w:shd w:fill="121314" w:val="clear"/>
-        <w:spacing w:after="80" w:before="160" w:line="325.71428571428567" w:lineRule="auto"/>
+        <w:spacing w:after="80" w:before="160" w:line="326" w:lineRule="auto"/>
         <w:rPr>
           <w:rFonts w:ascii="Courier New" w:cs="Courier New" w:eastAsia="Courier New" w:hAnsi="Courier New"/>
           <w:color w:val="bbbebf"/>
@@ -23900,7 +23979,7 @@
     <w:p>
       <w:pPr>
         <w:shd w:fill="121314" w:val="clear"/>
-        <w:spacing w:after="80" w:before="160" w:line="325.71428571428567" w:lineRule="auto"/>
+        <w:spacing w:after="80" w:before="160" w:line="326" w:lineRule="auto"/>
         <w:rPr>
           <w:rFonts w:ascii="Courier New" w:cs="Courier New" w:eastAsia="Courier New" w:hAnsi="Courier New"/>
           <w:color w:val="bbbebf"/>
@@ -23982,7 +24061,7 @@
     <w:p>
       <w:pPr>
         <w:shd w:fill="121314" w:val="clear"/>
-        <w:spacing w:after="80" w:before="160" w:line="325.71428571428567" w:lineRule="auto"/>
+        <w:spacing w:after="80" w:before="160" w:line="326" w:lineRule="auto"/>
         <w:rPr>
           <w:rFonts w:ascii="Courier New" w:cs="Courier New" w:eastAsia="Courier New" w:hAnsi="Courier New"/>
           <w:color w:val="c9d1d9"/>
@@ -24174,7 +24253,7 @@
     <w:p>
       <w:pPr>
         <w:shd w:fill="121314" w:val="clear"/>
-        <w:spacing w:after="80" w:before="160" w:line="325.71428571428567" w:lineRule="auto"/>
+        <w:spacing w:after="80" w:before="160" w:line="326" w:lineRule="auto"/>
         <w:rPr>
           <w:rFonts w:ascii="Courier New" w:cs="Courier New" w:eastAsia="Courier New" w:hAnsi="Courier New"/>
           <w:color w:val="c9d1d9"/>
@@ -24276,7 +24355,7 @@
     <w:p>
       <w:pPr>
         <w:shd w:fill="121314" w:val="clear"/>
-        <w:spacing w:after="80" w:before="160" w:line="325.71428571428567" w:lineRule="auto"/>
+        <w:spacing w:after="80" w:before="160" w:line="326" w:lineRule="auto"/>
         <w:rPr>
           <w:rFonts w:ascii="Courier New" w:cs="Courier New" w:eastAsia="Courier New" w:hAnsi="Courier New"/>
           <w:color w:val="c9d1d9"/>
@@ -24338,7 +24417,7 @@
     <w:p>
       <w:pPr>
         <w:shd w:fill="121314" w:val="clear"/>
-        <w:spacing w:after="80" w:before="160" w:line="325.71428571428567" w:lineRule="auto"/>
+        <w:spacing w:after="80" w:before="160" w:line="326" w:lineRule="auto"/>
         <w:rPr>
           <w:rFonts w:ascii="Courier New" w:cs="Courier New" w:eastAsia="Courier New" w:hAnsi="Courier New"/>
           <w:color w:val="c9d1d9"/>
@@ -24360,7 +24439,7 @@
     <w:p>
       <w:pPr>
         <w:shd w:fill="121314" w:val="clear"/>
-        <w:spacing w:after="80" w:before="160" w:line="325.71428571428567" w:lineRule="auto"/>
+        <w:spacing w:after="80" w:before="160" w:line="326" w:lineRule="auto"/>
         <w:rPr>
           <w:rFonts w:ascii="Courier New" w:cs="Courier New" w:eastAsia="Courier New" w:hAnsi="Courier New"/>
           <w:color w:val="bbbebf"/>
@@ -24377,7 +24456,7 @@
     <w:p>
       <w:pPr>
         <w:shd w:fill="121314" w:val="clear"/>
-        <w:spacing w:after="80" w:before="160" w:line="325.71428571428567" w:lineRule="auto"/>
+        <w:spacing w:after="80" w:before="160" w:line="326" w:lineRule="auto"/>
         <w:rPr>
           <w:rFonts w:ascii="Courier New" w:cs="Courier New" w:eastAsia="Courier New" w:hAnsi="Courier New"/>
           <w:color w:val="8b949e"/>
@@ -24399,7 +24478,7 @@
     <w:p>
       <w:pPr>
         <w:shd w:fill="121314" w:val="clear"/>
-        <w:spacing w:after="80" w:before="160" w:line="325.71428571428567" w:lineRule="auto"/>
+        <w:spacing w:after="80" w:before="160" w:line="326" w:lineRule="auto"/>
         <w:rPr>
           <w:rFonts w:ascii="Courier New" w:cs="Courier New" w:eastAsia="Courier New" w:hAnsi="Courier New"/>
           <w:color w:val="c9d1d9"/>
@@ -24511,7 +24590,7 @@
     <w:p>
       <w:pPr>
         <w:shd w:fill="121314" w:val="clear"/>
-        <w:spacing w:after="80" w:before="160" w:line="325.71428571428567" w:lineRule="auto"/>
+        <w:spacing w:after="80" w:before="160" w:line="326" w:lineRule="auto"/>
         <w:rPr>
           <w:rFonts w:ascii="Courier New" w:cs="Courier New" w:eastAsia="Courier New" w:hAnsi="Courier New"/>
           <w:color w:val="c9d1d9"/>
@@ -24553,7 +24632,7 @@
     <w:p>
       <w:pPr>
         <w:shd w:fill="121314" w:val="clear"/>
-        <w:spacing w:after="80" w:before="160" w:line="325.71428571428567" w:lineRule="auto"/>
+        <w:spacing w:after="80" w:before="160" w:line="326" w:lineRule="auto"/>
         <w:rPr>
           <w:rFonts w:ascii="Courier New" w:cs="Courier New" w:eastAsia="Courier New" w:hAnsi="Courier New"/>
           <w:color w:val="c9d1d9"/>
@@ -24575,7 +24654,7 @@
     <w:p>
       <w:pPr>
         <w:shd w:fill="121314" w:val="clear"/>
-        <w:spacing w:after="80" w:before="160" w:line="325.71428571428567" w:lineRule="auto"/>
+        <w:spacing w:after="80" w:before="160" w:line="326" w:lineRule="auto"/>
         <w:rPr>
           <w:rFonts w:ascii="Courier New" w:cs="Courier New" w:eastAsia="Courier New" w:hAnsi="Courier New"/>
           <w:color w:val="c9d1d9"/>
@@ -24687,7 +24766,7 @@
     <w:p>
       <w:pPr>
         <w:shd w:fill="121314" w:val="clear"/>
-        <w:spacing w:after="80" w:before="160" w:line="325.71428571428567" w:lineRule="auto"/>
+        <w:spacing w:after="80" w:before="160" w:line="326" w:lineRule="auto"/>
         <w:rPr>
           <w:rFonts w:ascii="Courier New" w:cs="Courier New" w:eastAsia="Courier New" w:hAnsi="Courier New"/>
           <w:color w:val="c9d1d9"/>
@@ -24729,7 +24808,7 @@
     <w:p>
       <w:pPr>
         <w:shd w:fill="121314" w:val="clear"/>
-        <w:spacing w:after="80" w:before="160" w:line="325.71428571428567" w:lineRule="auto"/>
+        <w:spacing w:after="80" w:before="160" w:line="326" w:lineRule="auto"/>
         <w:rPr>
           <w:rFonts w:ascii="Courier New" w:cs="Courier New" w:eastAsia="Courier New" w:hAnsi="Courier New"/>
           <w:color w:val="c9d1d9"/>
@@ -24751,7 +24830,7 @@
     <w:p>
       <w:pPr>
         <w:shd w:fill="121314" w:val="clear"/>
-        <w:spacing w:after="80" w:before="160" w:line="325.71428571428567" w:lineRule="auto"/>
+        <w:spacing w:after="80" w:before="160" w:line="326" w:lineRule="auto"/>
         <w:rPr>
           <w:rFonts w:ascii="Courier New" w:cs="Courier New" w:eastAsia="Courier New" w:hAnsi="Courier New"/>
           <w:color w:val="c9d1d9"/>
@@ -24863,7 +24942,7 @@
     <w:p>
       <w:pPr>
         <w:shd w:fill="121314" w:val="clear"/>
-        <w:spacing w:after="80" w:before="160" w:line="325.71428571428567" w:lineRule="auto"/>
+        <w:spacing w:after="80" w:before="160" w:line="326" w:lineRule="auto"/>
         <w:rPr>
           <w:rFonts w:ascii="Courier New" w:cs="Courier New" w:eastAsia="Courier New" w:hAnsi="Courier New"/>
           <w:color w:val="c9d1d9"/>
@@ -24905,7 +24984,7 @@
     <w:p>
       <w:pPr>
         <w:shd w:fill="121314" w:val="clear"/>
-        <w:spacing w:after="80" w:before="160" w:line="325.71428571428567" w:lineRule="auto"/>
+        <w:spacing w:after="80" w:before="160" w:line="326" w:lineRule="auto"/>
         <w:rPr>
           <w:rFonts w:ascii="Courier New" w:cs="Courier New" w:eastAsia="Courier New" w:hAnsi="Courier New"/>
           <w:color w:val="c9d1d9"/>
@@ -24927,7 +25006,7 @@
     <w:p>
       <w:pPr>
         <w:shd w:fill="121314" w:val="clear"/>
-        <w:spacing w:after="80" w:before="160" w:line="325.71428571428567" w:lineRule="auto"/>
+        <w:spacing w:after="80" w:before="160" w:line="326" w:lineRule="auto"/>
         <w:rPr>
           <w:rFonts w:ascii="Courier New" w:cs="Courier New" w:eastAsia="Courier New" w:hAnsi="Courier New"/>
           <w:color w:val="bbbebf"/>
@@ -24944,7 +25023,7 @@
     <w:p>
       <w:pPr>
         <w:shd w:fill="121314" w:val="clear"/>
-        <w:spacing w:after="80" w:before="160" w:line="325.71428571428567" w:lineRule="auto"/>
+        <w:spacing w:after="80" w:before="160" w:line="326" w:lineRule="auto"/>
         <w:rPr>
           <w:rFonts w:ascii="Courier New" w:cs="Courier New" w:eastAsia="Courier New" w:hAnsi="Courier New"/>
           <w:color w:val="8b949e"/>
@@ -24966,7 +25045,7 @@
     <w:p>
       <w:pPr>
         <w:shd w:fill="121314" w:val="clear"/>
-        <w:spacing w:after="80" w:before="160" w:line="325.71428571428567" w:lineRule="auto"/>
+        <w:spacing w:after="80" w:before="160" w:line="326" w:lineRule="auto"/>
         <w:rPr>
           <w:rFonts w:ascii="Courier New" w:cs="Courier New" w:eastAsia="Courier New" w:hAnsi="Courier New"/>
           <w:color w:val="c9d1d9"/>
@@ -25158,7 +25237,7 @@
     <w:p>
       <w:pPr>
         <w:shd w:fill="121314" w:val="clear"/>
-        <w:spacing w:after="80" w:before="160" w:line="325.71428571428567" w:lineRule="auto"/>
+        <w:spacing w:after="80" w:before="160" w:line="326" w:lineRule="auto"/>
         <w:rPr>
           <w:rFonts w:ascii="Courier New" w:cs="Courier New" w:eastAsia="Courier New" w:hAnsi="Courier New"/>
           <w:color w:val="c9d1d9"/>
@@ -25220,7 +25299,7 @@
     <w:p>
       <w:pPr>
         <w:shd w:fill="121314" w:val="clear"/>
-        <w:spacing w:after="80" w:before="160" w:line="325.71428571428567" w:lineRule="auto"/>
+        <w:spacing w:after="80" w:before="160" w:line="326" w:lineRule="auto"/>
         <w:rPr>
           <w:rFonts w:ascii="Courier New" w:cs="Courier New" w:eastAsia="Courier New" w:hAnsi="Courier New"/>
           <w:color w:val="c9d1d9"/>
@@ -25282,7 +25361,7 @@
     <w:p>
       <w:pPr>
         <w:shd w:fill="121314" w:val="clear"/>
-        <w:spacing w:after="80" w:before="160" w:line="325.71428571428567" w:lineRule="auto"/>
+        <w:spacing w:after="80" w:before="160" w:line="326" w:lineRule="auto"/>
         <w:rPr>
           <w:rFonts w:ascii="Courier New" w:cs="Courier New" w:eastAsia="Courier New" w:hAnsi="Courier New"/>
           <w:color w:val="c9d1d9"/>
@@ -25344,7 +25423,7 @@
     <w:p>
       <w:pPr>
         <w:shd w:fill="121314" w:val="clear"/>
-        <w:spacing w:after="80" w:before="160" w:line="325.71428571428567" w:lineRule="auto"/>
+        <w:spacing w:after="80" w:before="160" w:line="326" w:lineRule="auto"/>
         <w:rPr>
           <w:rFonts w:ascii="Courier New" w:cs="Courier New" w:eastAsia="Courier New" w:hAnsi="Courier New"/>
           <w:color w:val="c9d1d9"/>
@@ -25366,7 +25445,7 @@
     <w:p>
       <w:pPr>
         <w:shd w:fill="121314" w:val="clear"/>
-        <w:spacing w:after="80" w:before="160" w:line="325.71428571428567" w:lineRule="auto"/>
+        <w:spacing w:after="80" w:before="160" w:line="326" w:lineRule="auto"/>
         <w:rPr>
           <w:rFonts w:ascii="Courier New" w:cs="Courier New" w:eastAsia="Courier New" w:hAnsi="Courier New"/>
           <w:color w:val="bbbebf"/>
@@ -25383,7 +25462,7 @@
     <w:p>
       <w:pPr>
         <w:shd w:fill="121314" w:val="clear"/>
-        <w:spacing w:after="80" w:before="160" w:line="325.71428571428567" w:lineRule="auto"/>
+        <w:spacing w:after="80" w:before="160" w:line="326" w:lineRule="auto"/>
         <w:rPr>
           <w:rFonts w:ascii="Courier New" w:cs="Courier New" w:eastAsia="Courier New" w:hAnsi="Courier New"/>
           <w:color w:val="8b949e"/>
@@ -25405,7 +25484,7 @@
     <w:p>
       <w:pPr>
         <w:shd w:fill="121314" w:val="clear"/>
-        <w:spacing w:after="80" w:before="160" w:line="325.71428571428567" w:lineRule="auto"/>
+        <w:spacing w:after="80" w:before="160" w:line="326" w:lineRule="auto"/>
         <w:rPr>
           <w:rFonts w:ascii="Courier New" w:cs="Courier New" w:eastAsia="Courier New" w:hAnsi="Courier New"/>
           <w:color w:val="c9d1d9"/>
@@ -25517,7 +25596,7 @@
     <w:p>
       <w:pPr>
         <w:shd w:fill="121314" w:val="clear"/>
-        <w:spacing w:after="80" w:before="160" w:line="325.71428571428567" w:lineRule="auto"/>
+        <w:spacing w:after="80" w:before="160" w:line="326" w:lineRule="auto"/>
         <w:rPr>
           <w:rFonts w:ascii="Courier New" w:cs="Courier New" w:eastAsia="Courier New" w:hAnsi="Courier New"/>
           <w:color w:val="c9d1d9"/>
@@ -25579,7 +25658,7 @@
     <w:p>
       <w:pPr>
         <w:shd w:fill="121314" w:val="clear"/>
-        <w:spacing w:after="80" w:before="160" w:line="325.71428571428567" w:lineRule="auto"/>
+        <w:spacing w:after="80" w:before="160" w:line="326" w:lineRule="auto"/>
         <w:rPr>
           <w:rFonts w:ascii="Courier New" w:cs="Courier New" w:eastAsia="Courier New" w:hAnsi="Courier New"/>
           <w:color w:val="c9d1d9"/>
@@ -25601,7 +25680,7 @@
     <w:p>
       <w:pPr>
         <w:shd w:fill="121314" w:val="clear"/>
-        <w:spacing w:after="80" w:before="160" w:line="325.71428571428567" w:lineRule="auto"/>
+        <w:spacing w:after="80" w:before="160" w:line="326" w:lineRule="auto"/>
         <w:rPr>
           <w:rFonts w:ascii="Courier New" w:cs="Courier New" w:eastAsia="Courier New" w:hAnsi="Courier New"/>
           <w:color w:val="c9d1d9"/>
@@ -25813,7 +25892,7 @@
     <w:p>
       <w:pPr>
         <w:shd w:fill="121314" w:val="clear"/>
-        <w:spacing w:after="80" w:before="160" w:line="325.71428571428567" w:lineRule="auto"/>
+        <w:spacing w:after="80" w:before="160" w:line="326" w:lineRule="auto"/>
         <w:rPr>
           <w:rFonts w:ascii="Courier New" w:cs="Courier New" w:eastAsia="Courier New" w:hAnsi="Courier New"/>
           <w:color w:val="c9d1d9"/>
@@ -25875,7 +25954,7 @@
     <w:p>
       <w:pPr>
         <w:shd w:fill="121314" w:val="clear"/>
-        <w:spacing w:after="80" w:before="160" w:line="325.71428571428567" w:lineRule="auto"/>
+        <w:spacing w:after="80" w:before="160" w:line="326" w:lineRule="auto"/>
         <w:rPr>
           <w:rFonts w:ascii="Courier New" w:cs="Courier New" w:eastAsia="Courier New" w:hAnsi="Courier New"/>
           <w:color w:val="c9d1d9"/>
@@ -25897,7 +25976,7 @@
     <w:p>
       <w:pPr>
         <w:shd w:fill="121314" w:val="clear"/>
-        <w:spacing w:after="80" w:before="160" w:line="325.71428571428567" w:lineRule="auto"/>
+        <w:spacing w:after="80" w:before="160" w:line="326" w:lineRule="auto"/>
         <w:rPr>
           <w:rFonts w:ascii="Courier New" w:cs="Courier New" w:eastAsia="Courier New" w:hAnsi="Courier New"/>
           <w:color w:val="c9d1d9"/>
@@ -26029,7 +26108,7 @@
     <w:p>
       <w:pPr>
         <w:shd w:fill="121314" w:val="clear"/>
-        <w:spacing w:after="80" w:before="160" w:line="325.71428571428567" w:lineRule="auto"/>
+        <w:spacing w:after="80" w:before="160" w:line="326" w:lineRule="auto"/>
         <w:rPr>
           <w:rFonts w:ascii="Courier New" w:cs="Courier New" w:eastAsia="Courier New" w:hAnsi="Courier New"/>
           <w:color w:val="c9d1d9"/>
@@ -26091,7 +26170,7 @@
     <w:p>
       <w:pPr>
         <w:shd w:fill="121314" w:val="clear"/>
-        <w:spacing w:after="80" w:before="160" w:line="325.71428571428567" w:lineRule="auto"/>
+        <w:spacing w:after="80" w:before="160" w:line="326" w:lineRule="auto"/>
         <w:rPr>
           <w:rFonts w:ascii="Courier New" w:cs="Courier New" w:eastAsia="Courier New" w:hAnsi="Courier New"/>
           <w:color w:val="c9d1d9"/>
@@ -26113,7 +26192,7 @@
     <w:p>
       <w:pPr>
         <w:shd w:fill="121314" w:val="clear"/>
-        <w:spacing w:after="80" w:before="160" w:line="325.71428571428567" w:lineRule="auto"/>
+        <w:spacing w:after="80" w:before="160" w:line="326" w:lineRule="auto"/>
         <w:rPr>
           <w:rFonts w:ascii="Courier New" w:cs="Courier New" w:eastAsia="Courier New" w:hAnsi="Courier New"/>
           <w:color w:val="c9d1d9"/>
@@ -26325,7 +26404,7 @@
     <w:p>
       <w:pPr>
         <w:shd w:fill="121314" w:val="clear"/>
-        <w:spacing w:after="80" w:before="160" w:line="325.71428571428567" w:lineRule="auto"/>
+        <w:spacing w:after="80" w:before="160" w:line="326" w:lineRule="auto"/>
         <w:rPr>
           <w:rFonts w:ascii="Courier New" w:cs="Courier New" w:eastAsia="Courier New" w:hAnsi="Courier New"/>
           <w:color w:val="c9d1d9"/>
@@ -26387,7 +26466,7 @@
     <w:p>
       <w:pPr>
         <w:shd w:fill="121314" w:val="clear"/>
-        <w:spacing w:after="80" w:before="160" w:line="325.71428571428567" w:lineRule="auto"/>
+        <w:spacing w:after="80" w:before="160" w:line="326" w:lineRule="auto"/>
         <w:rPr>
           <w:rFonts w:ascii="Courier New" w:cs="Courier New" w:eastAsia="Courier New" w:hAnsi="Courier New"/>
           <w:color w:val="c9d1d9"/>
@@ -26409,7 +26488,7 @@
     <w:p>
       <w:pPr>
         <w:shd w:fill="121314" w:val="clear"/>
-        <w:spacing w:after="80" w:before="160" w:line="325.71428571428567" w:lineRule="auto"/>
+        <w:spacing w:after="80" w:before="160" w:line="326" w:lineRule="auto"/>
         <w:rPr>
           <w:rFonts w:ascii="Courier New" w:cs="Courier New" w:eastAsia="Courier New" w:hAnsi="Courier New"/>
           <w:color w:val="c9d1d9"/>
@@ -26461,7 +26540,7 @@
     <w:p>
       <w:pPr>
         <w:shd w:fill="121314" w:val="clear"/>
-        <w:spacing w:after="80" w:before="160" w:line="325.71428571428567" w:lineRule="auto"/>
+        <w:spacing w:after="80" w:before="160" w:line="326" w:lineRule="auto"/>
         <w:rPr>
           <w:rFonts w:ascii="Courier New" w:cs="Courier New" w:eastAsia="Courier New" w:hAnsi="Courier New"/>
           <w:color w:val="c9d1d9"/>
@@ -26523,7 +26602,7 @@
     <w:p>
       <w:pPr>
         <w:shd w:fill="121314" w:val="clear"/>
-        <w:spacing w:after="80" w:before="160" w:line="325.71428571428567" w:lineRule="auto"/>
+        <w:spacing w:after="80" w:before="160" w:line="326" w:lineRule="auto"/>
         <w:rPr>
           <w:rFonts w:ascii="Courier New" w:cs="Courier New" w:eastAsia="Courier New" w:hAnsi="Courier New"/>
           <w:color w:val="c9d1d9"/>
@@ -26545,7 +26624,7 @@
     <w:p>
       <w:pPr>
         <w:shd w:fill="121314" w:val="clear"/>
-        <w:spacing w:after="80" w:before="160" w:line="325.71428571428567" w:lineRule="auto"/>
+        <w:spacing w:after="80" w:before="160" w:line="326" w:lineRule="auto"/>
         <w:rPr>
           <w:rFonts w:ascii="Courier New" w:cs="Courier New" w:eastAsia="Courier New" w:hAnsi="Courier New"/>
           <w:color w:val="bbbebf"/>
@@ -26562,7 +26641,7 @@
     <w:p>
       <w:pPr>
         <w:shd w:fill="121314" w:val="clear"/>
-        <w:spacing w:after="80" w:before="160" w:line="325.71428571428567" w:lineRule="auto"/>
+        <w:spacing w:after="80" w:before="160" w:line="326" w:lineRule="auto"/>
         <w:rPr>
           <w:rFonts w:ascii="Courier New" w:cs="Courier New" w:eastAsia="Courier New" w:hAnsi="Courier New"/>
           <w:color w:val="8b949e"/>
@@ -26584,7 +26663,7 @@
     <w:p>
       <w:pPr>
         <w:shd w:fill="121314" w:val="clear"/>
-        <w:spacing w:after="80" w:before="160" w:line="325.71428571428567" w:lineRule="auto"/>
+        <w:spacing w:after="80" w:before="160" w:line="326" w:lineRule="auto"/>
         <w:rPr>
           <w:rFonts w:ascii="Courier New" w:cs="Courier New" w:eastAsia="Courier New" w:hAnsi="Courier New"/>
           <w:color w:val="c9d1d9"/>
@@ -26626,7 +26705,7 @@
     <w:p>
       <w:pPr>
         <w:shd w:fill="121314" w:val="clear"/>
-        <w:spacing w:after="80" w:before="160" w:line="325.71428571428567" w:lineRule="auto"/>
+        <w:spacing w:after="80" w:before="160" w:line="326" w:lineRule="auto"/>
         <w:rPr>
           <w:rFonts w:ascii="Courier New" w:cs="Courier New" w:eastAsia="Courier New" w:hAnsi="Courier New"/>
           <w:color w:val="c9d1d9"/>
@@ -26688,7 +26767,7 @@
     <w:p>
       <w:pPr>
         <w:shd w:fill="121314" w:val="clear"/>
-        <w:spacing w:after="80" w:before="160" w:line="325.71428571428567" w:lineRule="auto"/>
+        <w:spacing w:after="80" w:before="160" w:line="326" w:lineRule="auto"/>
         <w:rPr>
           <w:rFonts w:ascii="Courier New" w:cs="Courier New" w:eastAsia="Courier New" w:hAnsi="Courier New"/>
           <w:color w:val="c9d1d9"/>
@@ -26750,7 +26829,7 @@
     <w:p>
       <w:pPr>
         <w:shd w:fill="121314" w:val="clear"/>
-        <w:spacing w:after="80" w:before="160" w:line="325.71428571428567" w:lineRule="auto"/>
+        <w:spacing w:after="80" w:before="160" w:line="326" w:lineRule="auto"/>
         <w:rPr>
           <w:rFonts w:ascii="Courier New" w:cs="Courier New" w:eastAsia="Courier New" w:hAnsi="Courier New"/>
           <w:color w:val="c9d1d9"/>
@@ -26812,7 +26891,7 @@
     <w:p>
       <w:pPr>
         <w:shd w:fill="121314" w:val="clear"/>
-        <w:spacing w:after="80" w:before="160" w:line="325.71428571428567" w:lineRule="auto"/>
+        <w:spacing w:after="80" w:before="160" w:line="326" w:lineRule="auto"/>
         <w:rPr>
           <w:rFonts w:ascii="Courier New" w:cs="Courier New" w:eastAsia="Courier New" w:hAnsi="Courier New"/>
           <w:color w:val="c9d1d9"/>
@@ -26854,7 +26933,7 @@
     <w:p>
       <w:pPr>
         <w:shd w:fill="121314" w:val="clear"/>
-        <w:spacing w:after="80" w:before="160" w:line="325.71428571428567" w:lineRule="auto"/>
+        <w:spacing w:after="80" w:before="160" w:line="326" w:lineRule="auto"/>
         <w:rPr>
           <w:rFonts w:ascii="Courier New" w:cs="Courier New" w:eastAsia="Courier New" w:hAnsi="Courier New"/>
           <w:color w:val="c9d1d9"/>
@@ -26916,7 +26995,7 @@
     <w:p>
       <w:pPr>
         <w:shd w:fill="121314" w:val="clear"/>
-        <w:spacing w:after="80" w:before="160" w:line="325.71428571428567" w:lineRule="auto"/>
+        <w:spacing w:after="80" w:before="160" w:line="326" w:lineRule="auto"/>
         <w:rPr>
           <w:rFonts w:ascii="Courier New" w:cs="Courier New" w:eastAsia="Courier New" w:hAnsi="Courier New"/>
           <w:color w:val="c9d1d9"/>
@@ -26978,7 +27057,7 @@
     <w:p>
       <w:pPr>
         <w:shd w:fill="121314" w:val="clear"/>
-        <w:spacing w:after="80" w:before="160" w:line="325.71428571428567" w:lineRule="auto"/>
+        <w:spacing w:after="80" w:before="160" w:line="326" w:lineRule="auto"/>
         <w:rPr>
           <w:rFonts w:ascii="Courier New" w:cs="Courier New" w:eastAsia="Courier New" w:hAnsi="Courier New"/>
           <w:color w:val="c9d1d9"/>
@@ -27040,7 +27119,7 @@
     <w:p>
       <w:pPr>
         <w:shd w:fill="121314" w:val="clear"/>
-        <w:spacing w:after="80" w:before="160" w:line="325.71428571428567" w:lineRule="auto"/>
+        <w:spacing w:after="80" w:before="160" w:line="326" w:lineRule="auto"/>
         <w:rPr>
           <w:rFonts w:ascii="Courier New" w:cs="Courier New" w:eastAsia="Courier New" w:hAnsi="Courier New"/>
           <w:color w:val="c9d1d9"/>
@@ -27082,7 +27161,7 @@
     <w:p>
       <w:pPr>
         <w:shd w:fill="121314" w:val="clear"/>
-        <w:spacing w:after="80" w:before="160" w:line="325.71428571428567" w:lineRule="auto"/>
+        <w:spacing w:after="80" w:before="160" w:line="326" w:lineRule="auto"/>
         <w:rPr>
           <w:rFonts w:ascii="Courier New" w:cs="Courier New" w:eastAsia="Courier New" w:hAnsi="Courier New"/>
           <w:color w:val="c9d1d9"/>
@@ -27144,7 +27223,7 @@
     <w:p>
       <w:pPr>
         <w:shd w:fill="121314" w:val="clear"/>
-        <w:spacing w:after="80" w:before="160" w:line="325.71428571428567" w:lineRule="auto"/>
+        <w:spacing w:after="80" w:before="160" w:line="326" w:lineRule="auto"/>
         <w:rPr>
           <w:rFonts w:ascii="Courier New" w:cs="Courier New" w:eastAsia="Courier New" w:hAnsi="Courier New"/>
           <w:color w:val="c9d1d9"/>
@@ -27206,7 +27285,7 @@
     <w:p>
       <w:pPr>
         <w:shd w:fill="121314" w:val="clear"/>
-        <w:spacing w:after="80" w:before="160" w:line="325.71428571428567" w:lineRule="auto"/>
+        <w:spacing w:after="80" w:before="160" w:line="326" w:lineRule="auto"/>
         <w:rPr>
           <w:rFonts w:ascii="Courier New" w:cs="Courier New" w:eastAsia="Courier New" w:hAnsi="Courier New"/>
           <w:color w:val="c9d1d9"/>
@@ -27268,7 +27347,7 @@
     <w:p>
       <w:pPr>
         <w:shd w:fill="121314" w:val="clear"/>
-        <w:spacing w:after="80" w:before="160" w:line="325.71428571428567" w:lineRule="auto"/>
+        <w:spacing w:after="80" w:before="160" w:line="326" w:lineRule="auto"/>
         <w:rPr>
           <w:rFonts w:ascii="Courier New" w:cs="Courier New" w:eastAsia="Courier New" w:hAnsi="Courier New"/>
           <w:color w:val="c9d1d9"/>
@@ -27310,7 +27389,7 @@
     <w:p>
       <w:pPr>
         <w:shd w:fill="121314" w:val="clear"/>
-        <w:spacing w:after="80" w:before="160" w:line="325.71428571428567" w:lineRule="auto"/>
+        <w:spacing w:after="80" w:before="160" w:line="326" w:lineRule="auto"/>
         <w:rPr>
           <w:rFonts w:ascii="Courier New" w:cs="Courier New" w:eastAsia="Courier New" w:hAnsi="Courier New"/>
           <w:color w:val="c9d1d9"/>
@@ -27372,7 +27451,7 @@
     <w:p>
       <w:pPr>
         <w:shd w:fill="121314" w:val="clear"/>
-        <w:spacing w:after="80" w:before="160" w:line="325.71428571428567" w:lineRule="auto"/>
+        <w:spacing w:after="80" w:before="160" w:line="326" w:lineRule="auto"/>
         <w:rPr>
           <w:rFonts w:ascii="Courier New" w:cs="Courier New" w:eastAsia="Courier New" w:hAnsi="Courier New"/>
           <w:color w:val="c9d1d9"/>
@@ -27434,7 +27513,7 @@
     <w:p>
       <w:pPr>
         <w:shd w:fill="121314" w:val="clear"/>
-        <w:spacing w:after="80" w:before="160" w:line="325.71428571428567" w:lineRule="auto"/>
+        <w:spacing w:after="80" w:before="160" w:line="326" w:lineRule="auto"/>
         <w:rPr>
           <w:rFonts w:ascii="Courier New" w:cs="Courier New" w:eastAsia="Courier New" w:hAnsi="Courier New"/>
           <w:color w:val="c9d1d9"/>
@@ -27496,7 +27575,7 @@
     <w:p>
       <w:pPr>
         <w:shd w:fill="121314" w:val="clear"/>
-        <w:spacing w:after="80" w:before="160" w:line="325.71428571428567" w:lineRule="auto"/>
+        <w:spacing w:after="80" w:before="160" w:line="326" w:lineRule="auto"/>
         <w:rPr>
           <w:rFonts w:ascii="Courier New" w:cs="Courier New" w:eastAsia="Courier New" w:hAnsi="Courier New"/>
           <w:color w:val="c9d1d9"/>
@@ -27538,7 +27617,7 @@
     <w:p>
       <w:pPr>
         <w:shd w:fill="121314" w:val="clear"/>
-        <w:spacing w:after="80" w:before="160" w:line="325.71428571428567" w:lineRule="auto"/>
+        <w:spacing w:after="80" w:before="160" w:line="326" w:lineRule="auto"/>
         <w:rPr>
           <w:rFonts w:ascii="Courier New" w:cs="Courier New" w:eastAsia="Courier New" w:hAnsi="Courier New"/>
           <w:color w:val="c9d1d9"/>
@@ -27600,7 +27679,7 @@
     <w:p>
       <w:pPr>
         <w:shd w:fill="121314" w:val="clear"/>
-        <w:spacing w:after="80" w:before="160" w:line="325.71428571428567" w:lineRule="auto"/>
+        <w:spacing w:after="80" w:before="160" w:line="326" w:lineRule="auto"/>
         <w:rPr>
           <w:rFonts w:ascii="Courier New" w:cs="Courier New" w:eastAsia="Courier New" w:hAnsi="Courier New"/>
           <w:color w:val="c9d1d9"/>
@@ -27662,7 +27741,7 @@
     <w:p>
       <w:pPr>
         <w:shd w:fill="121314" w:val="clear"/>
-        <w:spacing w:after="80" w:before="160" w:line="325.71428571428567" w:lineRule="auto"/>
+        <w:spacing w:after="80" w:before="160" w:line="326" w:lineRule="auto"/>
         <w:rPr>
           <w:rFonts w:ascii="Courier New" w:cs="Courier New" w:eastAsia="Courier New" w:hAnsi="Courier New"/>
           <w:color w:val="c9d1d9"/>
@@ -27724,7 +27803,7 @@
     <w:p>
       <w:pPr>
         <w:shd w:fill="121314" w:val="clear"/>
-        <w:spacing w:after="80" w:before="160" w:line="325.71428571428567" w:lineRule="auto"/>
+        <w:spacing w:after="80" w:before="160" w:line="326" w:lineRule="auto"/>
         <w:rPr>
           <w:rFonts w:ascii="Courier New" w:cs="Courier New" w:eastAsia="Courier New" w:hAnsi="Courier New"/>
           <w:color w:val="c9d1d9"/>
@@ -27766,7 +27845,7 @@
     <w:p>
       <w:pPr>
         <w:shd w:fill="121314" w:val="clear"/>
-        <w:spacing w:after="80" w:before="160" w:line="325.71428571428567" w:lineRule="auto"/>
+        <w:spacing w:after="80" w:before="160" w:line="326" w:lineRule="auto"/>
         <w:rPr>
           <w:rFonts w:ascii="Courier New" w:cs="Courier New" w:eastAsia="Courier New" w:hAnsi="Courier New"/>
           <w:color w:val="c9d1d9"/>
@@ -27808,7 +27887,7 @@
     <w:p>
       <w:pPr>
         <w:shd w:fill="121314" w:val="clear"/>
-        <w:spacing w:after="80" w:before="160" w:line="325.71428571428567" w:lineRule="auto"/>
+        <w:spacing w:after="80" w:before="160" w:line="326" w:lineRule="auto"/>
         <w:rPr>
           <w:rFonts w:ascii="Courier New" w:cs="Courier New" w:eastAsia="Courier New" w:hAnsi="Courier New"/>
           <w:color w:val="c9d1d9"/>
@@ -27870,7 +27949,7 @@
     <w:p>
       <w:pPr>
         <w:shd w:fill="121314" w:val="clear"/>
-        <w:spacing w:after="80" w:before="160" w:line="325.71428571428567" w:lineRule="auto"/>
+        <w:spacing w:after="80" w:before="160" w:line="326" w:lineRule="auto"/>
         <w:rPr>
           <w:rFonts w:ascii="Courier New" w:cs="Courier New" w:eastAsia="Courier New" w:hAnsi="Courier New"/>
           <w:color w:val="c9d1d9"/>
@@ -27932,7 +28011,7 @@
     <w:p>
       <w:pPr>
         <w:shd w:fill="121314" w:val="clear"/>
-        <w:spacing w:after="80" w:before="160" w:line="325.71428571428567" w:lineRule="auto"/>
+        <w:spacing w:after="80" w:before="160" w:line="326" w:lineRule="auto"/>
         <w:rPr>
           <w:rFonts w:ascii="Courier New" w:cs="Courier New" w:eastAsia="Courier New" w:hAnsi="Courier New"/>
           <w:color w:val="c9d1d9"/>
@@ -27974,7 +28053,7 @@
     <w:p>
       <w:pPr>
         <w:shd w:fill="121314" w:val="clear"/>
-        <w:spacing w:after="80" w:before="160" w:line="325.71428571428567" w:lineRule="auto"/>
+        <w:spacing w:after="80" w:before="160" w:line="326" w:lineRule="auto"/>
         <w:rPr>
           <w:rFonts w:ascii="Courier New" w:cs="Courier New" w:eastAsia="Courier New" w:hAnsi="Courier New"/>
           <w:color w:val="c9d1d9"/>
@@ -27996,7 +28075,7 @@
     <w:p>
       <w:pPr>
         <w:shd w:fill="121314" w:val="clear"/>
-        <w:spacing w:after="80" w:before="160" w:line="325.71428571428567" w:lineRule="auto"/>
+        <w:spacing w:after="80" w:before="160" w:line="326" w:lineRule="auto"/>
         <w:rPr>
           <w:rFonts w:ascii="Courier New" w:cs="Courier New" w:eastAsia="Courier New" w:hAnsi="Courier New"/>
           <w:color w:val="bbbebf"/>
@@ -28013,7 +28092,7 @@
     <w:p>
       <w:pPr>
         <w:shd w:fill="121314" w:val="clear"/>
-        <w:spacing w:after="80" w:before="160" w:line="325.71428571428567" w:lineRule="auto"/>
+        <w:spacing w:after="80" w:before="160" w:line="326" w:lineRule="auto"/>
         <w:rPr>
           <w:rFonts w:ascii="Courier New" w:cs="Courier New" w:eastAsia="Courier New" w:hAnsi="Courier New"/>
           <w:color w:val="8b949e"/>
@@ -28035,7 +28114,7 @@
     <w:p>
       <w:pPr>
         <w:shd w:fill="121314" w:val="clear"/>
-        <w:spacing w:after="80" w:before="160" w:line="325.71428571428567" w:lineRule="auto"/>
+        <w:spacing w:after="80" w:before="160" w:line="326" w:lineRule="auto"/>
         <w:rPr>
           <w:rFonts w:ascii="Courier New" w:cs="Courier New" w:eastAsia="Courier New" w:hAnsi="Courier New"/>
           <w:color w:val="bbbebf"/>
@@ -28197,7 +28276,7 @@
     <w:p>
       <w:pPr>
         <w:shd w:fill="121314" w:val="clear"/>
-        <w:spacing w:after="80" w:before="160" w:line="325.71428571428567" w:lineRule="auto"/>
+        <w:spacing w:after="80" w:before="160" w:line="326" w:lineRule="auto"/>
         <w:rPr>
           <w:rFonts w:ascii="Courier New" w:cs="Courier New" w:eastAsia="Courier New" w:hAnsi="Courier New"/>
           <w:color w:val="bbbebf"/>
@@ -28439,7 +28518,7 @@
     <w:p>
       <w:pPr>
         <w:shd w:fill="121314" w:val="clear"/>
-        <w:spacing w:after="80" w:before="160" w:line="325.71428571428567" w:lineRule="auto"/>
+        <w:spacing w:after="80" w:before="160" w:line="326" w:lineRule="auto"/>
         <w:rPr>
           <w:rFonts w:ascii="Courier New" w:cs="Courier New" w:eastAsia="Courier New" w:hAnsi="Courier New"/>
           <w:color w:val="bbbebf"/>
@@ -28601,7 +28680,7 @@
     <w:p>
       <w:pPr>
         <w:shd w:fill="121314" w:val="clear"/>
-        <w:spacing w:after="80" w:before="160" w:line="325.71428571428567" w:lineRule="auto"/>
+        <w:spacing w:after="80" w:before="160" w:line="326" w:lineRule="auto"/>
         <w:rPr>
           <w:rFonts w:ascii="Courier New" w:cs="Courier New" w:eastAsia="Courier New" w:hAnsi="Courier New"/>
           <w:color w:val="bbbebf"/>
@@ -28618,7 +28697,7 @@
     <w:p>
       <w:pPr>
         <w:shd w:fill="121314" w:val="clear"/>
-        <w:spacing w:after="80" w:before="160" w:line="325.71428571428567" w:lineRule="auto"/>
+        <w:spacing w:after="80" w:before="160" w:line="326" w:lineRule="auto"/>
         <w:rPr>
           <w:rFonts w:ascii="Courier New" w:cs="Courier New" w:eastAsia="Courier New" w:hAnsi="Courier New"/>
           <w:color w:val="8b949e"/>
@@ -28640,7 +28719,7 @@
     <w:p>
       <w:pPr>
         <w:shd w:fill="121314" w:val="clear"/>
-        <w:spacing w:after="80" w:before="160" w:line="325.71428571428567" w:lineRule="auto"/>
+        <w:spacing w:after="80" w:before="160" w:line="326" w:lineRule="auto"/>
         <w:rPr>
           <w:rFonts w:ascii="Courier New" w:cs="Courier New" w:eastAsia="Courier New" w:hAnsi="Courier New"/>
           <w:color w:val="c9d1d9"/>
@@ -28832,7 +28911,7 @@
     <w:p>
       <w:pPr>
         <w:shd w:fill="121314" w:val="clear"/>
-        <w:spacing w:after="80" w:before="160" w:line="325.71428571428567" w:lineRule="auto"/>
+        <w:spacing w:after="80" w:before="160" w:line="326" w:lineRule="auto"/>
         <w:rPr>
           <w:rFonts w:ascii="Courier New" w:cs="Courier New" w:eastAsia="Courier New" w:hAnsi="Courier New"/>
           <w:color w:val="c9d1d9"/>
@@ -28934,7 +29013,7 @@
     <w:p>
       <w:pPr>
         <w:shd w:fill="121314" w:val="clear"/>
-        <w:spacing w:after="80" w:before="160" w:line="325.71428571428567" w:lineRule="auto"/>
+        <w:spacing w:after="80" w:before="160" w:line="326" w:lineRule="auto"/>
         <w:rPr>
           <w:rFonts w:ascii="Courier New" w:cs="Courier New" w:eastAsia="Courier New" w:hAnsi="Courier New"/>
           <w:color w:val="c9d1d9"/>
@@ -28956,7 +29035,7 @@
     <w:p>
       <w:pPr>
         <w:shd w:fill="121314" w:val="clear"/>
-        <w:spacing w:after="80" w:before="160" w:line="325.71428571428567" w:lineRule="auto"/>
+        <w:spacing w:after="80" w:before="160" w:line="326" w:lineRule="auto"/>
         <w:rPr>
           <w:rFonts w:ascii="Courier New" w:cs="Courier New" w:eastAsia="Courier New" w:hAnsi="Courier New"/>
           <w:color w:val="bbbebf"/>
@@ -28973,7 +29052,7 @@
     <w:p>
       <w:pPr>
         <w:shd w:fill="121314" w:val="clear"/>
-        <w:spacing w:after="80" w:before="160" w:line="325.71428571428567" w:lineRule="auto"/>
+        <w:spacing w:after="80" w:before="160" w:line="326" w:lineRule="auto"/>
         <w:rPr>
           <w:rFonts w:ascii="Courier New" w:cs="Courier New" w:eastAsia="Courier New" w:hAnsi="Courier New"/>
           <w:color w:val="bbbebf"/>
@@ -29035,7 +29114,7 @@
     <w:p>
       <w:pPr>
         <w:shd w:fill="121314" w:val="clear"/>
-        <w:spacing w:after="80" w:before="160" w:line="325.71428571428567" w:lineRule="auto"/>
+        <w:spacing w:after="80" w:before="160" w:line="326" w:lineRule="auto"/>
         <w:rPr>
           <w:rFonts w:ascii="Courier New" w:cs="Courier New" w:eastAsia="Courier New" w:hAnsi="Courier New"/>
           <w:color w:val="bbbebf"/>
@@ -29114,7 +29193,7 @@
         <w:jc w:val="left"/>
         <w:rPr/>
       </w:pPr>
-      <w:hyperlink r:id="rId25">
+      <w:hyperlink r:id="rId26">
         <w:r>
           <w:rPr>
             <w:color w:val="1155cc"/>
@@ -29167,7 +29246,7 @@
     <w:p>
       <w:pPr>
         <w:shd w:fill="121314" w:val="clear"/>
-        <w:spacing w:after="80" w:before="160" w:line="325.71428571428567" w:lineRule="auto"/>
+        <w:spacing w:after="80" w:before="160" w:line="326" w:lineRule="auto"/>
         <w:rPr>
           <w:rFonts w:ascii="Courier New" w:cs="Courier New" w:eastAsia="Courier New" w:hAnsi="Courier New"/>
           <w:color w:val="8b949e"/>
@@ -29189,7 +29268,7 @@
     <w:p>
       <w:pPr>
         <w:shd w:fill="121314" w:val="clear"/>
-        <w:spacing w:after="80" w:before="160" w:line="325.71428571428567" w:lineRule="auto"/>
+        <w:spacing w:after="80" w:before="160" w:line="326" w:lineRule="auto"/>
         <w:rPr>
           <w:rFonts w:ascii="Courier New" w:cs="Courier New" w:eastAsia="Courier New" w:hAnsi="Courier New"/>
           <w:color w:val="8b949e"/>
@@ -29211,7 +29290,7 @@
     <w:p>
       <w:pPr>
         <w:shd w:fill="121314" w:val="clear"/>
-        <w:spacing w:after="80" w:before="160" w:line="325.71428571428567" w:lineRule="auto"/>
+        <w:spacing w:after="80" w:before="160" w:line="326" w:lineRule="auto"/>
         <w:rPr>
           <w:rFonts w:ascii="Courier New" w:cs="Courier New" w:eastAsia="Courier New" w:hAnsi="Courier New"/>
           <w:color w:val="8b949e"/>
@@ -29233,7 +29312,7 @@
     <w:p>
       <w:pPr>
         <w:shd w:fill="121314" w:val="clear"/>
-        <w:spacing w:after="80" w:before="160" w:line="325.71428571428567" w:lineRule="auto"/>
+        <w:spacing w:after="80" w:before="160" w:line="326" w:lineRule="auto"/>
         <w:rPr>
           <w:rFonts w:ascii="Courier New" w:cs="Courier New" w:eastAsia="Courier New" w:hAnsi="Courier New"/>
           <w:color w:val="8b949e"/>
@@ -29255,7 +29334,7 @@
     <w:p>
       <w:pPr>
         <w:shd w:fill="121314" w:val="clear"/>
-        <w:spacing w:after="80" w:before="160" w:line="325.71428571428567" w:lineRule="auto"/>
+        <w:spacing w:after="80" w:before="160" w:line="326" w:lineRule="auto"/>
         <w:rPr>
           <w:rFonts w:ascii="Courier New" w:cs="Courier New" w:eastAsia="Courier New" w:hAnsi="Courier New"/>
           <w:color w:val="8b949e"/>
@@ -29277,7 +29356,7 @@
     <w:p>
       <w:pPr>
         <w:shd w:fill="121314" w:val="clear"/>
-        <w:spacing w:after="80" w:before="160" w:line="325.71428571428567" w:lineRule="auto"/>
+        <w:spacing w:after="80" w:before="160" w:line="326" w:lineRule="auto"/>
         <w:rPr>
           <w:rFonts w:ascii="Courier New" w:cs="Courier New" w:eastAsia="Courier New" w:hAnsi="Courier New"/>
           <w:color w:val="bbbebf"/>
@@ -29294,7 +29373,7 @@
     <w:p>
       <w:pPr>
         <w:shd w:fill="121314" w:val="clear"/>
-        <w:spacing w:after="80" w:before="160" w:line="325.71428571428567" w:lineRule="auto"/>
+        <w:spacing w:after="80" w:before="160" w:line="326" w:lineRule="auto"/>
         <w:rPr>
           <w:rFonts w:ascii="Courier New" w:cs="Courier New" w:eastAsia="Courier New" w:hAnsi="Courier New"/>
           <w:color w:val="a5d6ff"/>
@@ -29336,7 +29415,7 @@
     <w:p>
       <w:pPr>
         <w:shd w:fill="121314" w:val="clear"/>
-        <w:spacing w:after="80" w:before="160" w:line="325.71428571428567" w:lineRule="auto"/>
+        <w:spacing w:after="80" w:before="160" w:line="326" w:lineRule="auto"/>
         <w:rPr>
           <w:rFonts w:ascii="Courier New" w:cs="Courier New" w:eastAsia="Courier New" w:hAnsi="Courier New"/>
           <w:color w:val="bbbebf"/>
@@ -29408,7 +29487,7 @@
     <w:p>
       <w:pPr>
         <w:shd w:fill="121314" w:val="clear"/>
-        <w:spacing w:after="80" w:before="160" w:line="325.71428571428567" w:lineRule="auto"/>
+        <w:spacing w:after="80" w:before="160" w:line="326" w:lineRule="auto"/>
         <w:rPr>
           <w:rFonts w:ascii="Courier New" w:cs="Courier New" w:eastAsia="Courier New" w:hAnsi="Courier New"/>
           <w:color w:val="bbbebf"/>
@@ -29460,7 +29539,7 @@
     <w:p>
       <w:pPr>
         <w:shd w:fill="121314" w:val="clear"/>
-        <w:spacing w:after="80" w:before="160" w:line="325.71428571428567" w:lineRule="auto"/>
+        <w:spacing w:after="80" w:before="160" w:line="326" w:lineRule="auto"/>
         <w:rPr>
           <w:rFonts w:ascii="Courier New" w:cs="Courier New" w:eastAsia="Courier New" w:hAnsi="Courier New"/>
           <w:color w:val="bbbebf"/>
@@ -29562,7 +29641,7 @@
     <w:p>
       <w:pPr>
         <w:shd w:fill="121314" w:val="clear"/>
-        <w:spacing w:after="80" w:before="160" w:line="325.71428571428567" w:lineRule="auto"/>
+        <w:spacing w:after="80" w:before="160" w:line="326" w:lineRule="auto"/>
         <w:rPr>
           <w:rFonts w:ascii="Courier New" w:cs="Courier New" w:eastAsia="Courier New" w:hAnsi="Courier New"/>
           <w:color w:val="bbbebf"/>
@@ -29644,7 +29723,7 @@
     <w:p>
       <w:pPr>
         <w:shd w:fill="121314" w:val="clear"/>
-        <w:spacing w:after="80" w:before="160" w:line="325.71428571428567" w:lineRule="auto"/>
+        <w:spacing w:after="80" w:before="160" w:line="326" w:lineRule="auto"/>
         <w:rPr>
           <w:rFonts w:ascii="Courier New" w:cs="Courier New" w:eastAsia="Courier New" w:hAnsi="Courier New"/>
           <w:color w:val="bbbebf"/>
@@ -29766,7 +29845,7 @@
     <w:p>
       <w:pPr>
         <w:shd w:fill="121314" w:val="clear"/>
-        <w:spacing w:after="80" w:before="160" w:line="325.71428571428567" w:lineRule="auto"/>
+        <w:spacing w:after="80" w:before="160" w:line="326" w:lineRule="auto"/>
         <w:rPr>
           <w:rFonts w:ascii="Courier New" w:cs="Courier New" w:eastAsia="Courier New" w:hAnsi="Courier New"/>
           <w:color w:val="c9d1d9"/>
@@ -29908,7 +29987,7 @@
     <w:p>
       <w:pPr>
         <w:shd w:fill="121314" w:val="clear"/>
-        <w:spacing w:after="80" w:before="160" w:line="325.71428571428567" w:lineRule="auto"/>
+        <w:spacing w:after="80" w:before="160" w:line="326" w:lineRule="auto"/>
         <w:rPr>
           <w:rFonts w:ascii="Courier New" w:cs="Courier New" w:eastAsia="Courier New" w:hAnsi="Courier New"/>
           <w:color w:val="c9d1d9"/>
@@ -29930,7 +30009,7 @@
     <w:p>
       <w:pPr>
         <w:shd w:fill="121314" w:val="clear"/>
-        <w:spacing w:after="80" w:before="160" w:line="325.71428571428567" w:lineRule="auto"/>
+        <w:spacing w:after="80" w:before="160" w:line="326" w:lineRule="auto"/>
         <w:rPr>
           <w:rFonts w:ascii="Courier New" w:cs="Courier New" w:eastAsia="Courier New" w:hAnsi="Courier New"/>
           <w:color w:val="c9d1d9"/>
@@ -29972,7 +30051,7 @@
     <w:p>
       <w:pPr>
         <w:shd w:fill="121314" w:val="clear"/>
-        <w:spacing w:after="80" w:before="160" w:line="325.71428571428567" w:lineRule="auto"/>
+        <w:spacing w:after="80" w:before="160" w:line="326" w:lineRule="auto"/>
         <w:rPr>
           <w:rFonts w:ascii="Courier New" w:cs="Courier New" w:eastAsia="Courier New" w:hAnsi="Courier New"/>
           <w:color w:val="c9d1d9"/>
@@ -30074,7 +30153,7 @@
     <w:p>
       <w:pPr>
         <w:shd w:fill="121314" w:val="clear"/>
-        <w:spacing w:after="80" w:before="160" w:line="325.71428571428567" w:lineRule="auto"/>
+        <w:spacing w:after="80" w:before="160" w:line="326" w:lineRule="auto"/>
         <w:rPr>
           <w:rFonts w:ascii="Courier New" w:cs="Courier New" w:eastAsia="Courier New" w:hAnsi="Courier New"/>
           <w:color w:val="c9d1d9"/>
@@ -30136,7 +30215,7 @@
     <w:p>
       <w:pPr>
         <w:shd w:fill="121314" w:val="clear"/>
-        <w:spacing w:after="80" w:before="160" w:line="325.71428571428567" w:lineRule="auto"/>
+        <w:spacing w:after="80" w:before="160" w:line="326" w:lineRule="auto"/>
         <w:rPr>
           <w:rFonts w:ascii="Courier New" w:cs="Courier New" w:eastAsia="Courier New" w:hAnsi="Courier New"/>
           <w:color w:val="c9d1d9"/>
@@ -30158,7 +30237,7 @@
     <w:p>
       <w:pPr>
         <w:shd w:fill="121314" w:val="clear"/>
-        <w:spacing w:after="80" w:before="160" w:line="325.71428571428567" w:lineRule="auto"/>
+        <w:spacing w:after="80" w:before="160" w:line="326" w:lineRule="auto"/>
         <w:rPr>
           <w:rFonts w:ascii="Courier New" w:cs="Courier New" w:eastAsia="Courier New" w:hAnsi="Courier New"/>
           <w:color w:val="bbbebf"/>
@@ -30320,7 +30399,7 @@
     <w:p>
       <w:pPr>
         <w:shd w:fill="121314" w:val="clear"/>
-        <w:spacing w:after="80" w:before="160" w:line="325.71428571428567" w:lineRule="auto"/>
+        <w:spacing w:after="80" w:before="160" w:line="326" w:lineRule="auto"/>
         <w:rPr>
           <w:rFonts w:ascii="Courier New" w:cs="Courier New" w:eastAsia="Courier New" w:hAnsi="Courier New"/>
           <w:color w:val="bbbebf"/>
@@ -30442,7 +30521,7 @@
     <w:p>
       <w:pPr>
         <w:shd w:fill="121314" w:val="clear"/>
-        <w:spacing w:after="80" w:before="160" w:line="325.71428571428567" w:lineRule="auto"/>
+        <w:spacing w:after="80" w:before="160" w:line="326" w:lineRule="auto"/>
         <w:rPr>
           <w:rFonts w:ascii="Courier New" w:cs="Courier New" w:eastAsia="Courier New" w:hAnsi="Courier New"/>
           <w:color w:val="bbbebf"/>
@@ -30524,7 +30603,7 @@
         <w:jc w:val="left"/>
         <w:rPr/>
       </w:pPr>
-      <w:hyperlink r:id="rId26">
+      <w:hyperlink r:id="rId27">
         <w:r>
           <w:rPr>
             <w:color w:val="1155cc"/>
@@ -30573,7 +30652,7 @@
     <w:p>
       <w:pPr>
         <w:shd w:fill="121314" w:val="clear"/>
-        <w:spacing w:after="120" w:line="325.71428571428567" w:lineRule="auto"/>
+        <w:spacing w:after="120" w:line="326" w:lineRule="auto"/>
         <w:rPr>
           <w:rFonts w:ascii="Courier New" w:cs="Courier New" w:eastAsia="Courier New" w:hAnsi="Courier New"/>
           <w:color w:val="8b949e"/>
@@ -30595,7 +30674,7 @@
     <w:p>
       <w:pPr>
         <w:shd w:fill="121314" w:val="clear"/>
-        <w:spacing w:after="120" w:line="325.71428571428567" w:lineRule="auto"/>
+        <w:spacing w:after="120" w:line="326" w:lineRule="auto"/>
         <w:rPr>
           <w:rFonts w:ascii="Courier New" w:cs="Courier New" w:eastAsia="Courier New" w:hAnsi="Courier New"/>
           <w:color w:val="8b949e"/>
@@ -30617,7 +30696,7 @@
     <w:p>
       <w:pPr>
         <w:shd w:fill="121314" w:val="clear"/>
-        <w:spacing w:after="120" w:line="325.71428571428567" w:lineRule="auto"/>
+        <w:spacing w:after="120" w:line="326" w:lineRule="auto"/>
         <w:rPr>
           <w:rFonts w:ascii="Courier New" w:cs="Courier New" w:eastAsia="Courier New" w:hAnsi="Courier New"/>
           <w:color w:val="8b949e"/>
@@ -30639,7 +30718,7 @@
     <w:p>
       <w:pPr>
         <w:shd w:fill="121314" w:val="clear"/>
-        <w:spacing w:after="120" w:line="325.71428571428567" w:lineRule="auto"/>
+        <w:spacing w:after="120" w:line="326" w:lineRule="auto"/>
         <w:rPr>
           <w:rFonts w:ascii="Courier New" w:cs="Courier New" w:eastAsia="Courier New" w:hAnsi="Courier New"/>
           <w:color w:val="8b949e"/>
@@ -30661,7 +30740,7 @@
     <w:p>
       <w:pPr>
         <w:shd w:fill="121314" w:val="clear"/>
-        <w:spacing w:after="120" w:line="325.71428571428567" w:lineRule="auto"/>
+        <w:spacing w:after="120" w:line="326" w:lineRule="auto"/>
         <w:rPr>
           <w:rFonts w:ascii="Courier New" w:cs="Courier New" w:eastAsia="Courier New" w:hAnsi="Courier New"/>
           <w:color w:val="8b949e"/>
@@ -30683,7 +30762,7 @@
     <w:p>
       <w:pPr>
         <w:shd w:fill="121314" w:val="clear"/>
-        <w:spacing w:after="120" w:line="325.71428571428567" w:lineRule="auto"/>
+        <w:spacing w:after="120" w:line="326" w:lineRule="auto"/>
         <w:rPr>
           <w:rFonts w:ascii="Courier New" w:cs="Courier New" w:eastAsia="Courier New" w:hAnsi="Courier New"/>
           <w:color w:val="bbbebf"/>
@@ -30700,7 +30779,7 @@
     <w:p>
       <w:pPr>
         <w:shd w:fill="121314" w:val="clear"/>
-        <w:spacing w:after="120" w:line="325.71428571428567" w:lineRule="auto"/>
+        <w:spacing w:after="120" w:line="326" w:lineRule="auto"/>
         <w:rPr>
           <w:rFonts w:ascii="Courier New" w:cs="Courier New" w:eastAsia="Courier New" w:hAnsi="Courier New"/>
           <w:color w:val="a5d6ff"/>
@@ -30742,7 +30821,7 @@
     <w:p>
       <w:pPr>
         <w:shd w:fill="121314" w:val="clear"/>
-        <w:spacing w:after="120" w:line="325.71428571428567" w:lineRule="auto"/>
+        <w:spacing w:after="120" w:line="326" w:lineRule="auto"/>
         <w:rPr>
           <w:rFonts w:ascii="Courier New" w:cs="Courier New" w:eastAsia="Courier New" w:hAnsi="Courier New"/>
           <w:color w:val="bbbebf"/>
@@ -30814,7 +30893,7 @@
     <w:p>
       <w:pPr>
         <w:shd w:fill="121314" w:val="clear"/>
-        <w:spacing w:after="120" w:line="325.71428571428567" w:lineRule="auto"/>
+        <w:spacing w:after="120" w:line="326" w:lineRule="auto"/>
         <w:rPr>
           <w:rFonts w:ascii="Courier New" w:cs="Courier New" w:eastAsia="Courier New" w:hAnsi="Courier New"/>
           <w:color w:val="bbbebf"/>
@@ -30866,7 +30945,7 @@
     <w:p>
       <w:pPr>
         <w:shd w:fill="121314" w:val="clear"/>
-        <w:spacing w:after="120" w:line="325.71428571428567" w:lineRule="auto"/>
+        <w:spacing w:after="120" w:line="326" w:lineRule="auto"/>
         <w:rPr>
           <w:rFonts w:ascii="Courier New" w:cs="Courier New" w:eastAsia="Courier New" w:hAnsi="Courier New"/>
           <w:color w:val="bbbebf"/>
@@ -30988,7 +31067,7 @@
     <w:p>
       <w:pPr>
         <w:shd w:fill="121314" w:val="clear"/>
-        <w:spacing w:after="120" w:line="325.71428571428567" w:lineRule="auto"/>
+        <w:spacing w:after="120" w:line="326" w:lineRule="auto"/>
         <w:rPr>
           <w:rFonts w:ascii="Courier New" w:cs="Courier New" w:eastAsia="Courier New" w:hAnsi="Courier New"/>
           <w:color w:val="bbbebf"/>
@@ -31150,7 +31229,7 @@
     <w:p>
       <w:pPr>
         <w:shd w:fill="121314" w:val="clear"/>
-        <w:spacing w:after="120" w:line="325.71428571428567" w:lineRule="auto"/>
+        <w:spacing w:after="120" w:line="326" w:lineRule="auto"/>
         <w:rPr>
           <w:rFonts w:ascii="Courier New" w:cs="Courier New" w:eastAsia="Courier New" w:hAnsi="Courier New"/>
           <w:color w:val="bbbebf"/>
@@ -31252,7 +31331,7 @@
     <w:p>
       <w:pPr>
         <w:shd w:fill="121314" w:val="clear"/>
-        <w:spacing w:after="120" w:line="325.71428571428567" w:lineRule="auto"/>
+        <w:spacing w:after="120" w:line="326" w:lineRule="auto"/>
         <w:rPr>
           <w:rFonts w:ascii="Courier New" w:cs="Courier New" w:eastAsia="Courier New" w:hAnsi="Courier New"/>
           <w:color w:val="c9d1d9"/>
@@ -31364,7 +31443,7 @@
     <w:p>
       <w:pPr>
         <w:shd w:fill="121314" w:val="clear"/>
-        <w:spacing w:after="120" w:line="325.71428571428567" w:lineRule="auto"/>
+        <w:spacing w:after="120" w:line="326" w:lineRule="auto"/>
         <w:rPr>
           <w:rFonts w:ascii="Courier New" w:cs="Courier New" w:eastAsia="Courier New" w:hAnsi="Courier New"/>
           <w:color w:val="c9d1d9"/>
@@ -31466,7 +31545,7 @@
     <w:p>
       <w:pPr>
         <w:shd w:fill="121314" w:val="clear"/>
-        <w:spacing w:after="120" w:line="325.71428571428567" w:lineRule="auto"/>
+        <w:spacing w:after="120" w:line="326" w:lineRule="auto"/>
         <w:rPr>
           <w:rFonts w:ascii="Courier New" w:cs="Courier New" w:eastAsia="Courier New" w:hAnsi="Courier New"/>
           <w:color w:val="c9d1d9"/>
@@ -31488,7 +31567,7 @@
     <w:p>
       <w:pPr>
         <w:shd w:fill="121314" w:val="clear"/>
-        <w:spacing w:after="120" w:line="325.71428571428567" w:lineRule="auto"/>
+        <w:spacing w:after="120" w:line="326" w:lineRule="auto"/>
         <w:rPr>
           <w:rFonts w:ascii="Courier New" w:cs="Courier New" w:eastAsia="Courier New" w:hAnsi="Courier New"/>
           <w:color w:val="c9d1d9"/>
@@ -31530,7 +31609,7 @@
     <w:p>
       <w:pPr>
         <w:shd w:fill="121314" w:val="clear"/>
-        <w:spacing w:after="120" w:line="325.71428571428567" w:lineRule="auto"/>
+        <w:spacing w:after="120" w:line="326" w:lineRule="auto"/>
         <w:rPr>
           <w:rFonts w:ascii="Courier New" w:cs="Courier New" w:eastAsia="Courier New" w:hAnsi="Courier New"/>
           <w:color w:val="c9d1d9"/>
@@ -31632,7 +31711,7 @@
     <w:p>
       <w:pPr>
         <w:shd w:fill="121314" w:val="clear"/>
-        <w:spacing w:after="120" w:line="325.71428571428567" w:lineRule="auto"/>
+        <w:spacing w:after="120" w:line="326" w:lineRule="auto"/>
         <w:rPr>
           <w:rFonts w:ascii="Courier New" w:cs="Courier New" w:eastAsia="Courier New" w:hAnsi="Courier New"/>
           <w:color w:val="c9d1d9"/>
@@ -31654,7 +31733,7 @@
     <w:p>
       <w:pPr>
         <w:shd w:fill="121314" w:val="clear"/>
-        <w:spacing w:after="120" w:line="325.71428571428567" w:lineRule="auto"/>
+        <w:spacing w:after="120" w:line="326" w:lineRule="auto"/>
         <w:rPr>
           <w:rFonts w:ascii="Courier New" w:cs="Courier New" w:eastAsia="Courier New" w:hAnsi="Courier New"/>
           <w:color w:val="bbbebf"/>
@@ -31712,7 +31791,7 @@
         <w:spacing w:after="120" w:line="300" w:lineRule="auto"/>
         <w:rPr/>
       </w:pPr>
-      <w:hyperlink r:id="rId27">
+      <w:hyperlink r:id="rId28">
         <w:r>
           <w:rPr>
             <w:color w:val="1155cc"/>
@@ -31759,7 +31838,7 @@
     <w:p>
       <w:pPr>
         <w:shd w:fill="121314" w:val="clear"/>
-        <w:spacing w:after="120" w:line="325.71428571428567" w:lineRule="auto"/>
+        <w:spacing w:after="120" w:line="326" w:lineRule="auto"/>
         <w:rPr>
           <w:rFonts w:ascii="Courier New" w:cs="Courier New" w:eastAsia="Courier New" w:hAnsi="Courier New"/>
           <w:color w:val="8b949e"/>
@@ -31781,7 +31860,7 @@
     <w:p>
       <w:pPr>
         <w:shd w:fill="121314" w:val="clear"/>
-        <w:spacing w:after="120" w:line="325.71428571428567" w:lineRule="auto"/>
+        <w:spacing w:after="120" w:line="326" w:lineRule="auto"/>
         <w:rPr>
           <w:rFonts w:ascii="Courier New" w:cs="Courier New" w:eastAsia="Courier New" w:hAnsi="Courier New"/>
           <w:color w:val="8b949e"/>
@@ -31803,7 +31882,7 @@
     <w:p>
       <w:pPr>
         <w:shd w:fill="121314" w:val="clear"/>
-        <w:spacing w:after="120" w:line="325.71428571428567" w:lineRule="auto"/>
+        <w:spacing w:after="120" w:line="326" w:lineRule="auto"/>
         <w:rPr>
           <w:rFonts w:ascii="Courier New" w:cs="Courier New" w:eastAsia="Courier New" w:hAnsi="Courier New"/>
           <w:color w:val="8b949e"/>
@@ -31825,7 +31904,7 @@
     <w:p>
       <w:pPr>
         <w:shd w:fill="121314" w:val="clear"/>
-        <w:spacing w:after="120" w:line="325.71428571428567" w:lineRule="auto"/>
+        <w:spacing w:after="120" w:line="326" w:lineRule="auto"/>
         <w:rPr>
           <w:rFonts w:ascii="Courier New" w:cs="Courier New" w:eastAsia="Courier New" w:hAnsi="Courier New"/>
           <w:color w:val="8b949e"/>
@@ -31847,7 +31926,7 @@
     <w:p>
       <w:pPr>
         <w:shd w:fill="121314" w:val="clear"/>
-        <w:spacing w:after="120" w:line="325.71428571428567" w:lineRule="auto"/>
+        <w:spacing w:after="120" w:line="326" w:lineRule="auto"/>
         <w:rPr>
           <w:rFonts w:ascii="Courier New" w:cs="Courier New" w:eastAsia="Courier New" w:hAnsi="Courier New"/>
           <w:color w:val="8b949e"/>
@@ -31869,7 +31948,7 @@
     <w:p>
       <w:pPr>
         <w:shd w:fill="121314" w:val="clear"/>
-        <w:spacing w:after="160" w:before="120" w:line="325.71428571428567" w:lineRule="auto"/>
+        <w:spacing w:after="160" w:before="120" w:line="326" w:lineRule="auto"/>
         <w:rPr>
           <w:rFonts w:ascii="Courier New" w:cs="Courier New" w:eastAsia="Courier New" w:hAnsi="Courier New"/>
           <w:color w:val="a5d6ff"/>
@@ -31911,7 +31990,7 @@
     <w:p>
       <w:pPr>
         <w:shd w:fill="121314" w:val="clear"/>
-        <w:spacing w:after="160" w:before="120" w:line="325.71428571428567" w:lineRule="auto"/>
+        <w:spacing w:after="160" w:before="120" w:line="326" w:lineRule="auto"/>
         <w:rPr>
           <w:rFonts w:ascii="Courier New" w:cs="Courier New" w:eastAsia="Courier New" w:hAnsi="Courier New"/>
           <w:color w:val="bbbebf"/>
@@ -31983,7 +32062,7 @@
     <w:p>
       <w:pPr>
         <w:shd w:fill="121314" w:val="clear"/>
-        <w:spacing w:after="160" w:before="120" w:line="325.71428571428567" w:lineRule="auto"/>
+        <w:spacing w:after="160" w:before="120" w:line="326" w:lineRule="auto"/>
         <w:rPr>
           <w:rFonts w:ascii="Courier New" w:cs="Courier New" w:eastAsia="Courier New" w:hAnsi="Courier New"/>
           <w:color w:val="bbbebf"/>
@@ -32000,7 +32079,7 @@
     <w:p>
       <w:pPr>
         <w:shd w:fill="121314" w:val="clear"/>
-        <w:spacing w:after="160" w:before="120" w:line="325.71428571428567" w:lineRule="auto"/>
+        <w:spacing w:after="160" w:before="120" w:line="326" w:lineRule="auto"/>
         <w:rPr>
           <w:rFonts w:ascii="Courier New" w:cs="Courier New" w:eastAsia="Courier New" w:hAnsi="Courier New"/>
           <w:color w:val="bbbebf"/>
@@ -32052,7 +32131,7 @@
     <w:p>
       <w:pPr>
         <w:shd w:fill="121314" w:val="clear"/>
-        <w:spacing w:after="160" w:before="120" w:line="325.71428571428567" w:lineRule="auto"/>
+        <w:spacing w:after="160" w:before="120" w:line="326" w:lineRule="auto"/>
         <w:rPr>
           <w:rFonts w:ascii="Courier New" w:cs="Courier New" w:eastAsia="Courier New" w:hAnsi="Courier New"/>
           <w:color w:val="bbbebf"/>
@@ -32154,7 +32233,7 @@
     <w:p>
       <w:pPr>
         <w:shd w:fill="121314" w:val="clear"/>
-        <w:spacing w:after="160" w:before="120" w:line="325.71428571428567" w:lineRule="auto"/>
+        <w:spacing w:after="160" w:before="120" w:line="326" w:lineRule="auto"/>
         <w:rPr>
           <w:rFonts w:ascii="Courier New" w:cs="Courier New" w:eastAsia="Courier New" w:hAnsi="Courier New"/>
           <w:color w:val="bbbebf"/>
@@ -32316,7 +32395,7 @@
     <w:p>
       <w:pPr>
         <w:shd w:fill="121314" w:val="clear"/>
-        <w:spacing w:after="160" w:before="120" w:line="325.71428571428567" w:lineRule="auto"/>
+        <w:spacing w:after="160" w:before="120" w:line="326" w:lineRule="auto"/>
         <w:rPr>
           <w:rFonts w:ascii="Courier New" w:cs="Courier New" w:eastAsia="Courier New" w:hAnsi="Courier New"/>
           <w:color w:val="c9d1d9"/>
@@ -32428,7 +32507,7 @@
     <w:p>
       <w:pPr>
         <w:shd w:fill="121314" w:val="clear"/>
-        <w:spacing w:after="160" w:before="120" w:line="325.71428571428567" w:lineRule="auto"/>
+        <w:spacing w:after="160" w:before="120" w:line="326" w:lineRule="auto"/>
         <w:rPr>
           <w:rFonts w:ascii="Courier New" w:cs="Courier New" w:eastAsia="Courier New" w:hAnsi="Courier New"/>
           <w:color w:val="c9d1d9"/>
@@ -32510,7 +32589,7 @@
     <w:p>
       <w:pPr>
         <w:shd w:fill="121314" w:val="clear"/>
-        <w:spacing w:after="160" w:before="120" w:line="325.71428571428567" w:lineRule="auto"/>
+        <w:spacing w:after="160" w:before="120" w:line="326" w:lineRule="auto"/>
         <w:rPr>
           <w:rFonts w:ascii="Courier New" w:cs="Courier New" w:eastAsia="Courier New" w:hAnsi="Courier New"/>
           <w:color w:val="c9d1d9"/>
@@ -32572,7 +32651,7 @@
     <w:p>
       <w:pPr>
         <w:shd w:fill="121314" w:val="clear"/>
-        <w:spacing w:after="160" w:before="120" w:line="325.71428571428567" w:lineRule="auto"/>
+        <w:spacing w:after="160" w:before="120" w:line="326" w:lineRule="auto"/>
         <w:rPr>
           <w:rFonts w:ascii="Courier New" w:cs="Courier New" w:eastAsia="Courier New" w:hAnsi="Courier New"/>
           <w:color w:val="c9d1d9"/>
@@ -32674,7 +32753,7 @@
     <w:p>
       <w:pPr>
         <w:shd w:fill="121314" w:val="clear"/>
-        <w:spacing w:after="160" w:before="120" w:line="325.71428571428567" w:lineRule="auto"/>
+        <w:spacing w:after="160" w:before="120" w:line="326" w:lineRule="auto"/>
         <w:rPr>
           <w:rFonts w:ascii="Courier New" w:cs="Courier New" w:eastAsia="Courier New" w:hAnsi="Courier New"/>
           <w:color w:val="c9d1d9"/>
@@ -32696,7 +32775,7 @@
     <w:p>
       <w:pPr>
         <w:shd w:fill="121314" w:val="clear"/>
-        <w:spacing w:after="160" w:before="120" w:line="325.71428571428567" w:lineRule="auto"/>
+        <w:spacing w:after="160" w:before="120" w:line="326" w:lineRule="auto"/>
         <w:rPr>
           <w:rFonts w:ascii="Courier New" w:cs="Courier New" w:eastAsia="Courier New" w:hAnsi="Courier New"/>
           <w:color w:val="bbbebf"/>
@@ -32781,7 +32860,7 @@
         </w:rPr>
         <w:t xml:space="preserve">Request: </w:t>
       </w:r>
-      <w:hyperlink r:id="rId28">
+      <w:hyperlink r:id="rId29">
         <w:r>
           <w:rPr>
             <w:color w:val="1155cc"/>
@@ -32882,7 +32961,7 @@
         </w:rPr>
         <w:t xml:space="preserve">2: </w:t>
       </w:r>
-      <w:hyperlink r:id="rId29">
+      <w:hyperlink r:id="rId30">
         <w:r>
           <w:rPr>
             <w:color w:val="1155cc"/>
@@ -32965,16 +33044,16 @@
           <wp:inline distB="114300" distT="114300" distL="114300" distR="114300">
             <wp:extent cx="2800350" cy="457200"/>
             <wp:effectExtent b="0" l="0" r="0" t="0"/>
-            <wp:docPr id="67" name="image21.png"/>
+            <wp:docPr id="68" name="image22.png"/>
             <a:graphic>
               <a:graphicData uri="http://schemas.openxmlformats.org/drawingml/2006/picture">
                 <pic:pic>
                   <pic:nvPicPr>
-                    <pic:cNvPr id="0" name="image21.png"/>
+                    <pic:cNvPr id="0" name="image22.png"/>
                     <pic:cNvPicPr preferRelativeResize="0"/>
                   </pic:nvPicPr>
                   <pic:blipFill>
-                    <a:blip r:embed="rId30"/>
+                    <a:blip r:embed="rId31"/>
                     <a:srcRect b="0" l="0" r="0" t="0"/>
                     <a:stretch>
                       <a:fillRect/>
@@ -33014,7 +33093,7 @@
           <w:szCs w:val="24"/>
           <w:rtl w:val="0"/>
         </w:rPr>
-        <w:t xml:space="preserve">Рис. 15 Результат виконання Lab 1 Task 1 у консолі</w:t>
+        <w:t xml:space="preserve">Рис. 16 Результат виконання Lab 1 Task 1 у консолі</w:t>
       </w:r>
       <w:r>
         <w:rPr>
@@ -33095,16 +33174,16 @@
           <wp:inline distB="114300" distT="114300" distL="114300" distR="114300">
             <wp:extent cx="2724150" cy="1552575"/>
             <wp:effectExtent b="0" l="0" r="0" t="0"/>
-            <wp:docPr id="68" name="image20.png"/>
+            <wp:docPr id="69" name="image26.png"/>
             <a:graphic>
               <a:graphicData uri="http://schemas.openxmlformats.org/drawingml/2006/picture">
                 <pic:pic>
                   <pic:nvPicPr>
-                    <pic:cNvPr id="0" name="image20.png"/>
+                    <pic:cNvPr id="0" name="image26.png"/>
                     <pic:cNvPicPr preferRelativeResize="0"/>
                   </pic:nvPicPr>
                   <pic:blipFill>
-                    <a:blip r:embed="rId31"/>
+                    <a:blip r:embed="rId32"/>
                     <a:srcRect b="0" l="0" r="0" t="0"/>
                     <a:stretch>
                       <a:fillRect/>
@@ -33144,7 +33223,7 @@
           <w:szCs w:val="24"/>
           <w:rtl w:val="0"/>
         </w:rPr>
-        <w:t xml:space="preserve">Рис. 16 Результат виконання Lab 1 Task 2 у консолі</w:t>
+        <w:t xml:space="preserve">Рис. 17 Результат виконання Lab 1 Task 2 у консолі</w:t>
       </w:r>
       <w:r>
         <w:rPr>
@@ -33231,16 +33310,16 @@
           <wp:inline distB="114300" distT="114300" distL="114300" distR="114300">
             <wp:extent cx="5940115" cy="152400"/>
             <wp:effectExtent b="0" l="0" r="0" t="0"/>
-            <wp:docPr id="69" name="image25.png"/>
+            <wp:docPr id="70" name="image27.png"/>
             <a:graphic>
               <a:graphicData uri="http://schemas.openxmlformats.org/drawingml/2006/picture">
                 <pic:pic>
                   <pic:nvPicPr>
-                    <pic:cNvPr id="0" name="image25.png"/>
+                    <pic:cNvPr id="0" name="image27.png"/>
                     <pic:cNvPicPr preferRelativeResize="0"/>
                   </pic:nvPicPr>
                   <pic:blipFill>
-                    <a:blip r:embed="rId32"/>
+                    <a:blip r:embed="rId33"/>
                     <a:srcRect b="0" l="0" r="0" t="0"/>
                     <a:stretch>
                       <a:fillRect/>
@@ -33280,7 +33359,7 @@
           <w:szCs w:val="24"/>
           <w:rtl w:val="0"/>
         </w:rPr>
-        <w:t xml:space="preserve">Рис. 17 Результат перевірки розв’язку Algotester Lab 1 Task 1</w:t>
+        <w:t xml:space="preserve">Рис. 18 Результат перевірки розв’язку Algotester Lab 1 Task 1</w:t>
       </w:r>
       <w:r>
         <w:rPr>
@@ -33432,7 +33511,7 @@
           <wp:inline distB="114300" distT="114300" distL="114300" distR="114300">
             <wp:extent cx="5940115" cy="2895600"/>
             <wp:effectExtent b="0" l="0" r="0" t="0"/>
-            <wp:docPr id="70" name="image24.png"/>
+            <wp:docPr id="71" name="image24.png"/>
             <a:graphic>
               <a:graphicData uri="http://schemas.openxmlformats.org/drawingml/2006/picture">
                 <pic:pic>
@@ -33441,7 +33520,7 @@
                     <pic:cNvPicPr preferRelativeResize="0"/>
                   </pic:nvPicPr>
                   <pic:blipFill>
-                    <a:blip r:embed="rId33"/>
+                    <a:blip r:embed="rId34"/>
                     <a:srcRect b="0" l="0" r="0" t="0"/>
                     <a:stretch>
                       <a:fillRect/>
@@ -33481,7 +33560,7 @@
           <w:szCs w:val="24"/>
           <w:rtl w:val="0"/>
         </w:rPr>
-        <w:t xml:space="preserve">Рис. 18 Перевірка результатів у Binary Calculator на Calculator.net</w:t>
+        <w:t xml:space="preserve">Рис. 19 Перевірка результатів у Binary Calculator на Calculator.net</w:t>
       </w:r>
       <w:r>
         <w:rPr>
@@ -33523,16 +33602,16 @@
           <wp:inline distB="114300" distT="114300" distL="114300" distR="114300">
             <wp:extent cx="4772025" cy="1495425"/>
             <wp:effectExtent b="0" l="0" r="0" t="0"/>
-            <wp:docPr id="71" name="image23.png"/>
+            <wp:docPr id="72" name="image25.png"/>
             <a:graphic>
               <a:graphicData uri="http://schemas.openxmlformats.org/drawingml/2006/picture">
                 <pic:pic>
                   <pic:nvPicPr>
-                    <pic:cNvPr id="0" name="image23.png"/>
+                    <pic:cNvPr id="0" name="image25.png"/>
                     <pic:cNvPicPr preferRelativeResize="0"/>
                   </pic:nvPicPr>
                   <pic:blipFill>
-                    <a:blip r:embed="rId34"/>
+                    <a:blip r:embed="rId35"/>
                     <a:srcRect b="0" l="0" r="0" t="0"/>
                     <a:stretch>
                       <a:fillRect/>
@@ -33572,12 +33651,30 @@
           <w:szCs w:val="24"/>
           <w:rtl w:val="0"/>
         </w:rPr>
-        <w:t xml:space="preserve">Рис. 19 Результат виконання Class Practice Task у консолі</w:t>
-      </w:r>
-      <w:r>
-        <w:rPr>
-          <w:rtl w:val="0"/>
-        </w:rPr>
+        <w:t xml:space="preserve">Рис. 20 Результат виконання Class Practice Task у консолі</w:t>
+      </w:r>
+      <w:r>
+        <w:rPr>
+          <w:rtl w:val="0"/>
+        </w:rPr>
+      </w:r>
+    </w:p>
+    <w:p>
+      <w:pPr>
+        <w:spacing w:after="120" w:line="300" w:lineRule="auto"/>
+        <w:jc w:val="both"/>
+        <w:rPr>
+          <w:sz w:val="26"/>
+          <w:szCs w:val="26"/>
+        </w:rPr>
+      </w:pPr>
+      <w:r>
+        <w:rPr>
+          <w:sz w:val="26"/>
+          <w:szCs w:val="26"/>
+          <w:rtl w:val="0"/>
+        </w:rPr>
+        <w:t xml:space="preserve">Час, затрачений на виконання завдання: 1,5 год.</w:t>
       </w:r>
     </w:p>
     <w:p>
@@ -33586,14 +33683,6 @@
         <w:jc w:val="both"/>
         <w:rPr/>
       </w:pPr>
-      <w:r>
-        <w:rPr>
-          <w:sz w:val="26"/>
-          <w:szCs w:val="26"/>
-          <w:rtl w:val="0"/>
-        </w:rPr>
-        <w:t xml:space="preserve">Час, затрачений на виконання завдання: 1,5 год.</w:t>
-      </w:r>
       <w:r>
         <w:rPr>
           <w:rtl w:val="0"/>
@@ -33647,16 +33736,16 @@
           <wp:inline distB="114300" distT="114300" distL="114300" distR="114300">
             <wp:extent cx="5940115" cy="190500"/>
             <wp:effectExtent b="0" l="0" r="0" t="0"/>
-            <wp:docPr id="46" name="image26.png"/>
+            <wp:docPr id="46" name="image1.png"/>
             <a:graphic>
               <a:graphicData uri="http://schemas.openxmlformats.org/drawingml/2006/picture">
                 <pic:pic>
                   <pic:nvPicPr>
-                    <pic:cNvPr id="0" name="image26.png"/>
+                    <pic:cNvPr id="0" name="image1.png"/>
                     <pic:cNvPicPr preferRelativeResize="0"/>
                   </pic:nvPicPr>
                   <pic:blipFill>
-                    <a:blip r:embed="rId35"/>
+                    <a:blip r:embed="rId36"/>
                     <a:srcRect b="0" l="0" r="0" t="0"/>
                     <a:stretch>
                       <a:fillRect/>
@@ -33696,7 +33785,7 @@
           <w:szCs w:val="24"/>
           <w:rtl w:val="0"/>
         </w:rPr>
-        <w:t xml:space="preserve">Рис. 20 Результат перевірки Self Practice Task 1 в Algotester</w:t>
+        <w:t xml:space="preserve">Рис. 21 Результат перевірки Self Practice Task 1 в Algotester</w:t>
       </w:r>
       <w:r>
         <w:rPr>
@@ -33778,16 +33867,16 @@
           <wp:inline distB="114300" distT="114300" distL="114300" distR="114300">
             <wp:extent cx="5940115" cy="254000"/>
             <wp:effectExtent b="0" l="0" r="0" t="0"/>
-            <wp:docPr id="47" name="image1.png"/>
+            <wp:docPr id="50" name="image5.png"/>
             <a:graphic>
               <a:graphicData uri="http://schemas.openxmlformats.org/drawingml/2006/picture">
                 <pic:pic>
                   <pic:nvPicPr>
-                    <pic:cNvPr id="0" name="image1.png"/>
+                    <pic:cNvPr id="0" name="image5.png"/>
                     <pic:cNvPicPr preferRelativeResize="0"/>
                   </pic:nvPicPr>
                   <pic:blipFill>
-                    <a:blip r:embed="rId36"/>
+                    <a:blip r:embed="rId37"/>
                     <a:srcRect b="0" l="0" r="0" t="0"/>
                     <a:stretch>
                       <a:fillRect/>
@@ -33827,7 +33916,7 @@
           <w:szCs w:val="24"/>
           <w:rtl w:val="0"/>
         </w:rPr>
-        <w:t xml:space="preserve">Рис. 21 Результат перевірки Self Practice Task 2 в Algotester</w:t>
+        <w:t xml:space="preserve">Рис. 22 Результат перевірки Self Practice Task 2 в Algotester</w:t>
       </w:r>
       <w:r>
         <w:rPr>
@@ -33887,16 +33976,16 @@
           <wp:inline distB="114300" distT="114300" distL="114300" distR="114300">
             <wp:extent cx="5940115" cy="152400"/>
             <wp:effectExtent b="0" l="0" r="0" t="0"/>
-            <wp:docPr id="48" name="image19.png"/>
+            <wp:docPr id="51" name="image6.png"/>
             <a:graphic>
               <a:graphicData uri="http://schemas.openxmlformats.org/drawingml/2006/picture">
                 <pic:pic>
                   <pic:nvPicPr>
-                    <pic:cNvPr id="0" name="image19.png"/>
+                    <pic:cNvPr id="0" name="image6.png"/>
                     <pic:cNvPicPr preferRelativeResize="0"/>
                   </pic:nvPicPr>
                   <pic:blipFill>
-                    <a:blip r:embed="rId37"/>
+                    <a:blip r:embed="rId38"/>
                     <a:srcRect b="0" l="0" r="0" t="0"/>
                     <a:stretch>
                       <a:fillRect/>
@@ -33936,7 +34025,7 @@
           <w:szCs w:val="24"/>
           <w:rtl w:val="0"/>
         </w:rPr>
-        <w:t xml:space="preserve">Рис. 22 Результат перевірки Self Practice Task 3 в Algotester</w:t>
+        <w:t xml:space="preserve">Рис. 23 Результат перевірки Self Practice Task 3 в Algotester</w:t>
       </w:r>
       <w:r>
         <w:rPr>
@@ -36021,16 +36110,16 @@
           <wp:inline distB="114300" distT="114300" distL="114300" distR="114300">
             <wp:extent cx="5940115" cy="3365500"/>
             <wp:effectExtent b="0" l="0" r="0" t="0"/>
-            <wp:docPr id="49" name="image17.jpg"/>
+            <wp:docPr id="52" name="image7.jpg"/>
             <a:graphic>
               <a:graphicData uri="http://schemas.openxmlformats.org/drawingml/2006/picture">
                 <pic:pic>
                   <pic:nvPicPr>
-                    <pic:cNvPr id="0" name="image17.jpg"/>
+                    <pic:cNvPr id="0" name="image7.jpg"/>
                     <pic:cNvPicPr preferRelativeResize="0"/>
                   </pic:nvPicPr>
                   <pic:blipFill>
-                    <a:blip r:embed="rId38"/>
+                    <a:blip r:embed="rId39"/>
                     <a:srcRect b="0" l="0" r="0" t="0"/>
                     <a:stretch>
                       <a:fillRect/>
@@ -36075,7 +36164,7 @@
           <w:szCs w:val="24"/>
           <w:rtl w:val="0"/>
         </w:rPr>
-        <w:t xml:space="preserve">Рис. 23 Обговорення завдань з командою в Google Meet №1</w:t>
+        <w:t xml:space="preserve">Рис. 24 Обговорення завдань з командою в Google Meet №1</w:t>
       </w:r>
     </w:p>
     <w:p>
@@ -36090,16 +36179,16 @@
           <wp:inline distB="114300" distT="114300" distL="114300" distR="114300">
             <wp:extent cx="5940115" cy="3149600"/>
             <wp:effectExtent b="0" l="0" r="0" t="0"/>
-            <wp:docPr id="50" name="image15.jpg"/>
+            <wp:docPr id="53" name="image8.jpg"/>
             <a:graphic>
               <a:graphicData uri="http://schemas.openxmlformats.org/drawingml/2006/picture">
                 <pic:pic>
                   <pic:nvPicPr>
-                    <pic:cNvPr id="0" name="image15.jpg"/>
+                    <pic:cNvPr id="0" name="image8.jpg"/>
                     <pic:cNvPicPr preferRelativeResize="0"/>
                   </pic:nvPicPr>
                   <pic:blipFill>
-                    <a:blip r:embed="rId39"/>
+                    <a:blip r:embed="rId40"/>
                     <a:srcRect b="0" l="0" r="0" t="0"/>
                     <a:stretch>
                       <a:fillRect/>
@@ -36139,7 +36228,7 @@
           <w:szCs w:val="24"/>
           <w:rtl w:val="0"/>
         </w:rPr>
-        <w:t xml:space="preserve">Рис. 24 Обговорення завдань з командою в Google Meet №2</w:t>
+        <w:t xml:space="preserve">Рис. 25 Обговорення завдань з командою в Google Meet №2</w:t>
       </w:r>
       <w:r>
         <w:rPr>
@@ -36165,16 +36254,16 @@
           <wp:inline distB="114300" distT="114300" distL="114300" distR="114300">
             <wp:extent cx="5940115" cy="3340100"/>
             <wp:effectExtent b="0" l="0" r="0" t="0"/>
-            <wp:docPr id="51" name="image14.png"/>
+            <wp:docPr id="54" name="image13.png"/>
             <a:graphic>
               <a:graphicData uri="http://schemas.openxmlformats.org/drawingml/2006/picture">
                 <pic:pic>
                   <pic:nvPicPr>
-                    <pic:cNvPr id="0" name="image14.png"/>
+                    <pic:cNvPr id="0" name="image13.png"/>
                     <pic:cNvPicPr preferRelativeResize="0"/>
                   </pic:nvPicPr>
                   <pic:blipFill>
-                    <a:blip r:embed="rId40"/>
+                    <a:blip r:embed="rId41"/>
                     <a:srcRect b="0" l="0" r="0" t="0"/>
                     <a:stretch>
                       <a:fillRect/>
@@ -36214,7 +36303,7 @@
           <w:szCs w:val="24"/>
           <w:rtl w:val="0"/>
         </w:rPr>
-        <w:t xml:space="preserve">Рис. 25 Загальна дошка Trello</w:t>
+        <w:t xml:space="preserve">Рис. 26 Загальна дошка Trello</w:t>
       </w:r>
       <w:r>
         <w:rPr>
@@ -36483,11 +36572,11 @@
       </w:r>
     </w:p>
     <w:sectPr>
-      <w:headerReference r:id="rId41" w:type="first"/>
-      <w:footerReference r:id="rId42" w:type="default"/>
-      <w:footerReference r:id="rId43" w:type="first"/>
+      <w:headerReference r:id="rId42" w:type="first"/>
+      <w:footerReference r:id="rId43" w:type="default"/>
+      <w:footerReference r:id="rId44" w:type="first"/>
       <w:pgSz w:h="16838" w:w="11906" w:orient="portrait"/>
-      <w:pgMar w:bottom="1134" w:top="1134" w:left="1701" w:right="850" w:header="708" w:footer="708"/>
+      <w:pgMar w:bottom="1134" w:top="1134" w:left="1701" w:right="850" w:header="708" w:footer="708" w:gutter="0"/>
       <w:pgNumType w:start="0"/>
       <w:titlePg w:val="1"/>
     </w:sectPr>
